--- a/Relation/Documentation.docx
+++ b/Relation/Documentation.docx
@@ -143,12 +143,17 @@
     <w:p>
       <w:pPr>
         <w:spacing w:before="40" w:after="80"/>
+        <w:rPr>
+          <w:sz w:val="22"/>
+          <w:szCs w:val="22"/>
+        </w:rPr>
       </w:pPr>
       <w:r>
         <w:rPr>
           <w:rFonts w:ascii="Arial" w:hAnsi="Arial"/>
           <w:color w:val="000000"/>
           <w:sz w:val="22"/>
+          <w:szCs w:val="22"/>
         </w:rPr>
         <w:t>Enterprise network infrastructures are rarely built from scratch. They accumulate legacy services, deprecated protocols, and open ports over years of organic growth. When a security audit or compliance review demands hardening, network administrators face a combinatorial challenge: which services to disable, which ports to close, which to migrate, and in what order — all without breaking the services that business operations depend on.</w:t>
       </w:r>
@@ -162,6 +167,7 @@
           <w:rFonts w:ascii="Arial" w:hAnsi="Arial"/>
           <w:color w:val="000000"/>
           <w:sz w:val="22"/>
+          <w:szCs w:val="22"/>
         </w:rPr>
         <w:t xml:space="preserve">This project, Network Hardening Planner, frames network hardening as a formal Automated Planning problem and solves it optimally using the Unified Planning Framework and the Fast Downward solver. Given a machine-readable </w:t>
       </w:r>
@@ -169,6 +175,8 @@
         <w:rPr>
           <w:rFonts w:ascii="Arial" w:hAnsi="Arial"/>
           <w:color w:val="000000"/>
+          <w:sz w:val="22"/>
+          <w:szCs w:val="22"/>
         </w:rPr>
         <w:t xml:space="preserve">JSON </w:t>
       </w:r>
@@ -177,6 +185,7 @@
           <w:rFonts w:ascii="Arial" w:hAnsi="Arial"/>
           <w:color w:val="000000"/>
           <w:sz w:val="22"/>
+          <w:szCs w:val="22"/>
         </w:rPr>
         <w:t>description of a network (hosts, services, ports, dependencies, vulnerabilities) and a security policy (forbidden ports, forbidden services), the system produces a plan — a legally ordered sequence of hardening actions — that satisfies all security goals without breaking continuity of service.</w:t>
       </w:r>
@@ -205,12 +214,17 @@
     <w:p>
       <w:pPr>
         <w:spacing w:before="40" w:after="80"/>
+        <w:rPr>
+          <w:sz w:val="22"/>
+          <w:szCs w:val="22"/>
+        </w:rPr>
       </w:pPr>
       <w:r>
         <w:rPr>
           <w:rFonts w:ascii="Arial" w:hAnsi="Arial"/>
           <w:color w:val="000000"/>
           <w:sz w:val="22"/>
+          <w:szCs w:val="22"/>
         </w:rPr>
         <w:t>The project uses Classical (STRIPS-like</w:t>
       </w:r>
@@ -218,6 +232,8 @@
         <w:rPr>
           <w:rFonts w:ascii="Arial" w:hAnsi="Arial"/>
           <w:color w:val="000000"/>
+          <w:sz w:val="22"/>
+          <w:szCs w:val="22"/>
         </w:rPr>
         <w:t xml:space="preserve"> + grounding</w:t>
       </w:r>
@@ -226,6 +242,7 @@
           <w:rFonts w:ascii="Arial" w:hAnsi="Arial"/>
           <w:color w:val="000000"/>
           <w:sz w:val="22"/>
+          <w:szCs w:val="22"/>
         </w:rPr>
         <w:t>) Planning as its core formalism. This choice is deliberate and well-justified by the structure of the problem.</w:t>
       </w:r>
@@ -234,6 +251,7 @@
       <w:pPr>
         <w:spacing w:before="240" w:after="80"/>
       </w:pPr>
+      <w:proofErr w:type="gramStart"/>
       <w:r>
         <w:rPr>
           <w:rFonts w:ascii="Arial" w:hAnsi="Arial"/>
@@ -241,25 +259,82 @@
           <w:color w:val="2E75B6"/>
           <w:sz w:val="28"/>
         </w:rPr>
-        <w:t>2.1  Why Classical Planning?</w:t>
+        <w:t>2.1  Why</w:t>
+      </w:r>
+      <w:proofErr w:type="gramEnd"/>
+      <w:r>
+        <w:rPr>
+          <w:rFonts w:ascii="Arial" w:hAnsi="Arial"/>
+          <w:b/>
+          <w:color w:val="2E75B6"/>
+          <w:sz w:val="28"/>
+        </w:rPr>
+        <w:t xml:space="preserve"> Classical Planning?</w:t>
       </w:r>
     </w:p>
     <w:p>
       <w:pPr>
         <w:spacing w:before="40" w:after="80"/>
+        <w:rPr>
+          <w:sz w:val="22"/>
+          <w:szCs w:val="22"/>
+        </w:rPr>
       </w:pPr>
       <w:r>
         <w:rPr>
           <w:rFonts w:ascii="Arial" w:hAnsi="Arial"/>
           <w:color w:val="000000"/>
           <w:sz w:val="22"/>
-        </w:rPr>
-        <w:t>Classical planning operates on a state space defined by a finite set of boolean fluents (propositions)</w:t>
-      </w:r>
+          <w:szCs w:val="22"/>
+        </w:rPr>
+        <w:t xml:space="preserve">Classical planning operates on a state space defined by a finite set of </w:t>
+      </w:r>
+      <w:proofErr w:type="spellStart"/>
       <w:r>
         <w:rPr>
           <w:rFonts w:ascii="Arial" w:hAnsi="Arial"/>
           <w:color w:val="000000"/>
+          <w:sz w:val="22"/>
+          <w:szCs w:val="22"/>
+        </w:rPr>
+        <w:t>boolean</w:t>
+      </w:r>
+      <w:proofErr w:type="spellEnd"/>
+      <w:r>
+        <w:rPr>
+          <w:rFonts w:ascii="Arial" w:hAnsi="Arial"/>
+          <w:color w:val="000000"/>
+          <w:sz w:val="22"/>
+          <w:szCs w:val="22"/>
+        </w:rPr>
+        <w:t xml:space="preserve"> </w:t>
+      </w:r>
+      <w:proofErr w:type="spellStart"/>
+      <w:r>
+        <w:rPr>
+          <w:rFonts w:ascii="Arial" w:hAnsi="Arial"/>
+          <w:color w:val="000000"/>
+          <w:sz w:val="22"/>
+          <w:szCs w:val="22"/>
+        </w:rPr>
+        <w:t>fluents</w:t>
+      </w:r>
+      <w:proofErr w:type="spellEnd"/>
+      <w:r>
+        <w:rPr>
+          <w:rFonts w:ascii="Arial" w:hAnsi="Arial"/>
+          <w:color w:val="000000"/>
+          <w:sz w:val="22"/>
+          <w:szCs w:val="22"/>
+        </w:rPr>
+        <w:t xml:space="preserve"> (propositions)</w:t>
+      </w:r>
+      <w:r>
+        <w:rPr>
+          <w:rFonts w:ascii="Arial" w:hAnsi="Arial"/>
+          <w:color w:val="000000"/>
+          <w:sz w:val="22"/>
+          <w:szCs w:val="22"/>
         </w:rPr>
         <w:t xml:space="preserve"> and actions, which</w:t>
       </w:r>
@@ -268,6 +343,7 @@
           <w:rFonts w:ascii="Arial" w:hAnsi="Arial"/>
           <w:color w:val="000000"/>
           <w:sz w:val="22"/>
+          <w:szCs w:val="22"/>
         </w:rPr>
         <w:t xml:space="preserve"> have typed preconditions and deterministic effects. Given an initial state</w:t>
       </w:r>
@@ -275,28 +351,37 @@
         <w:rPr>
           <w:rFonts w:ascii="Arial" w:hAnsi="Arial"/>
           <w:color w:val="000000"/>
-        </w:rPr>
-        <w:t xml:space="preserve">, </w:t>
-      </w:r>
+          <w:sz w:val="22"/>
+          <w:szCs w:val="22"/>
+        </w:rPr>
+        <w:t xml:space="preserve">, a conjunction of true </w:t>
+      </w:r>
+      <w:proofErr w:type="spellStart"/>
       <w:r>
         <w:rPr>
           <w:rFonts w:ascii="Arial" w:hAnsi="Arial"/>
           <w:color w:val="000000"/>
-        </w:rPr>
-        <w:t xml:space="preserve">a conjunction of </w:t>
-      </w:r>
+          <w:sz w:val="22"/>
+          <w:szCs w:val="22"/>
+        </w:rPr>
+        <w:t>fluents</w:t>
+      </w:r>
+      <w:proofErr w:type="spellEnd"/>
       <w:r>
         <w:rPr>
           <w:rFonts w:ascii="Arial" w:hAnsi="Arial"/>
           <w:color w:val="000000"/>
-        </w:rPr>
-        <w:t>true fluents,</w:t>
+          <w:sz w:val="22"/>
+          <w:szCs w:val="22"/>
+        </w:rPr>
+        <w:t>,</w:t>
       </w:r>
       <w:r>
         <w:rPr>
           <w:rFonts w:ascii="Arial" w:hAnsi="Arial"/>
           <w:color w:val="000000"/>
           <w:sz w:val="22"/>
+          <w:szCs w:val="22"/>
         </w:rPr>
         <w:t xml:space="preserve"> and a set of goal conditions, the planner finds a sequence of actions that transitions from initial state to goal state.</w:t>
       </w:r>
@@ -304,12 +389,17 @@
     <w:p>
       <w:pPr>
         <w:spacing w:before="40" w:after="80"/>
+        <w:rPr>
+          <w:sz w:val="22"/>
+          <w:szCs w:val="22"/>
+        </w:rPr>
       </w:pPr>
       <w:r>
         <w:rPr>
           <w:rFonts w:ascii="Arial" w:hAnsi="Arial"/>
           <w:color w:val="000000"/>
           <w:sz w:val="22"/>
+          <w:szCs w:val="22"/>
         </w:rPr>
         <w:t>Network hardening maps cleanly onto this formalism:</w:t>
       </w:r>
@@ -319,11 +409,16 @@
         <w:pStyle w:val="ListBullet"/>
         <w:spacing w:before="20" w:after="20"/>
         <w:ind w:left="432"/>
-      </w:pPr>
-      <w:r>
-        <w:rPr>
-          <w:rFonts w:ascii="Arial" w:hAnsi="Arial"/>
-          <w:sz w:val="22"/>
+        <w:rPr>
+          <w:sz w:val="22"/>
+          <w:szCs w:val="22"/>
+        </w:rPr>
+      </w:pPr>
+      <w:r>
+        <w:rPr>
+          <w:rFonts w:ascii="Arial" w:hAnsi="Arial"/>
+          <w:sz w:val="22"/>
+          <w:szCs w:val="22"/>
         </w:rPr>
         <w:t>The state is fully observable: we know which ports are open, which services are active, which are vulnerable.</w:t>
       </w:r>
@@ -333,11 +428,16 @@
         <w:pStyle w:val="ListBullet"/>
         <w:spacing w:before="20" w:after="20"/>
         <w:ind w:left="432"/>
-      </w:pPr>
-      <w:r>
-        <w:rPr>
-          <w:rFonts w:ascii="Arial" w:hAnsi="Arial"/>
-          <w:sz w:val="22"/>
+        <w:rPr>
+          <w:sz w:val="22"/>
+          <w:szCs w:val="22"/>
+        </w:rPr>
+      </w:pPr>
+      <w:r>
+        <w:rPr>
+          <w:rFonts w:ascii="Arial" w:hAnsi="Arial"/>
+          <w:sz w:val="22"/>
+          <w:szCs w:val="22"/>
         </w:rPr>
         <w:t>Actions are deterministic: blocking a port closes it; patching a service removes its vulnerability.</w:t>
       </w:r>
@@ -347,11 +447,16 @@
         <w:pStyle w:val="ListBullet"/>
         <w:spacing w:before="20" w:after="20"/>
         <w:ind w:left="432"/>
-      </w:pPr>
-      <w:r>
-        <w:rPr>
-          <w:rFonts w:ascii="Arial" w:hAnsi="Arial"/>
-          <w:sz w:val="22"/>
+        <w:rPr>
+          <w:sz w:val="22"/>
+          <w:szCs w:val="22"/>
+        </w:rPr>
+      </w:pPr>
+      <w:r>
+        <w:rPr>
+          <w:rFonts w:ascii="Arial" w:hAnsi="Arial"/>
+          <w:sz w:val="22"/>
+          <w:szCs w:val="22"/>
         </w:rPr>
         <w:t>Goals are propositional: forbidden ports must be closed; vulnerabilities must be resolved.</w:t>
       </w:r>
@@ -361,11 +466,16 @@
         <w:pStyle w:val="ListBullet"/>
         <w:spacing w:before="20" w:after="20"/>
         <w:ind w:left="432"/>
-      </w:pPr>
-      <w:r>
-        <w:rPr>
-          <w:rFonts w:ascii="Arial" w:hAnsi="Arial"/>
-          <w:sz w:val="22"/>
+        <w:rPr>
+          <w:sz w:val="22"/>
+          <w:szCs w:val="22"/>
+        </w:rPr>
+      </w:pPr>
+      <w:r>
+        <w:rPr>
+          <w:rFonts w:ascii="Arial" w:hAnsi="Arial"/>
+          <w:sz w:val="22"/>
+          <w:szCs w:val="22"/>
         </w:rPr>
         <w:t>The problem is finite: a bounded number of hosts, ports, and services.</w:t>
       </w:r>
@@ -373,12 +483,17 @@
     <w:p>
       <w:pPr>
         <w:spacing w:before="40" w:after="80"/>
+        <w:rPr>
+          <w:sz w:val="22"/>
+          <w:szCs w:val="22"/>
+        </w:rPr>
       </w:pPr>
       <w:r>
         <w:rPr>
           <w:rFonts w:ascii="Arial" w:hAnsi="Arial"/>
           <w:color w:val="000000"/>
           <w:sz w:val="22"/>
+          <w:szCs w:val="22"/>
         </w:rPr>
         <w:t>Alternative formalisms — temporal planning, probabilistic planning, hierarchical task networks — add expressive power at the cost of solver availability and computational complexity. For this problem, the additional expressiveness is not needed: risk is modelled as action cost, and timing as plan length.</w:t>
       </w:r>
@@ -387,6 +502,7 @@
       <w:pPr>
         <w:spacing w:before="240" w:after="80"/>
       </w:pPr>
+      <w:proofErr w:type="gramStart"/>
       <w:r>
         <w:rPr>
           <w:rFonts w:ascii="Arial" w:hAnsi="Arial"/>
@@ -394,18 +510,33 @@
           <w:color w:val="2E75B6"/>
           <w:sz w:val="28"/>
         </w:rPr>
-        <w:t>2.2  The Unified Planning Framework</w:t>
+        <w:t>2.2  The</w:t>
+      </w:r>
+      <w:proofErr w:type="gramEnd"/>
+      <w:r>
+        <w:rPr>
+          <w:rFonts w:ascii="Arial" w:hAnsi="Arial"/>
+          <w:b/>
+          <w:color w:val="2E75B6"/>
+          <w:sz w:val="28"/>
+        </w:rPr>
+        <w:t xml:space="preserve"> Unified Planning Framework</w:t>
       </w:r>
     </w:p>
     <w:p>
       <w:pPr>
         <w:spacing w:before="40" w:after="80"/>
+        <w:rPr>
+          <w:sz w:val="22"/>
+          <w:szCs w:val="22"/>
+        </w:rPr>
       </w:pPr>
       <w:r>
         <w:rPr>
           <w:rFonts w:ascii="Arial" w:hAnsi="Arial"/>
           <w:color w:val="000000"/>
           <w:sz w:val="22"/>
+          <w:szCs w:val="22"/>
         </w:rPr>
         <w:t>The Unified Planning (UP) Framework is a Python library that provides a solver-agnostic API for automated planning</w:t>
       </w:r>
@@ -413,6 +544,8 @@
         <w:rPr>
           <w:rFonts w:ascii="Arial" w:hAnsi="Arial"/>
           <w:color w:val="000000"/>
+          <w:sz w:val="22"/>
+          <w:szCs w:val="22"/>
         </w:rPr>
         <w:t>,</w:t>
       </w:r>
@@ -421,6 +554,7 @@
           <w:rFonts w:ascii="Arial" w:hAnsi="Arial"/>
           <w:color w:val="000000"/>
           <w:sz w:val="22"/>
+          <w:szCs w:val="22"/>
         </w:rPr>
         <w:t xml:space="preserve"> allow</w:t>
       </w:r>
@@ -428,6 +562,8 @@
         <w:rPr>
           <w:rFonts w:ascii="Arial" w:hAnsi="Arial"/>
           <w:color w:val="000000"/>
+          <w:sz w:val="22"/>
+          <w:szCs w:val="22"/>
         </w:rPr>
         <w:t>ing</w:t>
       </w:r>
@@ -436,6 +572,7 @@
           <w:rFonts w:ascii="Arial" w:hAnsi="Arial"/>
           <w:color w:val="000000"/>
           <w:sz w:val="22"/>
+          <w:szCs w:val="22"/>
         </w:rPr>
         <w:t xml:space="preserve"> problems to be defined once and solved by multiple engines without code changes. This project targets classical, cost-optimal planning and uses Fast Downward as the backend engine</w:t>
       </w:r>
@@ -443,6 +580,8 @@
         <w:rPr>
           <w:rFonts w:ascii="Arial" w:hAnsi="Arial"/>
           <w:color w:val="000000"/>
+          <w:sz w:val="22"/>
+          <w:szCs w:val="22"/>
         </w:rPr>
         <w:t xml:space="preserve">. </w:t>
       </w:r>
@@ -451,6 +590,7 @@
           <w:rFonts w:ascii="Arial" w:hAnsi="Arial"/>
           <w:color w:val="000000"/>
           <w:sz w:val="22"/>
+          <w:szCs w:val="22"/>
         </w:rPr>
         <w:t>It supports optimal planning via A* search with admissible heuristics (LM-cut, merge-and-shrink), ensuring that the returned plan has the minimum total action cost</w:t>
       </w:r>
@@ -458,64 +598,84 @@
         <w:rPr>
           <w:rFonts w:ascii="Arial" w:hAnsi="Arial"/>
           <w:color w:val="000000"/>
+          <w:sz w:val="22"/>
+          <w:szCs w:val="22"/>
         </w:rPr>
         <w:t xml:space="preserve"> by </w:t>
       </w:r>
+      <w:proofErr w:type="spellStart"/>
       <w:r>
         <w:rPr>
           <w:rFonts w:ascii="Arial" w:hAnsi="Arial"/>
           <w:color w:val="000000"/>
           <w:sz w:val="22"/>
-        </w:rPr>
-        <w:t>OptimalityGuarantee.SOLVED_OPTIMALLY flag</w:t>
-      </w:r>
+          <w:szCs w:val="22"/>
+        </w:rPr>
+        <w:t>OptimalityGuarantee.SOLVED_OPTIMALLY</w:t>
+      </w:r>
+      <w:proofErr w:type="spellEnd"/>
       <w:r>
         <w:rPr>
           <w:rFonts w:ascii="Arial" w:hAnsi="Arial"/>
           <w:color w:val="000000"/>
-        </w:rPr>
-        <w:t>.</w:t>
+          <w:sz w:val="22"/>
+          <w:szCs w:val="22"/>
+        </w:rPr>
+        <w:t xml:space="preserve"> flag.</w:t>
       </w:r>
     </w:p>
     <w:p>
       <w:pPr>
         <w:spacing w:before="40" w:after="80"/>
+        <w:rPr>
+          <w:sz w:val="22"/>
+          <w:szCs w:val="22"/>
+        </w:rPr>
       </w:pPr>
       <w:r>
         <w:rPr>
           <w:rFonts w:ascii="Arial" w:hAnsi="Arial"/>
           <w:color w:val="000000"/>
           <w:sz w:val="22"/>
-        </w:rPr>
-        <w:t xml:space="preserve">The UP Compiler with CompilationKind.GROUNDING </w:t>
-      </w:r>
+          <w:szCs w:val="22"/>
+        </w:rPr>
+        <w:t xml:space="preserve">The UP Compiler with </w:t>
+      </w:r>
+      <w:proofErr w:type="spellStart"/>
       <w:r>
         <w:rPr>
           <w:rFonts w:ascii="Arial" w:hAnsi="Arial"/>
           <w:color w:val="000000"/>
-        </w:rPr>
-        <w:t xml:space="preserve">is used due to </w:t>
-      </w:r>
+          <w:sz w:val="22"/>
+          <w:szCs w:val="22"/>
+        </w:rPr>
+        <w:t>CompilationKind.GROUNDING</w:t>
+      </w:r>
+      <w:proofErr w:type="spellEnd"/>
       <w:r>
         <w:rPr>
           <w:rFonts w:ascii="Arial" w:hAnsi="Arial"/>
           <w:color w:val="000000"/>
           <w:sz w:val="22"/>
-        </w:rPr>
-        <w:t>Fast Downward operates on propositional (ground) problems</w:t>
+          <w:szCs w:val="22"/>
+        </w:rPr>
+        <w:t xml:space="preserve"> </w:t>
       </w:r>
       <w:r>
         <w:rPr>
           <w:rFonts w:ascii="Arial" w:hAnsi="Arial"/>
           <w:color w:val="000000"/>
-        </w:rPr>
-        <w:t xml:space="preserve">; it </w:t>
+          <w:sz w:val="22"/>
+          <w:szCs w:val="22"/>
+        </w:rPr>
+        <w:t xml:space="preserve">is used due to Fast Downward operates on propositional (ground) problems; it </w:t>
       </w:r>
       <w:r>
         <w:rPr>
           <w:rFonts w:ascii="Arial" w:hAnsi="Arial"/>
           <w:color w:val="000000"/>
           <w:sz w:val="22"/>
+          <w:szCs w:val="22"/>
         </w:rPr>
         <w:t xml:space="preserve">lifts the typed first-order domain to a flat STRIPS problem before solving. </w:t>
       </w:r>
@@ -546,20 +706,66 @@
     <w:p>
       <w:pPr>
         <w:spacing w:before="40" w:after="80"/>
+        <w:rPr>
+          <w:sz w:val="22"/>
+          <w:szCs w:val="22"/>
+        </w:rPr>
       </w:pPr>
       <w:r>
         <w:rPr>
           <w:rFonts w:ascii="Arial" w:hAnsi="Arial"/>
           <w:color w:val="000000"/>
           <w:sz w:val="22"/>
-        </w:rPr>
-        <w:t>The domain is implemented in planner/domain.py as the NetworkHardeningDomain class. It encapsulates all types, fluents, and actions and hands a fully configured UP Problem instance to the problem layer.</w:t>
+          <w:szCs w:val="22"/>
+        </w:rPr>
+        <w:t xml:space="preserve">The domain is implemented in planner/domain.py as the </w:t>
+      </w:r>
+      <w:proofErr w:type="spellStart"/>
+      <w:r>
+        <w:rPr>
+          <w:rFonts w:ascii="Arial" w:hAnsi="Arial"/>
+          <w:color w:val="000000"/>
+          <w:sz w:val="22"/>
+          <w:szCs w:val="22"/>
+        </w:rPr>
+        <w:t>NetworkHardeningDomain</w:t>
+      </w:r>
+      <w:proofErr w:type="spellEnd"/>
+      <w:r>
+        <w:rPr>
+          <w:rFonts w:ascii="Arial" w:hAnsi="Arial"/>
+          <w:color w:val="000000"/>
+          <w:sz w:val="22"/>
+          <w:szCs w:val="22"/>
+        </w:rPr>
+        <w:t xml:space="preserve"> class. It encapsulates all types, </w:t>
+      </w:r>
+      <w:proofErr w:type="spellStart"/>
+      <w:r>
+        <w:rPr>
+          <w:rFonts w:ascii="Arial" w:hAnsi="Arial"/>
+          <w:color w:val="000000"/>
+          <w:sz w:val="22"/>
+          <w:szCs w:val="22"/>
+        </w:rPr>
+        <w:t>fluents</w:t>
+      </w:r>
+      <w:proofErr w:type="spellEnd"/>
+      <w:r>
+        <w:rPr>
+          <w:rFonts w:ascii="Arial" w:hAnsi="Arial"/>
+          <w:color w:val="000000"/>
+          <w:sz w:val="22"/>
+          <w:szCs w:val="22"/>
+        </w:rPr>
+        <w:t>, and actions and hands a fully configured UP Problem instance to the problem layer.</w:t>
       </w:r>
     </w:p>
     <w:p>
       <w:pPr>
         <w:spacing w:before="240" w:after="80"/>
       </w:pPr>
+      <w:proofErr w:type="gramStart"/>
       <w:r>
         <w:rPr>
           <w:rFonts w:ascii="Arial" w:hAnsi="Arial"/>
@@ -567,7 +773,17 @@
           <w:color w:val="2E75B6"/>
           <w:sz w:val="28"/>
         </w:rPr>
-        <w:t>3.1  Object Types</w:t>
+        <w:t>3.1  Object</w:t>
+      </w:r>
+      <w:proofErr w:type="gramEnd"/>
+      <w:r>
+        <w:rPr>
+          <w:rFonts w:ascii="Arial" w:hAnsi="Arial"/>
+          <w:b/>
+          <w:color w:val="2E75B6"/>
+          <w:sz w:val="28"/>
+        </w:rPr>
+        <w:t xml:space="preserve"> Types</w:t>
       </w:r>
     </w:p>
     <w:tbl>
@@ -806,6 +1022,7 @@
       <w:pPr>
         <w:spacing w:before="240" w:after="80"/>
       </w:pPr>
+      <w:proofErr w:type="gramStart"/>
       <w:r>
         <w:rPr>
           <w:rFonts w:ascii="Arial" w:hAnsi="Arial"/>
@@ -813,8 +1030,20 @@
           <w:color w:val="2E75B6"/>
           <w:sz w:val="28"/>
         </w:rPr>
-        <w:t>3.2  Fluents</w:t>
-      </w:r>
+        <w:t xml:space="preserve">3.2  </w:t>
+      </w:r>
+      <w:proofErr w:type="spellStart"/>
+      <w:r>
+        <w:rPr>
+          <w:rFonts w:ascii="Arial" w:hAnsi="Arial"/>
+          <w:b/>
+          <w:color w:val="2E75B6"/>
+          <w:sz w:val="28"/>
+        </w:rPr>
+        <w:t>Fluents</w:t>
+      </w:r>
+      <w:proofErr w:type="spellEnd"/>
+      <w:proofErr w:type="gramEnd"/>
     </w:p>
     <w:p>
       <w:pPr>
@@ -826,7 +1055,61 @@
           <w:color w:val="000000"/>
           <w:sz w:val="22"/>
         </w:rPr>
-        <w:t>Twelve boolean fluents represent the full state of the planning problem. All fluents default to False; the problem layer sets them to True for the specific scenario.</w:t>
+        <w:t xml:space="preserve">Twelve </w:t>
+      </w:r>
+      <w:proofErr w:type="spellStart"/>
+      <w:r>
+        <w:rPr>
+          <w:rFonts w:ascii="Arial" w:hAnsi="Arial"/>
+          <w:color w:val="000000"/>
+          <w:sz w:val="22"/>
+        </w:rPr>
+        <w:t>boolean</w:t>
+      </w:r>
+      <w:proofErr w:type="spellEnd"/>
+      <w:r>
+        <w:rPr>
+          <w:rFonts w:ascii="Arial" w:hAnsi="Arial"/>
+          <w:color w:val="000000"/>
+          <w:sz w:val="22"/>
+        </w:rPr>
+        <w:t xml:space="preserve"> </w:t>
+      </w:r>
+      <w:proofErr w:type="spellStart"/>
+      <w:r>
+        <w:rPr>
+          <w:rFonts w:ascii="Arial" w:hAnsi="Arial"/>
+          <w:color w:val="000000"/>
+          <w:sz w:val="22"/>
+        </w:rPr>
+        <w:t>fluents</w:t>
+      </w:r>
+      <w:proofErr w:type="spellEnd"/>
+      <w:r>
+        <w:rPr>
+          <w:rFonts w:ascii="Arial" w:hAnsi="Arial"/>
+          <w:color w:val="000000"/>
+          <w:sz w:val="22"/>
+        </w:rPr>
+        <w:t xml:space="preserve"> represent the full state of the planning problem. All </w:t>
+      </w:r>
+      <w:proofErr w:type="spellStart"/>
+      <w:r>
+        <w:rPr>
+          <w:rFonts w:ascii="Arial" w:hAnsi="Arial"/>
+          <w:color w:val="000000"/>
+          <w:sz w:val="22"/>
+        </w:rPr>
+        <w:t>fluents</w:t>
+      </w:r>
+      <w:proofErr w:type="spellEnd"/>
+      <w:r>
+        <w:rPr>
+          <w:rFonts w:ascii="Arial" w:hAnsi="Arial"/>
+          <w:color w:val="000000"/>
+          <w:sz w:val="22"/>
+        </w:rPr>
+        <w:t xml:space="preserve"> default to False; the problem layer sets them to True for the specific scenario.</w:t>
       </w:r>
     </w:p>
     <w:tbl>
@@ -939,6 +1222,7 @@
             <w:pPr>
               <w:spacing w:before="40" w:after="40"/>
             </w:pPr>
+            <w:proofErr w:type="spellStart"/>
             <w:r>
               <w:rPr>
                 <w:rFonts w:ascii="Arial" w:hAnsi="Arial"/>
@@ -947,6 +1231,7 @@
               </w:rPr>
               <w:t>open_port</w:t>
             </w:r>
+            <w:proofErr w:type="spellEnd"/>
           </w:p>
         </w:tc>
         <w:tc>
@@ -1019,6 +1304,7 @@
             <w:pPr>
               <w:spacing w:before="40" w:after="40"/>
             </w:pPr>
+            <w:proofErr w:type="spellStart"/>
             <w:r>
               <w:rPr>
                 <w:rFonts w:ascii="Arial" w:hAnsi="Arial"/>
@@ -1027,6 +1313,7 @@
               </w:rPr>
               <w:t>service_active</w:t>
             </w:r>
+            <w:proofErr w:type="spellEnd"/>
           </w:p>
         </w:tc>
         <w:tc>
@@ -1099,6 +1386,7 @@
             <w:pPr>
               <w:spacing w:before="40" w:after="40"/>
             </w:pPr>
+            <w:proofErr w:type="spellStart"/>
             <w:r>
               <w:rPr>
                 <w:rFonts w:ascii="Arial" w:hAnsi="Arial"/>
@@ -1107,6 +1395,7 @@
               </w:rPr>
               <w:t>service_critical</w:t>
             </w:r>
+            <w:proofErr w:type="spellEnd"/>
           </w:p>
         </w:tc>
         <w:tc>
@@ -1179,6 +1468,7 @@
             <w:pPr>
               <w:spacing w:before="40" w:after="40"/>
             </w:pPr>
+            <w:proofErr w:type="spellStart"/>
             <w:r>
               <w:rPr>
                 <w:rFonts w:ascii="Arial" w:hAnsi="Arial"/>
@@ -1187,6 +1477,7 @@
               </w:rPr>
               <w:t>service_uses_port</w:t>
             </w:r>
+            <w:proofErr w:type="spellEnd"/>
           </w:p>
         </w:tc>
         <w:tc>
@@ -1259,6 +1550,7 @@
             <w:pPr>
               <w:spacing w:before="40" w:after="40"/>
             </w:pPr>
+            <w:proofErr w:type="spellStart"/>
             <w:r>
               <w:rPr>
                 <w:rFonts w:ascii="Arial" w:hAnsi="Arial"/>
@@ -1267,6 +1559,7 @@
               </w:rPr>
               <w:t>service_used_port</w:t>
             </w:r>
+            <w:proofErr w:type="spellEnd"/>
           </w:p>
         </w:tc>
         <w:tc>
@@ -1355,22 +1648,16 @@
             <w:pPr>
               <w:spacing w:before="40" w:after="40"/>
             </w:pPr>
-            <w:r>
-              <w:rPr>
-                <w:rFonts w:ascii="Arial" w:hAnsi="Arial"/>
-                <w:color w:val="000000"/>
-                <w:sz w:val="19"/>
-              </w:rPr>
-              <w:t>D</w:t>
-            </w:r>
-            <w:r>
-              <w:rPr>
-                <w:rFonts w:ascii="Arial" w:hAnsi="Arial"/>
-                <w:color w:val="000000"/>
-                <w:sz w:val="19"/>
-              </w:rPr>
-              <w:t>epends_on</w:t>
-            </w:r>
+            <w:proofErr w:type="spellStart"/>
+            <w:r>
+              <w:rPr>
+                <w:rFonts w:ascii="Arial" w:hAnsi="Arial"/>
+                <w:color w:val="000000"/>
+                <w:sz w:val="19"/>
+              </w:rPr>
+              <w:t>Depends_on</w:t>
+            </w:r>
+            <w:proofErr w:type="spellEnd"/>
           </w:p>
         </w:tc>
         <w:tc>
@@ -1443,22 +1730,16 @@
             <w:pPr>
               <w:spacing w:before="40" w:after="40"/>
             </w:pPr>
-            <w:r>
-              <w:rPr>
-                <w:rFonts w:ascii="Arial" w:hAnsi="Arial"/>
-                <w:color w:val="000000"/>
-                <w:sz w:val="19"/>
-              </w:rPr>
-              <w:t>M</w:t>
-            </w:r>
-            <w:r>
-              <w:rPr>
-                <w:rFonts w:ascii="Arial" w:hAnsi="Arial"/>
-                <w:color w:val="000000"/>
-                <w:sz w:val="19"/>
-              </w:rPr>
-              <w:t>igrate_possibility</w:t>
-            </w:r>
+            <w:proofErr w:type="spellStart"/>
+            <w:r>
+              <w:rPr>
+                <w:rFonts w:ascii="Arial" w:hAnsi="Arial"/>
+                <w:color w:val="000000"/>
+                <w:sz w:val="19"/>
+              </w:rPr>
+              <w:t>Migrate_possibility</w:t>
+            </w:r>
+            <w:proofErr w:type="spellEnd"/>
           </w:p>
         </w:tc>
         <w:tc>
@@ -1531,22 +1812,16 @@
             <w:pPr>
               <w:spacing w:before="40" w:after="40"/>
             </w:pPr>
-            <w:r>
-              <w:rPr>
-                <w:rFonts w:ascii="Arial" w:hAnsi="Arial"/>
-                <w:color w:val="000000"/>
-                <w:sz w:val="19"/>
-              </w:rPr>
-              <w:t>O</w:t>
-            </w:r>
-            <w:r>
-              <w:rPr>
-                <w:rFonts w:ascii="Arial" w:hAnsi="Arial"/>
-                <w:color w:val="000000"/>
-                <w:sz w:val="19"/>
-              </w:rPr>
-              <w:t>pen_possibility</w:t>
-            </w:r>
+            <w:proofErr w:type="spellStart"/>
+            <w:r>
+              <w:rPr>
+                <w:rFonts w:ascii="Arial" w:hAnsi="Arial"/>
+                <w:color w:val="000000"/>
+                <w:sz w:val="19"/>
+              </w:rPr>
+              <w:t>Open_possibility</w:t>
+            </w:r>
+            <w:proofErr w:type="spellEnd"/>
           </w:p>
         </w:tc>
         <w:tc>
@@ -1619,22 +1894,16 @@
             <w:pPr>
               <w:spacing w:before="40" w:after="40"/>
             </w:pPr>
-            <w:r>
-              <w:rPr>
-                <w:rFonts w:ascii="Arial" w:hAnsi="Arial"/>
-                <w:color w:val="000000"/>
-                <w:sz w:val="19"/>
-              </w:rPr>
-              <w:t>S</w:t>
-            </w:r>
-            <w:r>
-              <w:rPr>
-                <w:rFonts w:ascii="Arial" w:hAnsi="Arial"/>
-                <w:color w:val="000000"/>
-                <w:sz w:val="19"/>
-              </w:rPr>
-              <w:t>ervice_vulnerable</w:t>
-            </w:r>
+            <w:proofErr w:type="spellStart"/>
+            <w:r>
+              <w:rPr>
+                <w:rFonts w:ascii="Arial" w:hAnsi="Arial"/>
+                <w:color w:val="000000"/>
+                <w:sz w:val="19"/>
+              </w:rPr>
+              <w:t>Service_vulnerable</w:t>
+            </w:r>
+            <w:proofErr w:type="spellEnd"/>
           </w:p>
         </w:tc>
         <w:tc>
@@ -1707,22 +1976,16 @@
             <w:pPr>
               <w:spacing w:before="40" w:after="40"/>
             </w:pPr>
-            <w:r>
-              <w:rPr>
-                <w:rFonts w:ascii="Arial" w:hAnsi="Arial"/>
-                <w:color w:val="000000"/>
-                <w:sz w:val="19"/>
-              </w:rPr>
-              <w:t>P</w:t>
-            </w:r>
-            <w:r>
-              <w:rPr>
-                <w:rFonts w:ascii="Arial" w:hAnsi="Arial"/>
-                <w:color w:val="000000"/>
-                <w:sz w:val="19"/>
-              </w:rPr>
-              <w:t>ort_forbidden</w:t>
-            </w:r>
+            <w:proofErr w:type="spellStart"/>
+            <w:r>
+              <w:rPr>
+                <w:rFonts w:ascii="Arial" w:hAnsi="Arial"/>
+                <w:color w:val="000000"/>
+                <w:sz w:val="19"/>
+              </w:rPr>
+              <w:t>Port_forbidden</w:t>
+            </w:r>
+            <w:proofErr w:type="spellEnd"/>
           </w:p>
         </w:tc>
         <w:tc>
@@ -1795,22 +2058,16 @@
             <w:pPr>
               <w:spacing w:before="40" w:after="40"/>
             </w:pPr>
-            <w:r>
-              <w:rPr>
-                <w:rFonts w:ascii="Arial" w:hAnsi="Arial"/>
-                <w:color w:val="000000"/>
-                <w:sz w:val="19"/>
-              </w:rPr>
-              <w:t>S</w:t>
-            </w:r>
-            <w:r>
-              <w:rPr>
-                <w:rFonts w:ascii="Arial" w:hAnsi="Arial"/>
-                <w:color w:val="000000"/>
-                <w:sz w:val="19"/>
-              </w:rPr>
-              <w:t>ervice_forbidden</w:t>
-            </w:r>
+            <w:proofErr w:type="spellStart"/>
+            <w:r>
+              <w:rPr>
+                <w:rFonts w:ascii="Arial" w:hAnsi="Arial"/>
+                <w:color w:val="000000"/>
+                <w:sz w:val="19"/>
+              </w:rPr>
+              <w:t>Service_forbidden</w:t>
+            </w:r>
+            <w:proofErr w:type="spellEnd"/>
           </w:p>
         </w:tc>
         <w:tc>
@@ -1883,22 +2140,16 @@
             <w:pPr>
               <w:spacing w:before="40" w:after="40"/>
             </w:pPr>
-            <w:r>
-              <w:rPr>
-                <w:rFonts w:ascii="Arial" w:hAnsi="Arial"/>
-                <w:color w:val="000000"/>
-                <w:sz w:val="19"/>
-              </w:rPr>
-              <w:t>S</w:t>
-            </w:r>
-            <w:r>
-              <w:rPr>
-                <w:rFonts w:ascii="Arial" w:hAnsi="Arial"/>
-                <w:color w:val="000000"/>
-                <w:sz w:val="19"/>
-              </w:rPr>
-              <w:t>ervice_reachable</w:t>
-            </w:r>
+            <w:proofErr w:type="spellStart"/>
+            <w:r>
+              <w:rPr>
+                <w:rFonts w:ascii="Arial" w:hAnsi="Arial"/>
+                <w:color w:val="000000"/>
+                <w:sz w:val="19"/>
+              </w:rPr>
+              <w:t>Service_reachable</w:t>
+            </w:r>
+            <w:proofErr w:type="spellEnd"/>
           </w:p>
         </w:tc>
         <w:tc>
@@ -1961,6 +2212,7 @@
       <w:pPr>
         <w:spacing w:before="240" w:after="80"/>
       </w:pPr>
+      <w:proofErr w:type="gramStart"/>
       <w:r>
         <w:rPr>
           <w:rFonts w:ascii="Arial" w:hAnsi="Arial"/>
@@ -1971,6 +2223,7 @@
         <w:lastRenderedPageBreak/>
         <w:t>3.3  Actions</w:t>
       </w:r>
+      <w:proofErr w:type="gramEnd"/>
     </w:p>
     <w:p>
       <w:pPr>
@@ -1978,6 +2231,8 @@
         <w:rPr>
           <w:rFonts w:ascii="Arial" w:hAnsi="Arial"/>
           <w:color w:val="000000"/>
+          <w:sz w:val="22"/>
+          <w:szCs w:val="22"/>
         </w:rPr>
       </w:pPr>
       <w:r>
@@ -1985,6 +2240,7 @@
           <w:rFonts w:ascii="Arial" w:hAnsi="Arial"/>
           <w:color w:val="000000"/>
           <w:sz w:val="22"/>
+          <w:szCs w:val="22"/>
         </w:rPr>
         <w:t>Seven instantaneous actions are defined with typed parameters, preconditions, and unconditional effects</w:t>
       </w:r>
@@ -1992,6 +2248,8 @@
         <w:rPr>
           <w:rFonts w:ascii="Arial" w:hAnsi="Arial"/>
           <w:color w:val="000000"/>
+          <w:sz w:val="22"/>
+          <w:szCs w:val="22"/>
         </w:rPr>
         <w:t xml:space="preserve">; those </w:t>
       </w:r>
@@ -2000,8 +2258,29 @@
           <w:rFonts w:ascii="Arial" w:hAnsi="Arial"/>
           <w:color w:val="000000"/>
           <w:sz w:val="22"/>
-        </w:rPr>
-        <w:t>are attached at the problem level via MinimizeActionCosts.</w:t>
+          <w:szCs w:val="22"/>
+        </w:rPr>
+        <w:t xml:space="preserve">are attached at the problem level via </w:t>
+      </w:r>
+      <w:proofErr w:type="spellStart"/>
+      <w:r>
+        <w:rPr>
+          <w:rFonts w:ascii="Arial" w:hAnsi="Arial"/>
+          <w:color w:val="000000"/>
+          <w:sz w:val="22"/>
+          <w:szCs w:val="22"/>
+        </w:rPr>
+        <w:t>MinimizeActionCosts</w:t>
+      </w:r>
+      <w:proofErr w:type="spellEnd"/>
+      <w:r>
+        <w:rPr>
+          <w:rFonts w:ascii="Arial" w:hAnsi="Arial"/>
+          <w:color w:val="000000"/>
+          <w:sz w:val="22"/>
+          <w:szCs w:val="22"/>
+        </w:rPr>
+        <w:t>.</w:t>
       </w:r>
     </w:p>
     <w:p>
@@ -2017,6 +2296,7 @@
       <w:pPr>
         <w:spacing w:before="160" w:after="60"/>
       </w:pPr>
+      <w:proofErr w:type="gramStart"/>
       <w:r>
         <w:rPr>
           <w:rFonts w:ascii="Arial" w:hAnsi="Arial"/>
@@ -2024,8 +2304,9 @@
           <w:color w:val="4472C4"/>
           <w:sz w:val="24"/>
         </w:rPr>
-        <w:t xml:space="preserve">3.3.1  patch_service </w:t>
-      </w:r>
+        <w:t xml:space="preserve">3.3.1  </w:t>
+      </w:r>
+      <w:proofErr w:type="spellStart"/>
       <w:r>
         <w:rPr>
           <w:rFonts w:ascii="Arial" w:hAnsi="Arial"/>
@@ -2033,8 +2314,9 @@
           <w:color w:val="4472C4"/>
           <w:sz w:val="24"/>
         </w:rPr>
-        <w:t xml:space="preserve"> </w:t>
-      </w:r>
+        <w:t>patch</w:t>
+      </w:r>
+      <w:proofErr w:type="gramEnd"/>
       <w:r>
         <w:rPr>
           <w:rFonts w:ascii="Arial" w:hAnsi="Arial"/>
@@ -2042,7 +2324,55 @@
           <w:color w:val="4472C4"/>
           <w:sz w:val="24"/>
         </w:rPr>
-        <w:t>(cost: 3)</w:t>
+        <w:t>_</w:t>
+      </w:r>
+      <w:proofErr w:type="gramStart"/>
+      <w:r>
+        <w:rPr>
+          <w:rFonts w:ascii="Arial" w:hAnsi="Arial"/>
+          <w:b/>
+          <w:color w:val="4472C4"/>
+          <w:sz w:val="24"/>
+        </w:rPr>
+        <w:t>service</w:t>
+      </w:r>
+      <w:proofErr w:type="spellEnd"/>
+      <w:r>
+        <w:rPr>
+          <w:rFonts w:ascii="Arial" w:hAnsi="Arial"/>
+          <w:b/>
+          <w:color w:val="4472C4"/>
+          <w:sz w:val="24"/>
+        </w:rPr>
+        <w:t xml:space="preserve"> </w:t>
+      </w:r>
+      <w:r>
+        <w:rPr>
+          <w:rFonts w:ascii="Arial" w:hAnsi="Arial"/>
+          <w:b/>
+          <w:color w:val="4472C4"/>
+          <w:sz w:val="24"/>
+        </w:rPr>
+        <w:t xml:space="preserve"> </w:t>
+      </w:r>
+      <w:r>
+        <w:rPr>
+          <w:rFonts w:ascii="Arial" w:hAnsi="Arial"/>
+          <w:b/>
+          <w:color w:val="4472C4"/>
+          <w:sz w:val="24"/>
+        </w:rPr>
+        <w:t>(</w:t>
+      </w:r>
+      <w:proofErr w:type="gramEnd"/>
+      <w:r>
+        <w:rPr>
+          <w:rFonts w:ascii="Arial" w:hAnsi="Arial"/>
+          <w:b/>
+          <w:color w:val="4472C4"/>
+          <w:sz w:val="24"/>
+        </w:rPr>
+        <w:t>cost: 3)</w:t>
       </w:r>
     </w:p>
     <w:p>
@@ -2051,6 +2381,8 @@
         <w:rPr>
           <w:rFonts w:ascii="Arial" w:hAnsi="Arial"/>
           <w:color w:val="000000"/>
+          <w:sz w:val="22"/>
+          <w:szCs w:val="22"/>
         </w:rPr>
       </w:pPr>
       <w:r>
@@ -2058,6 +2390,7 @@
           <w:rFonts w:ascii="Arial" w:hAnsi="Arial"/>
           <w:color w:val="000000"/>
           <w:sz w:val="22"/>
+          <w:szCs w:val="22"/>
         </w:rPr>
         <w:t>Mitigates a vulnerability on an already-isolated service</w:t>
       </w:r>
@@ -2065,15 +2398,10 @@
         <w:rPr>
           <w:rFonts w:ascii="Arial" w:hAnsi="Arial"/>
           <w:color w:val="000000"/>
-        </w:rPr>
-        <w:t>; low</w:t>
-      </w:r>
-      <w:r>
-        <w:rPr>
-          <w:rFonts w:ascii="Arial" w:hAnsi="Arial"/>
-          <w:color w:val="000000"/>
-        </w:rPr>
-        <w:t xml:space="preserve"> cost because patching does not require downtime and its only risk is patch incompatibility.</w:t>
+          <w:sz w:val="22"/>
+          <w:szCs w:val="22"/>
+        </w:rPr>
+        <w:t>; low cost because patching does not require downtime and its only risk is patch incompatibility.</w:t>
       </w:r>
     </w:p>
     <w:p>
@@ -2087,6 +2415,8 @@
         <w:rPr>
           <w:rFonts w:ascii="Arial" w:hAnsi="Arial"/>
           <w:color w:val="000000"/>
+          <w:sz w:val="22"/>
+          <w:szCs w:val="22"/>
         </w:rPr>
       </w:pPr>
       <w:r>
@@ -2095,6 +2425,8 @@
           <w:i/>
           <w:iCs/>
           <w:color w:val="000000"/>
+          <w:sz w:val="22"/>
+          <w:szCs w:val="22"/>
         </w:rPr>
         <w:t>Precondition</w:t>
       </w:r>
@@ -2104,6 +2436,8 @@
           <w:i/>
           <w:iCs/>
           <w:color w:val="000000"/>
+          <w:sz w:val="22"/>
+          <w:szCs w:val="22"/>
         </w:rPr>
         <w:t>s</w:t>
       </w:r>
@@ -2111,15 +2445,10 @@
         <w:rPr>
           <w:rFonts w:ascii="Arial" w:hAnsi="Arial"/>
           <w:color w:val="000000"/>
-        </w:rPr>
-        <w:t xml:space="preserve">: </w:t>
-      </w:r>
-      <w:r>
-        <w:rPr>
-          <w:rFonts w:ascii="Arial" w:hAnsi="Arial"/>
-          <w:color w:val="000000"/>
-        </w:rPr>
-        <w:t>The service must be active, vulnerable, and not reachable.</w:t>
+          <w:sz w:val="22"/>
+          <w:szCs w:val="22"/>
+        </w:rPr>
+        <w:t>: The service must be active, vulnerable, and not reachable.</w:t>
       </w:r>
     </w:p>
     <w:p>
@@ -2133,6 +2462,8 @@
         <w:rPr>
           <w:rFonts w:ascii="Arial" w:hAnsi="Arial"/>
           <w:color w:val="000000"/>
+          <w:sz w:val="22"/>
+          <w:szCs w:val="22"/>
         </w:rPr>
       </w:pPr>
       <w:r>
@@ -2141,6 +2472,8 @@
           <w:i/>
           <w:iCs/>
           <w:color w:val="000000"/>
+          <w:sz w:val="22"/>
+          <w:szCs w:val="22"/>
         </w:rPr>
         <w:t>Effect</w:t>
       </w:r>
@@ -2150,6 +2483,8 @@
           <w:i/>
           <w:iCs/>
           <w:color w:val="000000"/>
+          <w:sz w:val="22"/>
+          <w:szCs w:val="22"/>
         </w:rPr>
         <w:t>s</w:t>
       </w:r>
@@ -2157,8 +2492,30 @@
         <w:rPr>
           <w:rFonts w:ascii="Arial" w:hAnsi="Arial"/>
           <w:color w:val="000000"/>
-        </w:rPr>
-        <w:t xml:space="preserve">: service_vulnerable → False. </w:t>
+          <w:sz w:val="22"/>
+          <w:szCs w:val="22"/>
+        </w:rPr>
+        <w:t xml:space="preserve">: </w:t>
+      </w:r>
+      <w:proofErr w:type="spellStart"/>
+      <w:r>
+        <w:rPr>
+          <w:rFonts w:ascii="Arial" w:hAnsi="Arial"/>
+          <w:color w:val="000000"/>
+          <w:sz w:val="22"/>
+          <w:szCs w:val="22"/>
+        </w:rPr>
+        <w:t>service_vulnerable</w:t>
+      </w:r>
+      <w:proofErr w:type="spellEnd"/>
+      <w:r>
+        <w:rPr>
+          <w:rFonts w:ascii="Arial" w:hAnsi="Arial"/>
+          <w:color w:val="000000"/>
+          <w:sz w:val="22"/>
+          <w:szCs w:val="22"/>
+        </w:rPr>
+        <w:t xml:space="preserve"> → False. </w:t>
       </w:r>
     </w:p>
     <w:p>
@@ -2189,6 +2546,7 @@
       <w:pPr>
         <w:spacing w:before="160" w:after="60"/>
       </w:pPr>
+      <w:proofErr w:type="gramStart"/>
       <w:r>
         <w:rPr>
           <w:rFonts w:ascii="Arial" w:hAnsi="Arial"/>
@@ -2196,7 +2554,57 @@
           <w:color w:val="4472C4"/>
           <w:sz w:val="24"/>
         </w:rPr>
-        <w:t>3.3.2  block_for_maintenance  (cost: 4)</w:t>
+        <w:t xml:space="preserve">3.3.2  </w:t>
+      </w:r>
+      <w:proofErr w:type="spellStart"/>
+      <w:r>
+        <w:rPr>
+          <w:rFonts w:ascii="Arial" w:hAnsi="Arial"/>
+          <w:b/>
+          <w:color w:val="4472C4"/>
+          <w:sz w:val="24"/>
+        </w:rPr>
+        <w:t>block</w:t>
+      </w:r>
+      <w:proofErr w:type="gramEnd"/>
+      <w:r>
+        <w:rPr>
+          <w:rFonts w:ascii="Arial" w:hAnsi="Arial"/>
+          <w:b/>
+          <w:color w:val="4472C4"/>
+          <w:sz w:val="24"/>
+        </w:rPr>
+        <w:t>_for_</w:t>
+      </w:r>
+      <w:proofErr w:type="gramStart"/>
+      <w:r>
+        <w:rPr>
+          <w:rFonts w:ascii="Arial" w:hAnsi="Arial"/>
+          <w:b/>
+          <w:color w:val="4472C4"/>
+          <w:sz w:val="24"/>
+        </w:rPr>
+        <w:t>maintenance</w:t>
+      </w:r>
+      <w:proofErr w:type="spellEnd"/>
+      <w:r>
+        <w:rPr>
+          <w:rFonts w:ascii="Arial" w:hAnsi="Arial"/>
+          <w:b/>
+          <w:color w:val="4472C4"/>
+          <w:sz w:val="24"/>
+        </w:rPr>
+        <w:t xml:space="preserve">  (</w:t>
+      </w:r>
+      <w:proofErr w:type="gramEnd"/>
+      <w:r>
+        <w:rPr>
+          <w:rFonts w:ascii="Arial" w:hAnsi="Arial"/>
+          <w:b/>
+          <w:color w:val="4472C4"/>
+          <w:sz w:val="24"/>
+        </w:rPr>
+        <w:t>cost: 4)</w:t>
       </w:r>
     </w:p>
     <w:p>
@@ -2205,6 +2613,8 @@
         <w:rPr>
           <w:rFonts w:ascii="Arial" w:hAnsi="Arial"/>
           <w:color w:val="000000"/>
+          <w:sz w:val="22"/>
+          <w:szCs w:val="22"/>
         </w:rPr>
       </w:pPr>
       <w:r>
@@ -2212,6 +2622,7 @@
           <w:rFonts w:ascii="Arial" w:hAnsi="Arial"/>
           <w:color w:val="000000"/>
           <w:sz w:val="22"/>
+          <w:szCs w:val="22"/>
         </w:rPr>
         <w:t xml:space="preserve">Temporarily closes a port as the first step of a patch-then-restore sequence. </w:t>
       </w:r>
@@ -2227,6 +2638,8 @@
         <w:rPr>
           <w:rFonts w:ascii="Arial" w:hAnsi="Arial"/>
           <w:color w:val="000000"/>
+          <w:sz w:val="22"/>
+          <w:szCs w:val="22"/>
         </w:rPr>
       </w:pPr>
       <w:r>
@@ -2235,6 +2648,8 @@
           <w:i/>
           <w:iCs/>
           <w:color w:val="000000"/>
+          <w:sz w:val="22"/>
+          <w:szCs w:val="22"/>
         </w:rPr>
         <w:t>Precondition</w:t>
       </w:r>
@@ -2244,6 +2659,8 @@
           <w:i/>
           <w:iCs/>
           <w:color w:val="000000"/>
+          <w:sz w:val="22"/>
+          <w:szCs w:val="22"/>
         </w:rPr>
         <w:t>s</w:t>
       </w:r>
@@ -2251,15 +2668,10 @@
         <w:rPr>
           <w:rFonts w:ascii="Arial" w:hAnsi="Arial"/>
           <w:color w:val="000000"/>
-        </w:rPr>
-        <w:t xml:space="preserve">: </w:t>
-      </w:r>
-      <w:r>
-        <w:rPr>
-          <w:rFonts w:ascii="Arial" w:hAnsi="Arial"/>
-          <w:color w:val="000000"/>
-        </w:rPr>
-        <w:t xml:space="preserve">Requires the service to be active, reachable, and vulnerable. </w:t>
+          <w:sz w:val="22"/>
+          <w:szCs w:val="22"/>
+        </w:rPr>
+        <w:t xml:space="preserve">: Requires the service to be active, reachable, and vulnerable. </w:t>
       </w:r>
     </w:p>
     <w:p>
@@ -2273,6 +2685,8 @@
         <w:rPr>
           <w:rFonts w:ascii="Arial" w:hAnsi="Arial"/>
           <w:color w:val="000000"/>
+          <w:sz w:val="22"/>
+          <w:szCs w:val="22"/>
         </w:rPr>
       </w:pPr>
       <w:r>
@@ -2281,6 +2695,8 @@
           <w:i/>
           <w:iCs/>
           <w:color w:val="000000"/>
+          <w:sz w:val="22"/>
+          <w:szCs w:val="22"/>
         </w:rPr>
         <w:t>Effe</w:t>
       </w:r>
@@ -2290,6 +2706,8 @@
           <w:i/>
           <w:iCs/>
           <w:color w:val="000000"/>
+          <w:sz w:val="22"/>
+          <w:szCs w:val="22"/>
         </w:rPr>
         <w:t>c</w:t>
       </w:r>
@@ -2299,6 +2717,8 @@
           <w:i/>
           <w:iCs/>
           <w:color w:val="000000"/>
+          <w:sz w:val="22"/>
+          <w:szCs w:val="22"/>
         </w:rPr>
         <w:t>t</w:t>
       </w:r>
@@ -2308,6 +2728,8 @@
           <w:i/>
           <w:iCs/>
           <w:color w:val="000000"/>
+          <w:sz w:val="22"/>
+          <w:szCs w:val="22"/>
         </w:rPr>
         <w:t>s</w:t>
       </w:r>
@@ -2315,8 +2737,50 @@
         <w:rPr>
           <w:rFonts w:ascii="Arial" w:hAnsi="Arial"/>
           <w:color w:val="000000"/>
-        </w:rPr>
-        <w:t xml:space="preserve">: closes port, removes service_uses_port, sets service_used_port (history), makes service unreachable. </w:t>
+          <w:sz w:val="22"/>
+          <w:szCs w:val="22"/>
+        </w:rPr>
+        <w:t xml:space="preserve">: closes port, removes </w:t>
+      </w:r>
+      <w:proofErr w:type="spellStart"/>
+      <w:r>
+        <w:rPr>
+          <w:rFonts w:ascii="Arial" w:hAnsi="Arial"/>
+          <w:color w:val="000000"/>
+          <w:sz w:val="22"/>
+          <w:szCs w:val="22"/>
+        </w:rPr>
+        <w:t>service_uses_port</w:t>
+      </w:r>
+      <w:proofErr w:type="spellEnd"/>
+      <w:r>
+        <w:rPr>
+          <w:rFonts w:ascii="Arial" w:hAnsi="Arial"/>
+          <w:color w:val="000000"/>
+          <w:sz w:val="22"/>
+          <w:szCs w:val="22"/>
+        </w:rPr>
+        <w:t xml:space="preserve">, sets </w:t>
+      </w:r>
+      <w:proofErr w:type="spellStart"/>
+      <w:r>
+        <w:rPr>
+          <w:rFonts w:ascii="Arial" w:hAnsi="Arial"/>
+          <w:color w:val="000000"/>
+          <w:sz w:val="22"/>
+          <w:szCs w:val="22"/>
+        </w:rPr>
+        <w:t>service_used_port</w:t>
+      </w:r>
+      <w:proofErr w:type="spellEnd"/>
+      <w:r>
+        <w:rPr>
+          <w:rFonts w:ascii="Arial" w:hAnsi="Arial"/>
+          <w:color w:val="000000"/>
+          <w:sz w:val="22"/>
+          <w:szCs w:val="22"/>
+        </w:rPr>
+        <w:t xml:space="preserve"> (history), makes service unreachable. </w:t>
       </w:r>
     </w:p>
     <w:p>
@@ -2347,6 +2811,7 @@
       <w:pPr>
         <w:spacing w:before="160" w:after="60"/>
       </w:pPr>
+      <w:proofErr w:type="gramStart"/>
       <w:r>
         <w:rPr>
           <w:rFonts w:ascii="Arial" w:hAnsi="Arial"/>
@@ -2354,7 +2819,57 @@
           <w:color w:val="4472C4"/>
           <w:sz w:val="24"/>
         </w:rPr>
-        <w:t>3.3.3  restore_service  (cost: 4)</w:t>
+        <w:t xml:space="preserve">3.3.3  </w:t>
+      </w:r>
+      <w:proofErr w:type="spellStart"/>
+      <w:r>
+        <w:rPr>
+          <w:rFonts w:ascii="Arial" w:hAnsi="Arial"/>
+          <w:b/>
+          <w:color w:val="4472C4"/>
+          <w:sz w:val="24"/>
+        </w:rPr>
+        <w:t>restore</w:t>
+      </w:r>
+      <w:proofErr w:type="gramEnd"/>
+      <w:r>
+        <w:rPr>
+          <w:rFonts w:ascii="Arial" w:hAnsi="Arial"/>
+          <w:b/>
+          <w:color w:val="4472C4"/>
+          <w:sz w:val="24"/>
+        </w:rPr>
+        <w:t>_</w:t>
+      </w:r>
+      <w:proofErr w:type="gramStart"/>
+      <w:r>
+        <w:rPr>
+          <w:rFonts w:ascii="Arial" w:hAnsi="Arial"/>
+          <w:b/>
+          <w:color w:val="4472C4"/>
+          <w:sz w:val="24"/>
+        </w:rPr>
+        <w:t>service</w:t>
+      </w:r>
+      <w:proofErr w:type="spellEnd"/>
+      <w:r>
+        <w:rPr>
+          <w:rFonts w:ascii="Arial" w:hAnsi="Arial"/>
+          <w:b/>
+          <w:color w:val="4472C4"/>
+          <w:sz w:val="24"/>
+        </w:rPr>
+        <w:t xml:space="preserve">  (</w:t>
+      </w:r>
+      <w:proofErr w:type="gramEnd"/>
+      <w:r>
+        <w:rPr>
+          <w:rFonts w:ascii="Arial" w:hAnsi="Arial"/>
+          <w:b/>
+          <w:color w:val="4472C4"/>
+          <w:sz w:val="24"/>
+        </w:rPr>
+        <w:t>cost: 4)</w:t>
       </w:r>
     </w:p>
     <w:p>
@@ -2363,12 +2878,16 @@
         <w:rPr>
           <w:rFonts w:ascii="Arial" w:hAnsi="Arial"/>
           <w:color w:val="000000"/>
+          <w:sz w:val="22"/>
+          <w:szCs w:val="22"/>
         </w:rPr>
       </w:pPr>
       <w:r>
         <w:rPr>
           <w:rFonts w:ascii="Arial" w:hAnsi="Arial"/>
           <w:color w:val="000000"/>
+          <w:sz w:val="22"/>
+          <w:szCs w:val="22"/>
         </w:rPr>
         <w:t xml:space="preserve">Re-opens a port for a service that was blocked for maintenance and has since been patched. </w:t>
       </w:r>
@@ -2384,6 +2903,8 @@
         <w:rPr>
           <w:rFonts w:ascii="Arial" w:hAnsi="Arial"/>
           <w:color w:val="000000"/>
+          <w:sz w:val="22"/>
+          <w:szCs w:val="22"/>
         </w:rPr>
       </w:pPr>
       <w:r>
@@ -2392,6 +2913,8 @@
           <w:i/>
           <w:iCs/>
           <w:color w:val="000000"/>
+          <w:sz w:val="22"/>
+          <w:szCs w:val="22"/>
         </w:rPr>
         <w:t>Precondition</w:t>
       </w:r>
@@ -2401,6 +2924,8 @@
           <w:i/>
           <w:iCs/>
           <w:color w:val="000000"/>
+          <w:sz w:val="22"/>
+          <w:szCs w:val="22"/>
         </w:rPr>
         <w:t>s</w:t>
       </w:r>
@@ -2408,6 +2933,8 @@
         <w:rPr>
           <w:rFonts w:ascii="Arial" w:hAnsi="Arial"/>
           <w:color w:val="000000"/>
+          <w:sz w:val="22"/>
+          <w:szCs w:val="22"/>
         </w:rPr>
         <w:t xml:space="preserve">: port was previously used, service active but unreachable, service no longer vulnerable, port and service not forbidden. </w:t>
       </w:r>
@@ -2423,6 +2950,8 @@
         <w:rPr>
           <w:rFonts w:ascii="Arial" w:hAnsi="Arial"/>
           <w:color w:val="000000"/>
+          <w:sz w:val="22"/>
+          <w:szCs w:val="22"/>
         </w:rPr>
       </w:pPr>
       <w:r>
@@ -2431,6 +2960,8 @@
           <w:i/>
           <w:iCs/>
           <w:color w:val="000000"/>
+          <w:sz w:val="22"/>
+          <w:szCs w:val="22"/>
         </w:rPr>
         <w:t>Effect</w:t>
       </w:r>
@@ -2440,6 +2971,8 @@
           <w:i/>
           <w:iCs/>
           <w:color w:val="000000"/>
+          <w:sz w:val="22"/>
+          <w:szCs w:val="22"/>
         </w:rPr>
         <w:t>s</w:t>
       </w:r>
@@ -2447,8 +2980,50 @@
         <w:rPr>
           <w:rFonts w:ascii="Arial" w:hAnsi="Arial"/>
           <w:color w:val="000000"/>
-        </w:rPr>
-        <w:t>: reopens port, restores service_uses_port, makes service reachable, clears service_used_port.</w:t>
+          <w:sz w:val="22"/>
+          <w:szCs w:val="22"/>
+        </w:rPr>
+        <w:t xml:space="preserve">: reopens port, restores </w:t>
+      </w:r>
+      <w:proofErr w:type="spellStart"/>
+      <w:r>
+        <w:rPr>
+          <w:rFonts w:ascii="Arial" w:hAnsi="Arial"/>
+          <w:color w:val="000000"/>
+          <w:sz w:val="22"/>
+          <w:szCs w:val="22"/>
+        </w:rPr>
+        <w:t>service_uses_port</w:t>
+      </w:r>
+      <w:proofErr w:type="spellEnd"/>
+      <w:r>
+        <w:rPr>
+          <w:rFonts w:ascii="Arial" w:hAnsi="Arial"/>
+          <w:color w:val="000000"/>
+          <w:sz w:val="22"/>
+          <w:szCs w:val="22"/>
+        </w:rPr>
+        <w:t xml:space="preserve">, makes service reachable, clears </w:t>
+      </w:r>
+      <w:proofErr w:type="spellStart"/>
+      <w:r>
+        <w:rPr>
+          <w:rFonts w:ascii="Arial" w:hAnsi="Arial"/>
+          <w:color w:val="000000"/>
+          <w:sz w:val="22"/>
+          <w:szCs w:val="22"/>
+        </w:rPr>
+        <w:t>service_used_port</w:t>
+      </w:r>
+      <w:proofErr w:type="spellEnd"/>
+      <w:r>
+        <w:rPr>
+          <w:rFonts w:ascii="Arial" w:hAnsi="Arial"/>
+          <w:color w:val="000000"/>
+          <w:sz w:val="22"/>
+          <w:szCs w:val="22"/>
+        </w:rPr>
+        <w:t>.</w:t>
       </w:r>
     </w:p>
     <w:p>
@@ -2479,6 +3054,7 @@
       <w:pPr>
         <w:spacing w:before="160" w:after="60"/>
       </w:pPr>
+      <w:proofErr w:type="gramStart"/>
       <w:r>
         <w:rPr>
           <w:rFonts w:ascii="Arial" w:hAnsi="Arial"/>
@@ -2486,7 +3062,57 @@
           <w:color w:val="4472C4"/>
           <w:sz w:val="24"/>
         </w:rPr>
-        <w:t>3.3.4  block_port  (cost: 5)</w:t>
+        <w:t xml:space="preserve">3.3.4  </w:t>
+      </w:r>
+      <w:proofErr w:type="spellStart"/>
+      <w:r>
+        <w:rPr>
+          <w:rFonts w:ascii="Arial" w:hAnsi="Arial"/>
+          <w:b/>
+          <w:color w:val="4472C4"/>
+          <w:sz w:val="24"/>
+        </w:rPr>
+        <w:t>block</w:t>
+      </w:r>
+      <w:proofErr w:type="gramEnd"/>
+      <w:r>
+        <w:rPr>
+          <w:rFonts w:ascii="Arial" w:hAnsi="Arial"/>
+          <w:b/>
+          <w:color w:val="4472C4"/>
+          <w:sz w:val="24"/>
+        </w:rPr>
+        <w:t>_</w:t>
+      </w:r>
+      <w:proofErr w:type="gramStart"/>
+      <w:r>
+        <w:rPr>
+          <w:rFonts w:ascii="Arial" w:hAnsi="Arial"/>
+          <w:b/>
+          <w:color w:val="4472C4"/>
+          <w:sz w:val="24"/>
+        </w:rPr>
+        <w:t>port</w:t>
+      </w:r>
+      <w:proofErr w:type="spellEnd"/>
+      <w:r>
+        <w:rPr>
+          <w:rFonts w:ascii="Arial" w:hAnsi="Arial"/>
+          <w:b/>
+          <w:color w:val="4472C4"/>
+          <w:sz w:val="24"/>
+        </w:rPr>
+        <w:t xml:space="preserve">  (</w:t>
+      </w:r>
+      <w:proofErr w:type="gramEnd"/>
+      <w:r>
+        <w:rPr>
+          <w:rFonts w:ascii="Arial" w:hAnsi="Arial"/>
+          <w:b/>
+          <w:color w:val="4472C4"/>
+          <w:sz w:val="24"/>
+        </w:rPr>
+        <w:t>cost: 5)</w:t>
       </w:r>
     </w:p>
     <w:p>
@@ -2495,6 +3121,8 @@
         <w:rPr>
           <w:rFonts w:ascii="Arial" w:hAnsi="Arial"/>
           <w:color w:val="000000"/>
+          <w:sz w:val="22"/>
+          <w:szCs w:val="22"/>
         </w:rPr>
       </w:pPr>
       <w:r>
@@ -2502,6 +3130,7 @@
           <w:rFonts w:ascii="Arial" w:hAnsi="Arial"/>
           <w:color w:val="000000"/>
           <w:sz w:val="22"/>
+          <w:szCs w:val="22"/>
         </w:rPr>
         <w:t>Permanently closes a port used by a service.</w:t>
       </w:r>
@@ -2517,6 +3146,8 @@
         <w:rPr>
           <w:rFonts w:ascii="Arial" w:hAnsi="Arial"/>
           <w:color w:val="000000"/>
+          <w:sz w:val="22"/>
+          <w:szCs w:val="22"/>
         </w:rPr>
       </w:pPr>
       <w:r>
@@ -2525,6 +3156,8 @@
           <w:i/>
           <w:iCs/>
           <w:color w:val="000000"/>
+          <w:sz w:val="22"/>
+          <w:szCs w:val="22"/>
         </w:rPr>
         <w:t>Precondition</w:t>
       </w:r>
@@ -2534,6 +3167,8 @@
           <w:i/>
           <w:iCs/>
           <w:color w:val="000000"/>
+          <w:sz w:val="22"/>
+          <w:szCs w:val="22"/>
         </w:rPr>
         <w:t>s</w:t>
       </w:r>
@@ -2541,23 +3176,10 @@
         <w:rPr>
           <w:rFonts w:ascii="Arial" w:hAnsi="Arial"/>
           <w:color w:val="000000"/>
-        </w:rPr>
-        <w:t>: Requires the service to be active</w:t>
-      </w:r>
-      <w:r>
-        <w:rPr>
-          <w:rFonts w:ascii="Arial" w:hAnsi="Arial"/>
-          <w:color w:val="000000"/>
-        </w:rPr>
-        <w:t xml:space="preserve">, reachable and </w:t>
-      </w:r>
-      <w:r>
-        <w:rPr>
-          <w:rFonts w:ascii="Arial" w:hAnsi="Arial"/>
-          <w:color w:val="000000"/>
-          <w:sz w:val="22"/>
-        </w:rPr>
-        <w:t>no service that depends on this service may currently be reachable</w:t>
+          <w:sz w:val="22"/>
+          <w:szCs w:val="22"/>
+        </w:rPr>
+        <w:t>: Requires the service to be active, reachable and no service that depends on this service may currently be reachable</w:t>
       </w:r>
     </w:p>
     <w:p>
@@ -2571,6 +3193,8 @@
         <w:rPr>
           <w:rFonts w:ascii="Arial" w:hAnsi="Arial"/>
           <w:color w:val="000000"/>
+          <w:sz w:val="22"/>
+          <w:szCs w:val="22"/>
         </w:rPr>
       </w:pPr>
       <w:r>
@@ -2579,6 +3203,8 @@
           <w:i/>
           <w:iCs/>
           <w:color w:val="000000"/>
+          <w:sz w:val="22"/>
+          <w:szCs w:val="22"/>
         </w:rPr>
         <w:t>Effect</w:t>
       </w:r>
@@ -2588,6 +3214,8 @@
           <w:i/>
           <w:iCs/>
           <w:color w:val="000000"/>
+          <w:sz w:val="22"/>
+          <w:szCs w:val="22"/>
         </w:rPr>
         <w:t>s</w:t>
       </w:r>
@@ -2595,8 +3223,30 @@
         <w:rPr>
           <w:rFonts w:ascii="Arial" w:hAnsi="Arial"/>
           <w:color w:val="000000"/>
-        </w:rPr>
-        <w:t xml:space="preserve">: closes port, removes service_uses_port, makes service unreachable. </w:t>
+          <w:sz w:val="22"/>
+          <w:szCs w:val="22"/>
+        </w:rPr>
+        <w:t xml:space="preserve">: closes port, removes </w:t>
+      </w:r>
+      <w:proofErr w:type="spellStart"/>
+      <w:r>
+        <w:rPr>
+          <w:rFonts w:ascii="Arial" w:hAnsi="Arial"/>
+          <w:color w:val="000000"/>
+          <w:sz w:val="22"/>
+          <w:szCs w:val="22"/>
+        </w:rPr>
+        <w:t>service_uses_port</w:t>
+      </w:r>
+      <w:proofErr w:type="spellEnd"/>
+      <w:r>
+        <w:rPr>
+          <w:rFonts w:ascii="Arial" w:hAnsi="Arial"/>
+          <w:color w:val="000000"/>
+          <w:sz w:val="22"/>
+          <w:szCs w:val="22"/>
+        </w:rPr>
+        <w:t xml:space="preserve">, makes service unreachable. </w:t>
       </w:r>
     </w:p>
     <w:p>
@@ -2627,6 +3277,7 @@
       <w:pPr>
         <w:spacing w:before="160" w:after="60"/>
       </w:pPr>
+      <w:proofErr w:type="gramStart"/>
       <w:r>
         <w:rPr>
           <w:rFonts w:ascii="Arial" w:hAnsi="Arial"/>
@@ -2634,7 +3285,57 @@
           <w:color w:val="4472C4"/>
           <w:sz w:val="24"/>
         </w:rPr>
-        <w:t>3.3.5  disable_service  (cost: 10)</w:t>
+        <w:t xml:space="preserve">3.3.5  </w:t>
+      </w:r>
+      <w:proofErr w:type="spellStart"/>
+      <w:r>
+        <w:rPr>
+          <w:rFonts w:ascii="Arial" w:hAnsi="Arial"/>
+          <w:b/>
+          <w:color w:val="4472C4"/>
+          <w:sz w:val="24"/>
+        </w:rPr>
+        <w:t>disable</w:t>
+      </w:r>
+      <w:proofErr w:type="gramEnd"/>
+      <w:r>
+        <w:rPr>
+          <w:rFonts w:ascii="Arial" w:hAnsi="Arial"/>
+          <w:b/>
+          <w:color w:val="4472C4"/>
+          <w:sz w:val="24"/>
+        </w:rPr>
+        <w:t>_</w:t>
+      </w:r>
+      <w:proofErr w:type="gramStart"/>
+      <w:r>
+        <w:rPr>
+          <w:rFonts w:ascii="Arial" w:hAnsi="Arial"/>
+          <w:b/>
+          <w:color w:val="4472C4"/>
+          <w:sz w:val="24"/>
+        </w:rPr>
+        <w:t>service</w:t>
+      </w:r>
+      <w:proofErr w:type="spellEnd"/>
+      <w:r>
+        <w:rPr>
+          <w:rFonts w:ascii="Arial" w:hAnsi="Arial"/>
+          <w:b/>
+          <w:color w:val="4472C4"/>
+          <w:sz w:val="24"/>
+        </w:rPr>
+        <w:t xml:space="preserve">  (</w:t>
+      </w:r>
+      <w:proofErr w:type="gramEnd"/>
+      <w:r>
+        <w:rPr>
+          <w:rFonts w:ascii="Arial" w:hAnsi="Arial"/>
+          <w:b/>
+          <w:color w:val="4472C4"/>
+          <w:sz w:val="24"/>
+        </w:rPr>
+        <w:t>cost: 10)</w:t>
       </w:r>
     </w:p>
     <w:p>
@@ -2643,6 +3344,8 @@
         <w:rPr>
           <w:rFonts w:ascii="Arial" w:hAnsi="Arial"/>
           <w:color w:val="000000"/>
+          <w:sz w:val="22"/>
+          <w:szCs w:val="22"/>
         </w:rPr>
       </w:pPr>
       <w:r>
@@ -2650,6 +3353,7 @@
           <w:rFonts w:ascii="Arial" w:hAnsi="Arial"/>
           <w:color w:val="000000"/>
           <w:sz w:val="22"/>
+          <w:szCs w:val="22"/>
         </w:rPr>
         <w:t>Shuts down a service entirely</w:t>
       </w:r>
@@ -2657,15 +3361,10 @@
         <w:rPr>
           <w:rFonts w:ascii="Arial" w:hAnsi="Arial"/>
           <w:color w:val="000000"/>
-        </w:rPr>
-        <w:t xml:space="preserve">; high </w:t>
-      </w:r>
-      <w:r>
-        <w:rPr>
-          <w:rFonts w:ascii="Arial" w:hAnsi="Arial"/>
-          <w:color w:val="000000"/>
-        </w:rPr>
-        <w:t>cost reflects permanent operational disruption and slow recovery.</w:t>
+          <w:sz w:val="22"/>
+          <w:szCs w:val="22"/>
+        </w:rPr>
+        <w:t>; high cost reflects permanent operational disruption and slow recovery.</w:t>
       </w:r>
     </w:p>
     <w:p>
@@ -2679,6 +3378,8 @@
         <w:rPr>
           <w:rFonts w:ascii="Arial" w:hAnsi="Arial"/>
           <w:color w:val="000000"/>
+          <w:sz w:val="22"/>
+          <w:szCs w:val="22"/>
         </w:rPr>
       </w:pPr>
       <w:r>
@@ -2687,31 +3388,19 @@
           <w:i/>
           <w:iCs/>
           <w:color w:val="000000"/>
-        </w:rPr>
-        <w:t>Precondition</w:t>
-      </w:r>
-      <w:r>
-        <w:rPr>
-          <w:rFonts w:ascii="Arial" w:hAnsi="Arial"/>
-          <w:i/>
-          <w:iCs/>
+          <w:sz w:val="22"/>
+          <w:szCs w:val="22"/>
+        </w:rPr>
+        <w:t>Preconditions</w:t>
+      </w:r>
+      <w:r>
+        <w:rPr>
+          <w:rFonts w:ascii="Arial" w:hAnsi="Arial"/>
           <w:color w:val="000000"/>
-        </w:rPr>
-        <w:t>s</w:t>
-      </w:r>
-      <w:r>
-        <w:rPr>
-          <w:rFonts w:ascii="Arial" w:hAnsi="Arial"/>
-          <w:color w:val="000000"/>
-        </w:rPr>
-        <w:t xml:space="preserve">: </w:t>
-      </w:r>
-      <w:r>
-        <w:rPr>
-          <w:rFonts w:ascii="Arial" w:hAnsi="Arial"/>
-          <w:color w:val="000000"/>
-        </w:rPr>
-        <w:t xml:space="preserve">The service must already be unreachable and must not be critical. </w:t>
+          <w:sz w:val="22"/>
+          <w:szCs w:val="22"/>
+        </w:rPr>
+        <w:t xml:space="preserve">: The service must already be unreachable and must not be critical. </w:t>
       </w:r>
     </w:p>
     <w:p>
@@ -2725,6 +3414,8 @@
         <w:rPr>
           <w:rFonts w:ascii="Arial" w:hAnsi="Arial"/>
           <w:color w:val="000000"/>
+          <w:sz w:val="22"/>
+          <w:szCs w:val="22"/>
         </w:rPr>
       </w:pPr>
       <w:r>
@@ -2733,6 +3424,8 @@
           <w:i/>
           <w:iCs/>
           <w:color w:val="000000"/>
+          <w:sz w:val="22"/>
+          <w:szCs w:val="22"/>
         </w:rPr>
         <w:t>Effect</w:t>
       </w:r>
@@ -2742,6 +3435,8 @@
           <w:i/>
           <w:iCs/>
           <w:color w:val="000000"/>
+          <w:sz w:val="22"/>
+          <w:szCs w:val="22"/>
         </w:rPr>
         <w:t>s</w:t>
       </w:r>
@@ -2749,8 +3444,30 @@
         <w:rPr>
           <w:rFonts w:ascii="Arial" w:hAnsi="Arial"/>
           <w:color w:val="000000"/>
-        </w:rPr>
-        <w:t xml:space="preserve">: service_active → False. </w:t>
+          <w:sz w:val="22"/>
+          <w:szCs w:val="22"/>
+        </w:rPr>
+        <w:t xml:space="preserve">: </w:t>
+      </w:r>
+      <w:proofErr w:type="spellStart"/>
+      <w:r>
+        <w:rPr>
+          <w:rFonts w:ascii="Arial" w:hAnsi="Arial"/>
+          <w:color w:val="000000"/>
+          <w:sz w:val="22"/>
+          <w:szCs w:val="22"/>
+        </w:rPr>
+        <w:t>service_active</w:t>
+      </w:r>
+      <w:proofErr w:type="spellEnd"/>
+      <w:r>
+        <w:rPr>
+          <w:rFonts w:ascii="Arial" w:hAnsi="Arial"/>
+          <w:color w:val="000000"/>
+          <w:sz w:val="22"/>
+          <w:szCs w:val="22"/>
+        </w:rPr>
+        <w:t xml:space="preserve"> → False. </w:t>
       </w:r>
     </w:p>
     <w:p>
@@ -2804,10 +3521,26 @@
         <w:t xml:space="preserve"> </w:t>
       </w:r>
     </w:p>
+    <w:p/>
     <w:p>
       <w:pPr>
+        <w:tabs>
+          <w:tab w:val="left" w:pos="960"/>
+        </w:tabs>
+        <w:spacing w:before="40" w:after="80"/>
+        <w:rPr>
+          <w:rFonts w:ascii="Arial" w:hAnsi="Arial"/>
+          <w:color w:val="000000"/>
+          <w:sz w:val="10"/>
+          <w:szCs w:val="10"/>
+        </w:rPr>
+      </w:pPr>
+    </w:p>
+    <w:p>
+      <w:pPr>
         <w:spacing w:before="160" w:after="60"/>
       </w:pPr>
+      <w:proofErr w:type="gramStart"/>
       <w:r>
         <w:rPr>
           <w:rFonts w:ascii="Arial" w:hAnsi="Arial"/>
@@ -2815,7 +3548,58 @@
           <w:color w:val="4472C4"/>
           <w:sz w:val="24"/>
         </w:rPr>
-        <w:t>3.3.6  open_new_port  (cost: 14)</w:t>
+        <w:lastRenderedPageBreak/>
+        <w:t xml:space="preserve">3.3.6  </w:t>
+      </w:r>
+      <w:proofErr w:type="spellStart"/>
+      <w:r>
+        <w:rPr>
+          <w:rFonts w:ascii="Arial" w:hAnsi="Arial"/>
+          <w:b/>
+          <w:color w:val="4472C4"/>
+          <w:sz w:val="24"/>
+        </w:rPr>
+        <w:t>open</w:t>
+      </w:r>
+      <w:proofErr w:type="gramEnd"/>
+      <w:r>
+        <w:rPr>
+          <w:rFonts w:ascii="Arial" w:hAnsi="Arial"/>
+          <w:b/>
+          <w:color w:val="4472C4"/>
+          <w:sz w:val="24"/>
+        </w:rPr>
+        <w:t>_new_</w:t>
+      </w:r>
+      <w:proofErr w:type="gramStart"/>
+      <w:r>
+        <w:rPr>
+          <w:rFonts w:ascii="Arial" w:hAnsi="Arial"/>
+          <w:b/>
+          <w:color w:val="4472C4"/>
+          <w:sz w:val="24"/>
+        </w:rPr>
+        <w:t>port</w:t>
+      </w:r>
+      <w:proofErr w:type="spellEnd"/>
+      <w:r>
+        <w:rPr>
+          <w:rFonts w:ascii="Arial" w:hAnsi="Arial"/>
+          <w:b/>
+          <w:color w:val="4472C4"/>
+          <w:sz w:val="24"/>
+        </w:rPr>
+        <w:t xml:space="preserve">  (</w:t>
+      </w:r>
+      <w:proofErr w:type="gramEnd"/>
+      <w:r>
+        <w:rPr>
+          <w:rFonts w:ascii="Arial" w:hAnsi="Arial"/>
+          <w:b/>
+          <w:color w:val="4472C4"/>
+          <w:sz w:val="24"/>
+        </w:rPr>
+        <w:t>cost: 14)</w:t>
       </w:r>
     </w:p>
     <w:p>
@@ -2824,6 +3608,8 @@
         <w:rPr>
           <w:rFonts w:ascii="Arial" w:hAnsi="Arial"/>
           <w:color w:val="000000"/>
+          <w:sz w:val="22"/>
+          <w:szCs w:val="22"/>
         </w:rPr>
       </w:pPr>
       <w:r>
@@ -2831,6 +3617,7 @@
           <w:rFonts w:ascii="Arial" w:hAnsi="Arial"/>
           <w:color w:val="000000"/>
           <w:sz w:val="22"/>
+          <w:szCs w:val="22"/>
         </w:rPr>
         <w:t>Assigns a new, previously unused port to a service</w:t>
       </w:r>
@@ -2838,6 +3625,8 @@
         <w:rPr>
           <w:rFonts w:ascii="Arial" w:hAnsi="Arial"/>
           <w:color w:val="000000"/>
+          <w:sz w:val="22"/>
+          <w:szCs w:val="22"/>
         </w:rPr>
         <w:t xml:space="preserve">, </w:t>
       </w:r>
@@ -2846,6 +3635,7 @@
           <w:rFonts w:ascii="Arial" w:hAnsi="Arial"/>
           <w:color w:val="000000"/>
           <w:sz w:val="22"/>
+          <w:szCs w:val="22"/>
         </w:rPr>
         <w:t>when a service's current port is forbidden and has no pre-configured alternative</w:t>
       </w:r>
@@ -2853,6 +3643,8 @@
         <w:rPr>
           <w:rFonts w:ascii="Arial" w:hAnsi="Arial"/>
           <w:color w:val="000000"/>
+          <w:sz w:val="22"/>
+          <w:szCs w:val="22"/>
         </w:rPr>
         <w:t xml:space="preserve"> with</w:t>
       </w:r>
@@ -2861,8 +3653,29 @@
           <w:rFonts w:ascii="Arial" w:hAnsi="Arial"/>
           <w:color w:val="000000"/>
           <w:sz w:val="22"/>
-        </w:rPr>
-        <w:t xml:space="preserve"> open_possibility set. </w:t>
+          <w:szCs w:val="22"/>
+        </w:rPr>
+        <w:t xml:space="preserve"> </w:t>
+      </w:r>
+      <w:proofErr w:type="spellStart"/>
+      <w:r>
+        <w:rPr>
+          <w:rFonts w:ascii="Arial" w:hAnsi="Arial"/>
+          <w:color w:val="000000"/>
+          <w:sz w:val="22"/>
+          <w:szCs w:val="22"/>
+        </w:rPr>
+        <w:t>open_possibility</w:t>
+      </w:r>
+      <w:proofErr w:type="spellEnd"/>
+      <w:r>
+        <w:rPr>
+          <w:rFonts w:ascii="Arial" w:hAnsi="Arial"/>
+          <w:color w:val="000000"/>
+          <w:sz w:val="22"/>
+          <w:szCs w:val="22"/>
+        </w:rPr>
+        <w:t xml:space="preserve"> set. </w:t>
       </w:r>
     </w:p>
     <w:p>
@@ -2876,6 +3689,8 @@
         <w:rPr>
           <w:rFonts w:ascii="Arial" w:hAnsi="Arial"/>
           <w:color w:val="000000"/>
+          <w:sz w:val="22"/>
+          <w:szCs w:val="22"/>
         </w:rPr>
       </w:pPr>
       <w:r>
@@ -2884,14 +3699,17 @@
           <w:i/>
           <w:iCs/>
           <w:color w:val="000000"/>
-        </w:rPr>
-        <w:lastRenderedPageBreak/>
+          <w:sz w:val="22"/>
+          <w:szCs w:val="22"/>
+        </w:rPr>
         <w:t>Preconditions</w:t>
       </w:r>
       <w:r>
         <w:rPr>
           <w:rFonts w:ascii="Arial" w:hAnsi="Arial"/>
           <w:color w:val="000000"/>
+          <w:sz w:val="22"/>
+          <w:szCs w:val="22"/>
         </w:rPr>
         <w:t xml:space="preserve">: service active but unreachable, target port not open, neither service nor port is forbidden, service not critical, service not vulnerable. </w:t>
       </w:r>
@@ -2907,6 +3725,8 @@
         <w:rPr>
           <w:rFonts w:ascii="Arial" w:hAnsi="Arial"/>
           <w:color w:val="000000"/>
+          <w:sz w:val="22"/>
+          <w:szCs w:val="22"/>
         </w:rPr>
       </w:pPr>
       <w:r>
@@ -2915,6 +3735,8 @@
           <w:i/>
           <w:iCs/>
           <w:color w:val="000000"/>
+          <w:sz w:val="22"/>
+          <w:szCs w:val="22"/>
         </w:rPr>
         <w:t>Effects</w:t>
       </w:r>
@@ -2922,8 +3744,30 @@
         <w:rPr>
           <w:rFonts w:ascii="Arial" w:hAnsi="Arial"/>
           <w:color w:val="000000"/>
-        </w:rPr>
-        <w:t>: opens port, assigns to service, makes service reachable, clears open_possibility.</w:t>
+          <w:sz w:val="22"/>
+          <w:szCs w:val="22"/>
+        </w:rPr>
+        <w:t xml:space="preserve">: opens port, assigns to service, makes service reachable, clears </w:t>
+      </w:r>
+      <w:proofErr w:type="spellStart"/>
+      <w:r>
+        <w:rPr>
+          <w:rFonts w:ascii="Arial" w:hAnsi="Arial"/>
+          <w:color w:val="000000"/>
+          <w:sz w:val="22"/>
+          <w:szCs w:val="22"/>
+        </w:rPr>
+        <w:t>open_possibility</w:t>
+      </w:r>
+      <w:proofErr w:type="spellEnd"/>
+      <w:r>
+        <w:rPr>
+          <w:rFonts w:ascii="Arial" w:hAnsi="Arial"/>
+          <w:color w:val="000000"/>
+          <w:sz w:val="22"/>
+          <w:szCs w:val="22"/>
+        </w:rPr>
+        <w:t>.</w:t>
       </w:r>
     </w:p>
     <w:p>
@@ -2954,6 +3798,7 @@
       <w:pPr>
         <w:spacing w:before="160" w:after="60"/>
       </w:pPr>
+      <w:proofErr w:type="gramStart"/>
       <w:r>
         <w:rPr>
           <w:rFonts w:ascii="Arial" w:hAnsi="Arial"/>
@@ -2961,7 +3806,57 @@
           <w:color w:val="4472C4"/>
           <w:sz w:val="24"/>
         </w:rPr>
-        <w:t>3.3.7  migrate_service  (cost: 16)</w:t>
+        <w:t xml:space="preserve">3.3.7  </w:t>
+      </w:r>
+      <w:proofErr w:type="spellStart"/>
+      <w:r>
+        <w:rPr>
+          <w:rFonts w:ascii="Arial" w:hAnsi="Arial"/>
+          <w:b/>
+          <w:color w:val="4472C4"/>
+          <w:sz w:val="24"/>
+        </w:rPr>
+        <w:t>migrate</w:t>
+      </w:r>
+      <w:proofErr w:type="gramEnd"/>
+      <w:r>
+        <w:rPr>
+          <w:rFonts w:ascii="Arial" w:hAnsi="Arial"/>
+          <w:b/>
+          <w:color w:val="4472C4"/>
+          <w:sz w:val="24"/>
+        </w:rPr>
+        <w:t>_</w:t>
+      </w:r>
+      <w:proofErr w:type="gramStart"/>
+      <w:r>
+        <w:rPr>
+          <w:rFonts w:ascii="Arial" w:hAnsi="Arial"/>
+          <w:b/>
+          <w:color w:val="4472C4"/>
+          <w:sz w:val="24"/>
+        </w:rPr>
+        <w:t>service</w:t>
+      </w:r>
+      <w:proofErr w:type="spellEnd"/>
+      <w:r>
+        <w:rPr>
+          <w:rFonts w:ascii="Arial" w:hAnsi="Arial"/>
+          <w:b/>
+          <w:color w:val="4472C4"/>
+          <w:sz w:val="24"/>
+        </w:rPr>
+        <w:t xml:space="preserve">  (</w:t>
+      </w:r>
+      <w:proofErr w:type="gramEnd"/>
+      <w:r>
+        <w:rPr>
+          <w:rFonts w:ascii="Arial" w:hAnsi="Arial"/>
+          <w:b/>
+          <w:color w:val="4472C4"/>
+          <w:sz w:val="24"/>
+        </w:rPr>
+        <w:t>cost: 16)</w:t>
       </w:r>
     </w:p>
     <w:p>
@@ -2970,6 +3865,8 @@
         <w:rPr>
           <w:rFonts w:ascii="Arial" w:hAnsi="Arial"/>
           <w:color w:val="000000"/>
+          <w:sz w:val="22"/>
+          <w:szCs w:val="22"/>
         </w:rPr>
       </w:pPr>
       <w:r>
@@ -2977,6 +3874,7 @@
           <w:rFonts w:ascii="Arial" w:hAnsi="Arial"/>
           <w:color w:val="000000"/>
           <w:sz w:val="22"/>
+          <w:szCs w:val="22"/>
         </w:rPr>
         <w:t>Moves a service from its current forbidden port to a pre-validated alternative port (from ALTERNATIVE_PORTS). Most expensive action — requires coordinated firewall, service configuration, and potentially client configuration changes, with the highest risk of introducing new issues.</w:t>
       </w:r>
@@ -2992,6 +3890,8 @@
         <w:rPr>
           <w:rFonts w:ascii="Arial" w:hAnsi="Arial"/>
           <w:color w:val="000000"/>
+          <w:sz w:val="22"/>
+          <w:szCs w:val="22"/>
         </w:rPr>
       </w:pPr>
       <w:r>
@@ -3000,38 +3900,19 @@
           <w:i/>
           <w:iCs/>
           <w:color w:val="000000"/>
-        </w:rPr>
-        <w:t>Precondition</w:t>
-      </w:r>
-      <w:r>
-        <w:rPr>
-          <w:rFonts w:ascii="Arial" w:hAnsi="Arial"/>
-          <w:i/>
-          <w:iCs/>
+          <w:sz w:val="22"/>
+          <w:szCs w:val="22"/>
+        </w:rPr>
+        <w:t>Preconditions</w:t>
+      </w:r>
+      <w:r>
+        <w:rPr>
+          <w:rFonts w:ascii="Arial" w:hAnsi="Arial"/>
           <w:color w:val="000000"/>
-        </w:rPr>
-        <w:t>s</w:t>
-      </w:r>
-      <w:r>
-        <w:rPr>
-          <w:rFonts w:ascii="Arial" w:hAnsi="Arial"/>
-          <w:color w:val="000000"/>
-        </w:rPr>
-        <w:t xml:space="preserve">: </w:t>
-      </w:r>
-      <w:r>
-        <w:rPr>
-          <w:rFonts w:ascii="Arial" w:hAnsi="Arial"/>
-          <w:color w:val="000000"/>
-        </w:rPr>
-        <w:t>new port open possibility</w:t>
-      </w:r>
-      <w:r>
-        <w:rPr>
-          <w:rFonts w:ascii="Arial" w:hAnsi="Arial"/>
-          <w:color w:val="000000"/>
-        </w:rPr>
-        <w:t xml:space="preserve">, service active but unreachable, service no longer vulnerable, port and service not forbidden. </w:t>
+          <w:sz w:val="22"/>
+          <w:szCs w:val="22"/>
+        </w:rPr>
+        <w:t xml:space="preserve">: new port open possibility, service active but unreachable, service no longer vulnerable, port and service not forbidden. </w:t>
       </w:r>
     </w:p>
     <w:p>
@@ -3045,6 +3926,8 @@
         <w:rPr>
           <w:rFonts w:ascii="Arial" w:hAnsi="Arial"/>
           <w:color w:val="000000"/>
+          <w:sz w:val="22"/>
+          <w:szCs w:val="22"/>
         </w:rPr>
       </w:pPr>
       <w:r>
@@ -3053,46 +3936,51 @@
           <w:i/>
           <w:iCs/>
           <w:color w:val="000000"/>
-        </w:rPr>
-        <w:t>Effect</w:t>
-      </w:r>
-      <w:r>
-        <w:rPr>
-          <w:rFonts w:ascii="Arial" w:hAnsi="Arial"/>
-          <w:i/>
-          <w:iCs/>
+          <w:sz w:val="22"/>
+          <w:szCs w:val="22"/>
+        </w:rPr>
+        <w:t>Effects</w:t>
+      </w:r>
+      <w:r>
+        <w:rPr>
+          <w:rFonts w:ascii="Arial" w:hAnsi="Arial"/>
           <w:color w:val="000000"/>
-        </w:rPr>
-        <w:t>s</w:t>
-      </w:r>
+          <w:sz w:val="22"/>
+          <w:szCs w:val="22"/>
+        </w:rPr>
+        <w:t xml:space="preserve">: opens new port, restores </w:t>
+      </w:r>
+      <w:proofErr w:type="spellStart"/>
       <w:r>
         <w:rPr>
           <w:rFonts w:ascii="Arial" w:hAnsi="Arial"/>
           <w:color w:val="000000"/>
-        </w:rPr>
-        <w:t>: opens</w:t>
-      </w:r>
+          <w:sz w:val="22"/>
+          <w:szCs w:val="22"/>
+        </w:rPr>
+        <w:t>service_uses_port</w:t>
+      </w:r>
+      <w:proofErr w:type="spellEnd"/>
       <w:r>
         <w:rPr>
           <w:rFonts w:ascii="Arial" w:hAnsi="Arial"/>
           <w:color w:val="000000"/>
-        </w:rPr>
-        <w:t xml:space="preserve"> new</w:t>
-      </w:r>
+          <w:sz w:val="22"/>
+          <w:szCs w:val="22"/>
+        </w:rPr>
+        <w:t xml:space="preserve">, makes service reachable, clears </w:t>
+      </w:r>
+      <w:proofErr w:type="spellStart"/>
       <w:r>
         <w:rPr>
           <w:rFonts w:ascii="Arial" w:hAnsi="Arial"/>
           <w:color w:val="000000"/>
-        </w:rPr>
-        <w:t xml:space="preserve"> port, restores service_uses_port, makes service reachable, clears </w:t>
-      </w:r>
-      <w:r>
-        <w:rPr>
-          <w:rFonts w:ascii="Arial" w:hAnsi="Arial"/>
-          <w:color w:val="000000"/>
+          <w:sz w:val="22"/>
+          <w:szCs w:val="22"/>
         </w:rPr>
         <w:t>migrate_possibility</w:t>
       </w:r>
+      <w:proofErr w:type="spellEnd"/>
     </w:p>
     <w:p>
       <w:pPr>
@@ -3130,13 +4018,23 @@
           <w:color w:val="000000"/>
         </w:rPr>
       </w:pPr>
+      <w:proofErr w:type="spellStart"/>
       <w:r>
         <w:rPr>
           <w:rFonts w:ascii="Arial" w:hAnsi="Arial"/>
           <w:color w:val="000000"/>
           <w:sz w:val="22"/>
         </w:rPr>
-        <w:t>NetworkHardeningProblem in planner/problem.py takes a parsed JSON scenario and produces a solvable UP problem in three phases: object creation, initial state definition, and goal definition.</w:t>
+        <w:t>NetworkHardeningProblem</w:t>
+      </w:r>
+      <w:proofErr w:type="spellEnd"/>
+      <w:r>
+        <w:rPr>
+          <w:rFonts w:ascii="Arial" w:hAnsi="Arial"/>
+          <w:color w:val="000000"/>
+          <w:sz w:val="22"/>
+        </w:rPr>
+        <w:t xml:space="preserve"> in planner/problem.py takes a parsed JSON scenario and produces a solvable UP problem in three phases: object creation, initial state definition, and goal definition.</w:t>
       </w:r>
     </w:p>
     <w:p>
@@ -3148,6 +4046,7 @@
       <w:pPr>
         <w:spacing w:before="240" w:after="80"/>
       </w:pPr>
+      <w:proofErr w:type="gramStart"/>
       <w:r>
         <w:rPr>
           <w:rFonts w:ascii="Arial" w:hAnsi="Arial"/>
@@ -3155,50 +4054,9 @@
           <w:color w:val="2E75B6"/>
           <w:sz w:val="28"/>
         </w:rPr>
-        <w:t>4.1  Object Creation</w:t>
-      </w:r>
-    </w:p>
-    <w:p>
-      <w:pPr>
-        <w:spacing w:before="40" w:after="80"/>
-        <w:rPr>
-          <w:rFonts w:ascii="Arial" w:hAnsi="Arial"/>
-          <w:color w:val="000000"/>
-        </w:rPr>
-      </w:pPr>
-      <w:r>
-        <w:rPr>
-          <w:rFonts w:ascii="Arial" w:hAnsi="Arial"/>
-          <w:color w:val="000000"/>
-          <w:sz w:val="22"/>
-        </w:rPr>
-        <w:t>Objects are created for all hosts, ports, and services in the scenario</w:t>
-      </w:r>
-      <w:r>
-        <w:rPr>
-          <w:rFonts w:ascii="Arial" w:hAnsi="Arial"/>
-          <w:color w:val="000000"/>
-        </w:rPr>
-        <w:t xml:space="preserve">; the </w:t>
-      </w:r>
-      <w:r>
-        <w:rPr>
-          <w:rFonts w:ascii="Arial" w:hAnsi="Arial"/>
-          <w:color w:val="000000"/>
-          <w:sz w:val="22"/>
-        </w:rPr>
-        <w:t>port set is augmented with alternative ports (from ALTERNATIVE_PORTS) and service ports (9000–9009), ensuring the grounded problem contains all ports the planner might need without requiring manual enumeration in the JSON.</w:t>
-      </w:r>
-    </w:p>
-    <w:p>
-      <w:pPr>
-        <w:spacing w:before="40" w:after="80"/>
-      </w:pPr>
-    </w:p>
-    <w:p>
-      <w:pPr>
-        <w:spacing w:before="240" w:after="80"/>
-      </w:pPr>
+        <w:t>4.1  Object</w:t>
+      </w:r>
+      <w:proofErr w:type="gramEnd"/>
       <w:r>
         <w:rPr>
           <w:rFonts w:ascii="Arial" w:hAnsi="Arial"/>
@@ -3206,7 +4064,75 @@
           <w:color w:val="2E75B6"/>
           <w:sz w:val="28"/>
         </w:rPr>
-        <w:t>4.2  Initial State</w:t>
+        <w:t xml:space="preserve"> Creation</w:t>
+      </w:r>
+    </w:p>
+    <w:p>
+      <w:pPr>
+        <w:spacing w:before="40" w:after="80"/>
+        <w:rPr>
+          <w:rFonts w:ascii="Arial" w:hAnsi="Arial"/>
+          <w:color w:val="000000"/>
+          <w:sz w:val="22"/>
+          <w:szCs w:val="22"/>
+        </w:rPr>
+      </w:pPr>
+      <w:r>
+        <w:rPr>
+          <w:rFonts w:ascii="Arial" w:hAnsi="Arial"/>
+          <w:color w:val="000000"/>
+          <w:sz w:val="22"/>
+          <w:szCs w:val="22"/>
+        </w:rPr>
+        <w:t>Objects are created for all hosts, ports, and services in the scenario</w:t>
+      </w:r>
+      <w:r>
+        <w:rPr>
+          <w:rFonts w:ascii="Arial" w:hAnsi="Arial"/>
+          <w:color w:val="000000"/>
+          <w:sz w:val="22"/>
+          <w:szCs w:val="22"/>
+        </w:rPr>
+        <w:t xml:space="preserve">; the </w:t>
+      </w:r>
+      <w:r>
+        <w:rPr>
+          <w:rFonts w:ascii="Arial" w:hAnsi="Arial"/>
+          <w:color w:val="000000"/>
+          <w:sz w:val="22"/>
+          <w:szCs w:val="22"/>
+        </w:rPr>
+        <w:t>port set is augmented with alternative ports (from ALTERNATIVE_PORTS) and service ports (9000–9009), ensuring the grounded problem contains all ports the planner might need without requiring manual enumeration in the JSON.</w:t>
+      </w:r>
+    </w:p>
+    <w:p>
+      <w:pPr>
+        <w:spacing w:before="40" w:after="80"/>
+      </w:pPr>
+    </w:p>
+    <w:p>
+      <w:pPr>
+        <w:spacing w:before="240" w:after="80"/>
+      </w:pPr>
+      <w:proofErr w:type="gramStart"/>
+      <w:r>
+        <w:rPr>
+          <w:rFonts w:ascii="Arial" w:hAnsi="Arial"/>
+          <w:b/>
+          <w:color w:val="2E75B6"/>
+          <w:sz w:val="28"/>
+        </w:rPr>
+        <w:t>4.2  Initial</w:t>
+      </w:r>
+      <w:proofErr w:type="gramEnd"/>
+      <w:r>
+        <w:rPr>
+          <w:rFonts w:ascii="Arial" w:hAnsi="Arial"/>
+          <w:b/>
+          <w:color w:val="2E75B6"/>
+          <w:sz w:val="28"/>
+        </w:rPr>
+        <w:t xml:space="preserve"> State</w:t>
       </w:r>
     </w:p>
     <w:p>
@@ -3228,12 +4154,21 @@
         <w:spacing w:before="20" w:after="20"/>
         <w:ind w:left="432"/>
       </w:pPr>
-      <w:r>
-        <w:rPr>
-          <w:rFonts w:ascii="Arial" w:hAnsi="Arial"/>
-          <w:sz w:val="22"/>
-        </w:rPr>
-        <w:t>open_port set for every port currently in use on each host.</w:t>
+      <w:proofErr w:type="spellStart"/>
+      <w:r>
+        <w:rPr>
+          <w:rFonts w:ascii="Arial" w:hAnsi="Arial"/>
+          <w:sz w:val="22"/>
+        </w:rPr>
+        <w:t>open_port</w:t>
+      </w:r>
+      <w:proofErr w:type="spellEnd"/>
+      <w:r>
+        <w:rPr>
+          <w:rFonts w:ascii="Arial" w:hAnsi="Arial"/>
+          <w:sz w:val="22"/>
+        </w:rPr>
+        <w:t xml:space="preserve"> set for every port currently in use on each host.</w:t>
       </w:r>
     </w:p>
     <w:p>
@@ -3242,12 +4177,53 @@
         <w:spacing w:before="20" w:after="20"/>
         <w:ind w:left="432"/>
       </w:pPr>
-      <w:r>
-        <w:rPr>
-          <w:rFonts w:ascii="Arial" w:hAnsi="Arial"/>
-          <w:sz w:val="22"/>
-        </w:rPr>
-        <w:t>service_active, service_uses_port, service_reachable set for each (host, service, port) triple.</w:t>
+      <w:proofErr w:type="spellStart"/>
+      <w:r>
+        <w:rPr>
+          <w:rFonts w:ascii="Arial" w:hAnsi="Arial"/>
+          <w:sz w:val="22"/>
+        </w:rPr>
+        <w:t>service_active</w:t>
+      </w:r>
+      <w:proofErr w:type="spellEnd"/>
+      <w:r>
+        <w:rPr>
+          <w:rFonts w:ascii="Arial" w:hAnsi="Arial"/>
+          <w:sz w:val="22"/>
+        </w:rPr>
+        <w:t xml:space="preserve">, </w:t>
+      </w:r>
+      <w:proofErr w:type="spellStart"/>
+      <w:r>
+        <w:rPr>
+          <w:rFonts w:ascii="Arial" w:hAnsi="Arial"/>
+          <w:sz w:val="22"/>
+        </w:rPr>
+        <w:t>service_uses_port</w:t>
+      </w:r>
+      <w:proofErr w:type="spellEnd"/>
+      <w:r>
+        <w:rPr>
+          <w:rFonts w:ascii="Arial" w:hAnsi="Arial"/>
+          <w:sz w:val="22"/>
+        </w:rPr>
+        <w:t xml:space="preserve">, </w:t>
+      </w:r>
+      <w:proofErr w:type="spellStart"/>
+      <w:r>
+        <w:rPr>
+          <w:rFonts w:ascii="Arial" w:hAnsi="Arial"/>
+          <w:sz w:val="22"/>
+        </w:rPr>
+        <w:t>service_reachable</w:t>
+      </w:r>
+      <w:proofErr w:type="spellEnd"/>
+      <w:r>
+        <w:rPr>
+          <w:rFonts w:ascii="Arial" w:hAnsi="Arial"/>
+          <w:sz w:val="22"/>
+        </w:rPr>
+        <w:t xml:space="preserve"> set for each (host, service, port) triple.</w:t>
       </w:r>
     </w:p>
     <w:p>
@@ -3256,12 +4232,37 @@
         <w:spacing w:before="20" w:after="20"/>
         <w:ind w:left="432"/>
       </w:pPr>
-      <w:r>
-        <w:rPr>
-          <w:rFonts w:ascii="Arial" w:hAnsi="Arial"/>
-          <w:sz w:val="22"/>
-        </w:rPr>
-        <w:t>service_critical and service_vulnerable set conditionally from JSON feature flags.</w:t>
+      <w:proofErr w:type="spellStart"/>
+      <w:r>
+        <w:rPr>
+          <w:rFonts w:ascii="Arial" w:hAnsi="Arial"/>
+          <w:sz w:val="22"/>
+        </w:rPr>
+        <w:t>service_critical</w:t>
+      </w:r>
+      <w:proofErr w:type="spellEnd"/>
+      <w:r>
+        <w:rPr>
+          <w:rFonts w:ascii="Arial" w:hAnsi="Arial"/>
+          <w:sz w:val="22"/>
+        </w:rPr>
+        <w:t xml:space="preserve"> and </w:t>
+      </w:r>
+      <w:proofErr w:type="spellStart"/>
+      <w:r>
+        <w:rPr>
+          <w:rFonts w:ascii="Arial" w:hAnsi="Arial"/>
+          <w:sz w:val="22"/>
+        </w:rPr>
+        <w:t>service_vulnerable</w:t>
+      </w:r>
+      <w:proofErr w:type="spellEnd"/>
+      <w:r>
+        <w:rPr>
+          <w:rFonts w:ascii="Arial" w:hAnsi="Arial"/>
+          <w:sz w:val="22"/>
+        </w:rPr>
+        <w:t xml:space="preserve"> set conditionally from JSON feature flags.</w:t>
       </w:r>
     </w:p>
     <w:p>
@@ -3270,12 +4271,21 @@
         <w:spacing w:before="20" w:after="20"/>
         <w:ind w:left="432"/>
       </w:pPr>
-      <w:r>
-        <w:rPr>
-          <w:rFonts w:ascii="Arial" w:hAnsi="Arial"/>
-          <w:sz w:val="22"/>
-        </w:rPr>
-        <w:t>depends_on set for each declared cross-host service dependency.</w:t>
+      <w:proofErr w:type="spellStart"/>
+      <w:r>
+        <w:rPr>
+          <w:rFonts w:ascii="Arial" w:hAnsi="Arial"/>
+          <w:sz w:val="22"/>
+        </w:rPr>
+        <w:t>depends_on</w:t>
+      </w:r>
+      <w:proofErr w:type="spellEnd"/>
+      <w:r>
+        <w:rPr>
+          <w:rFonts w:ascii="Arial" w:hAnsi="Arial"/>
+          <w:sz w:val="22"/>
+        </w:rPr>
+        <w:t xml:space="preserve"> set for each declared cross-host service dependency.</w:t>
       </w:r>
     </w:p>
     <w:p>
@@ -3284,12 +4294,21 @@
         <w:spacing w:before="20" w:after="20"/>
         <w:ind w:left="432"/>
       </w:pPr>
-      <w:r>
-        <w:rPr>
-          <w:rFonts w:ascii="Arial" w:hAnsi="Arial"/>
-          <w:sz w:val="22"/>
-        </w:rPr>
-        <w:t>migrate_possibility set when a port has a defined alternative in ALTERNATIVE_PORTS.</w:t>
+      <w:proofErr w:type="spellStart"/>
+      <w:r>
+        <w:rPr>
+          <w:rFonts w:ascii="Arial" w:hAnsi="Arial"/>
+          <w:sz w:val="22"/>
+        </w:rPr>
+        <w:t>migrate_possibility</w:t>
+      </w:r>
+      <w:proofErr w:type="spellEnd"/>
+      <w:r>
+        <w:rPr>
+          <w:rFonts w:ascii="Arial" w:hAnsi="Arial"/>
+          <w:sz w:val="22"/>
+        </w:rPr>
+        <w:t xml:space="preserve"> set when a port has a defined alternative in ALTERNATIVE_PORTS.</w:t>
       </w:r>
     </w:p>
     <w:p>
@@ -3298,12 +4317,37 @@
         <w:spacing w:before="20" w:after="20"/>
         <w:ind w:left="432"/>
       </w:pPr>
-      <w:r>
-        <w:rPr>
-          <w:rFonts w:ascii="Arial" w:hAnsi="Arial"/>
-          <w:sz w:val="22"/>
-        </w:rPr>
-        <w:t>port_forbidden and service_forbidden set globally from the policy section.</w:t>
+      <w:proofErr w:type="spellStart"/>
+      <w:r>
+        <w:rPr>
+          <w:rFonts w:ascii="Arial" w:hAnsi="Arial"/>
+          <w:sz w:val="22"/>
+        </w:rPr>
+        <w:t>port_forbidden</w:t>
+      </w:r>
+      <w:proofErr w:type="spellEnd"/>
+      <w:r>
+        <w:rPr>
+          <w:rFonts w:ascii="Arial" w:hAnsi="Arial"/>
+          <w:sz w:val="22"/>
+        </w:rPr>
+        <w:t xml:space="preserve"> and </w:t>
+      </w:r>
+      <w:proofErr w:type="spellStart"/>
+      <w:r>
+        <w:rPr>
+          <w:rFonts w:ascii="Arial" w:hAnsi="Arial"/>
+          <w:sz w:val="22"/>
+        </w:rPr>
+        <w:t>service_forbidden</w:t>
+      </w:r>
+      <w:proofErr w:type="spellEnd"/>
+      <w:r>
+        <w:rPr>
+          <w:rFonts w:ascii="Arial" w:hAnsi="Arial"/>
+          <w:sz w:val="22"/>
+        </w:rPr>
+        <w:t xml:space="preserve"> set globally from the policy section.</w:t>
       </w:r>
     </w:p>
     <w:p>
@@ -3312,12 +4356,21 @@
         <w:spacing w:before="20" w:after="20"/>
         <w:ind w:left="432"/>
       </w:pPr>
-      <w:r>
-        <w:rPr>
-          <w:rFonts w:ascii="Arial" w:hAnsi="Arial"/>
-          <w:sz w:val="22"/>
-        </w:rPr>
-        <w:t>open_possibility set for hosts with a service on a forbidden port with no usable alternative.</w:t>
+      <w:proofErr w:type="spellStart"/>
+      <w:r>
+        <w:rPr>
+          <w:rFonts w:ascii="Arial" w:hAnsi="Arial"/>
+          <w:sz w:val="22"/>
+        </w:rPr>
+        <w:t>open_possibility</w:t>
+      </w:r>
+      <w:proofErr w:type="spellEnd"/>
+      <w:r>
+        <w:rPr>
+          <w:rFonts w:ascii="Arial" w:hAnsi="Arial"/>
+          <w:sz w:val="22"/>
+        </w:rPr>
+        <w:t xml:space="preserve"> set for hosts with a service on a forbidden port with no usable alternative.</w:t>
       </w:r>
     </w:p>
     <w:p/>
@@ -3325,6 +4378,7 @@
       <w:pPr>
         <w:spacing w:before="240" w:after="80"/>
       </w:pPr>
+      <w:proofErr w:type="gramStart"/>
       <w:r>
         <w:rPr>
           <w:rFonts w:ascii="Arial" w:hAnsi="Arial"/>
@@ -3334,6 +4388,7 @@
         </w:rPr>
         <w:t>4.3  Goals</w:t>
       </w:r>
+      <w:proofErr w:type="gramEnd"/>
     </w:p>
     <w:tbl>
       <w:tblPr>
@@ -3495,7 +4550,61 @@
                 <w:color w:val="000000"/>
                 <w:sz w:val="19"/>
               </w:rPr>
-              <w:t>¬service_vulnerable(h, s)  for all vulnerable, non-forbidden services</w:t>
+              <w:t>¬</w:t>
+            </w:r>
+            <w:proofErr w:type="spellStart"/>
+            <w:r>
+              <w:rPr>
+                <w:rFonts w:ascii="Arial" w:hAnsi="Arial"/>
+                <w:color w:val="000000"/>
+                <w:sz w:val="19"/>
+              </w:rPr>
+              <w:t>service_</w:t>
+            </w:r>
+            <w:proofErr w:type="gramStart"/>
+            <w:r>
+              <w:rPr>
+                <w:rFonts w:ascii="Arial" w:hAnsi="Arial"/>
+                <w:color w:val="000000"/>
+                <w:sz w:val="19"/>
+              </w:rPr>
+              <w:t>vulnerable</w:t>
+            </w:r>
+            <w:proofErr w:type="spellEnd"/>
+            <w:r>
+              <w:rPr>
+                <w:rFonts w:ascii="Arial" w:hAnsi="Arial"/>
+                <w:color w:val="000000"/>
+                <w:sz w:val="19"/>
+              </w:rPr>
+              <w:t>(</w:t>
+            </w:r>
+            <w:proofErr w:type="gramEnd"/>
+            <w:r>
+              <w:rPr>
+                <w:rFonts w:ascii="Arial" w:hAnsi="Arial"/>
+                <w:color w:val="000000"/>
+                <w:sz w:val="19"/>
+              </w:rPr>
+              <w:t xml:space="preserve">h, </w:t>
+            </w:r>
+            <w:proofErr w:type="gramStart"/>
+            <w:r>
+              <w:rPr>
+                <w:rFonts w:ascii="Arial" w:hAnsi="Arial"/>
+                <w:color w:val="000000"/>
+                <w:sz w:val="19"/>
+              </w:rPr>
+              <w:t>s)  for</w:t>
+            </w:r>
+            <w:proofErr w:type="gramEnd"/>
+            <w:r>
+              <w:rPr>
+                <w:rFonts w:ascii="Arial" w:hAnsi="Arial"/>
+                <w:color w:val="000000"/>
+                <w:sz w:val="19"/>
+              </w:rPr>
+              <w:t xml:space="preserve"> all vulnerable, non-forbidden services</w:t>
             </w:r>
           </w:p>
         </w:tc>
@@ -3572,7 +4681,61 @@
                 <w:color w:val="000000"/>
                 <w:sz w:val="19"/>
               </w:rPr>
-              <w:t>¬open_port(h, p)  for all services on forbidden ports</w:t>
+              <w:t>¬</w:t>
+            </w:r>
+            <w:proofErr w:type="spellStart"/>
+            <w:r>
+              <w:rPr>
+                <w:rFonts w:ascii="Arial" w:hAnsi="Arial"/>
+                <w:color w:val="000000"/>
+                <w:sz w:val="19"/>
+              </w:rPr>
+              <w:t>open_</w:t>
+            </w:r>
+            <w:proofErr w:type="gramStart"/>
+            <w:r>
+              <w:rPr>
+                <w:rFonts w:ascii="Arial" w:hAnsi="Arial"/>
+                <w:color w:val="000000"/>
+                <w:sz w:val="19"/>
+              </w:rPr>
+              <w:t>port</w:t>
+            </w:r>
+            <w:proofErr w:type="spellEnd"/>
+            <w:r>
+              <w:rPr>
+                <w:rFonts w:ascii="Arial" w:hAnsi="Arial"/>
+                <w:color w:val="000000"/>
+                <w:sz w:val="19"/>
+              </w:rPr>
+              <w:t>(</w:t>
+            </w:r>
+            <w:proofErr w:type="gramEnd"/>
+            <w:r>
+              <w:rPr>
+                <w:rFonts w:ascii="Arial" w:hAnsi="Arial"/>
+                <w:color w:val="000000"/>
+                <w:sz w:val="19"/>
+              </w:rPr>
+              <w:t xml:space="preserve">h, </w:t>
+            </w:r>
+            <w:proofErr w:type="gramStart"/>
+            <w:r>
+              <w:rPr>
+                <w:rFonts w:ascii="Arial" w:hAnsi="Arial"/>
+                <w:color w:val="000000"/>
+                <w:sz w:val="19"/>
+              </w:rPr>
+              <w:t>p)  for</w:t>
+            </w:r>
+            <w:proofErr w:type="gramEnd"/>
+            <w:r>
+              <w:rPr>
+                <w:rFonts w:ascii="Arial" w:hAnsi="Arial"/>
+                <w:color w:val="000000"/>
+                <w:sz w:val="19"/>
+              </w:rPr>
+              <w:t xml:space="preserve"> all services on forbidden ports</w:t>
             </w:r>
           </w:p>
         </w:tc>
@@ -3649,8 +4812,72 @@
                 <w:color w:val="000000"/>
                 <w:sz w:val="19"/>
               </w:rPr>
-              <w:t>¬service_active(h, s)  for all services in forbidden_services</w:t>
-            </w:r>
+              <w:t>¬</w:t>
+            </w:r>
+            <w:proofErr w:type="spellStart"/>
+            <w:r>
+              <w:rPr>
+                <w:rFonts w:ascii="Arial" w:hAnsi="Arial"/>
+                <w:color w:val="000000"/>
+                <w:sz w:val="19"/>
+              </w:rPr>
+              <w:t>service_</w:t>
+            </w:r>
+            <w:proofErr w:type="gramStart"/>
+            <w:r>
+              <w:rPr>
+                <w:rFonts w:ascii="Arial" w:hAnsi="Arial"/>
+                <w:color w:val="000000"/>
+                <w:sz w:val="19"/>
+              </w:rPr>
+              <w:t>active</w:t>
+            </w:r>
+            <w:proofErr w:type="spellEnd"/>
+            <w:r>
+              <w:rPr>
+                <w:rFonts w:ascii="Arial" w:hAnsi="Arial"/>
+                <w:color w:val="000000"/>
+                <w:sz w:val="19"/>
+              </w:rPr>
+              <w:t>(</w:t>
+            </w:r>
+            <w:proofErr w:type="gramEnd"/>
+            <w:r>
+              <w:rPr>
+                <w:rFonts w:ascii="Arial" w:hAnsi="Arial"/>
+                <w:color w:val="000000"/>
+                <w:sz w:val="19"/>
+              </w:rPr>
+              <w:t xml:space="preserve">h, </w:t>
+            </w:r>
+            <w:proofErr w:type="gramStart"/>
+            <w:r>
+              <w:rPr>
+                <w:rFonts w:ascii="Arial" w:hAnsi="Arial"/>
+                <w:color w:val="000000"/>
+                <w:sz w:val="19"/>
+              </w:rPr>
+              <w:t>s)  for</w:t>
+            </w:r>
+            <w:proofErr w:type="gramEnd"/>
+            <w:r>
+              <w:rPr>
+                <w:rFonts w:ascii="Arial" w:hAnsi="Arial"/>
+                <w:color w:val="000000"/>
+                <w:sz w:val="19"/>
+              </w:rPr>
+              <w:t xml:space="preserve"> all services in </w:t>
+            </w:r>
+            <w:proofErr w:type="spellStart"/>
+            <w:r>
+              <w:rPr>
+                <w:rFonts w:ascii="Arial" w:hAnsi="Arial"/>
+                <w:color w:val="000000"/>
+                <w:sz w:val="19"/>
+              </w:rPr>
+              <w:t>forbidden_services</w:t>
+            </w:r>
+            <w:proofErr w:type="spellEnd"/>
           </w:p>
         </w:tc>
       </w:tr>
@@ -3720,13 +4947,59 @@
             <w:pPr>
               <w:spacing w:before="40" w:after="40"/>
             </w:pPr>
-            <w:r>
-              <w:rPr>
-                <w:rFonts w:ascii="Arial" w:hAnsi="Arial"/>
-                <w:color w:val="000000"/>
-                <w:sz w:val="19"/>
-              </w:rPr>
-              <w:t>service_reachable(h, s)  for all non-forbidden services</w:t>
+            <w:proofErr w:type="spellStart"/>
+            <w:r>
+              <w:rPr>
+                <w:rFonts w:ascii="Arial" w:hAnsi="Arial"/>
+                <w:color w:val="000000"/>
+                <w:sz w:val="19"/>
+              </w:rPr>
+              <w:t>service_</w:t>
+            </w:r>
+            <w:proofErr w:type="gramStart"/>
+            <w:r>
+              <w:rPr>
+                <w:rFonts w:ascii="Arial" w:hAnsi="Arial"/>
+                <w:color w:val="000000"/>
+                <w:sz w:val="19"/>
+              </w:rPr>
+              <w:t>reachable</w:t>
+            </w:r>
+            <w:proofErr w:type="spellEnd"/>
+            <w:r>
+              <w:rPr>
+                <w:rFonts w:ascii="Arial" w:hAnsi="Arial"/>
+                <w:color w:val="000000"/>
+                <w:sz w:val="19"/>
+              </w:rPr>
+              <w:t>(</w:t>
+            </w:r>
+            <w:proofErr w:type="gramEnd"/>
+            <w:r>
+              <w:rPr>
+                <w:rFonts w:ascii="Arial" w:hAnsi="Arial"/>
+                <w:color w:val="000000"/>
+                <w:sz w:val="19"/>
+              </w:rPr>
+              <w:t xml:space="preserve">h, </w:t>
+            </w:r>
+            <w:proofErr w:type="gramStart"/>
+            <w:r>
+              <w:rPr>
+                <w:rFonts w:ascii="Arial" w:hAnsi="Arial"/>
+                <w:color w:val="000000"/>
+                <w:sz w:val="19"/>
+              </w:rPr>
+              <w:t>s)  for</w:t>
+            </w:r>
+            <w:proofErr w:type="gramEnd"/>
+            <w:r>
+              <w:rPr>
+                <w:rFonts w:ascii="Arial" w:hAnsi="Arial"/>
+                <w:color w:val="000000"/>
+                <w:sz w:val="19"/>
+              </w:rPr>
+              <w:t xml:space="preserve"> all non-forbidden services</w:t>
             </w:r>
           </w:p>
         </w:tc>
@@ -3797,13 +5070,59 @@
             <w:pPr>
               <w:spacing w:before="40" w:after="40"/>
             </w:pPr>
-            <w:r>
-              <w:rPr>
-                <w:rFonts w:ascii="Arial" w:hAnsi="Arial"/>
-                <w:color w:val="000000"/>
-                <w:sz w:val="19"/>
-              </w:rPr>
-              <w:t>service_uses_port(h, s, p)  for vulnerable services on non-forbidden ports</w:t>
+            <w:proofErr w:type="spellStart"/>
+            <w:r>
+              <w:rPr>
+                <w:rFonts w:ascii="Arial" w:hAnsi="Arial"/>
+                <w:color w:val="000000"/>
+                <w:sz w:val="19"/>
+              </w:rPr>
+              <w:t>service_uses_</w:t>
+            </w:r>
+            <w:proofErr w:type="gramStart"/>
+            <w:r>
+              <w:rPr>
+                <w:rFonts w:ascii="Arial" w:hAnsi="Arial"/>
+                <w:color w:val="000000"/>
+                <w:sz w:val="19"/>
+              </w:rPr>
+              <w:t>port</w:t>
+            </w:r>
+            <w:proofErr w:type="spellEnd"/>
+            <w:r>
+              <w:rPr>
+                <w:rFonts w:ascii="Arial" w:hAnsi="Arial"/>
+                <w:color w:val="000000"/>
+                <w:sz w:val="19"/>
+              </w:rPr>
+              <w:t>(</w:t>
+            </w:r>
+            <w:proofErr w:type="gramEnd"/>
+            <w:r>
+              <w:rPr>
+                <w:rFonts w:ascii="Arial" w:hAnsi="Arial"/>
+                <w:color w:val="000000"/>
+                <w:sz w:val="19"/>
+              </w:rPr>
+              <w:t xml:space="preserve">h, s, </w:t>
+            </w:r>
+            <w:proofErr w:type="gramStart"/>
+            <w:r>
+              <w:rPr>
+                <w:rFonts w:ascii="Arial" w:hAnsi="Arial"/>
+                <w:color w:val="000000"/>
+                <w:sz w:val="19"/>
+              </w:rPr>
+              <w:t>p)  for</w:t>
+            </w:r>
+            <w:proofErr w:type="gramEnd"/>
+            <w:r>
+              <w:rPr>
+                <w:rFonts w:ascii="Arial" w:hAnsi="Arial"/>
+                <w:color w:val="000000"/>
+                <w:sz w:val="19"/>
+              </w:rPr>
+              <w:t xml:space="preserve"> vulnerable services on non-forbidden ports</w:t>
             </w:r>
           </w:p>
         </w:tc>
@@ -3839,6 +5158,7 @@
       <w:pPr>
         <w:spacing w:before="240" w:after="80"/>
       </w:pPr>
+      <w:proofErr w:type="gramStart"/>
       <w:r>
         <w:rPr>
           <w:rFonts w:ascii="Arial" w:hAnsi="Arial"/>
@@ -3846,57 +5166,35 @@
           <w:color w:val="2E75B6"/>
           <w:sz w:val="28"/>
         </w:rPr>
-        <w:t>5.1  ACTION_COSTS</w:t>
+        <w:t>5.1  ACTION</w:t>
+      </w:r>
+      <w:proofErr w:type="gramEnd"/>
+      <w:r>
+        <w:rPr>
+          <w:rFonts w:ascii="Arial" w:hAnsi="Arial"/>
+          <w:b/>
+          <w:color w:val="2E75B6"/>
+          <w:sz w:val="28"/>
+        </w:rPr>
+        <w:t>_COSTS</w:t>
       </w:r>
     </w:p>
     <w:p>
       <w:pPr>
         <w:spacing w:before="40" w:after="80"/>
+        <w:rPr>
+          <w:sz w:val="22"/>
+          <w:szCs w:val="22"/>
+        </w:rPr>
       </w:pPr>
       <w:r>
         <w:rPr>
           <w:rFonts w:ascii="Arial" w:hAnsi="Arial"/>
           <w:color w:val="000000"/>
-        </w:rPr>
-        <w:t>That table maps</w:t>
-      </w:r>
-      <w:r>
-        <w:rPr>
-          <w:rFonts w:ascii="Arial" w:hAnsi="Arial"/>
-          <w:color w:val="000000"/>
-          <w:sz w:val="22"/>
-        </w:rPr>
-        <w:t xml:space="preserve"> action name substrings to integer costs</w:t>
-      </w:r>
-      <w:r>
-        <w:rPr>
-          <w:rFonts w:ascii="Arial" w:hAnsi="Arial"/>
-          <w:color w:val="000000"/>
-        </w:rPr>
-        <w:t xml:space="preserve">: the </w:t>
-      </w:r>
-      <w:r>
-        <w:rPr>
-          <w:rFonts w:ascii="Arial" w:hAnsi="Arial"/>
-          <w:color w:val="000000"/>
-          <w:sz w:val="22"/>
-        </w:rPr>
-        <w:t xml:space="preserve">problem layer </w:t>
-      </w:r>
-      <w:r>
-        <w:rPr>
-          <w:rFonts w:ascii="Arial" w:hAnsi="Arial"/>
-          <w:color w:val="000000"/>
-        </w:rPr>
-        <w:t>links</w:t>
-      </w:r>
-      <w:r>
-        <w:rPr>
-          <w:rFonts w:ascii="Arial" w:hAnsi="Arial"/>
-          <w:color w:val="000000"/>
-          <w:sz w:val="22"/>
-        </w:rPr>
-        <w:t xml:space="preserve"> actions by name and assigns the first matching cost. </w:t>
+          <w:sz w:val="22"/>
+          <w:szCs w:val="22"/>
+        </w:rPr>
+        <w:t xml:space="preserve">That table maps action name substrings to integer costs: the problem layer links actions by name and assigns the first matching cost. </w:t>
       </w:r>
     </w:p>
     <w:tbl>
@@ -4003,6 +5301,7 @@
             <w:pPr>
               <w:spacing w:before="40" w:after="40"/>
             </w:pPr>
+            <w:proofErr w:type="spellStart"/>
             <w:r>
               <w:rPr>
                 <w:rFonts w:ascii="Arial" w:hAnsi="Arial"/>
@@ -4011,6 +5310,7 @@
               </w:rPr>
               <w:t>patch_service</w:t>
             </w:r>
+            <w:proofErr w:type="spellEnd"/>
           </w:p>
         </w:tc>
         <w:tc>
@@ -4080,6 +5380,7 @@
             <w:pPr>
               <w:spacing w:before="40" w:after="40"/>
             </w:pPr>
+            <w:proofErr w:type="spellStart"/>
             <w:r>
               <w:rPr>
                 <w:rFonts w:ascii="Arial" w:hAnsi="Arial"/>
@@ -4088,6 +5389,7 @@
               </w:rPr>
               <w:t>block_for_maintenance</w:t>
             </w:r>
+            <w:proofErr w:type="spellEnd"/>
           </w:p>
         </w:tc>
         <w:tc>
@@ -4157,6 +5459,7 @@
             <w:pPr>
               <w:spacing w:before="40" w:after="40"/>
             </w:pPr>
+            <w:proofErr w:type="spellStart"/>
             <w:r>
               <w:rPr>
                 <w:rFonts w:ascii="Arial" w:hAnsi="Arial"/>
@@ -4165,6 +5468,7 @@
               </w:rPr>
               <w:t>restore_service</w:t>
             </w:r>
+            <w:proofErr w:type="spellEnd"/>
           </w:p>
         </w:tc>
         <w:tc>
@@ -4234,6 +5538,7 @@
             <w:pPr>
               <w:spacing w:before="40" w:after="40"/>
             </w:pPr>
+            <w:proofErr w:type="spellStart"/>
             <w:r>
               <w:rPr>
                 <w:rFonts w:ascii="Arial" w:hAnsi="Arial"/>
@@ -4242,6 +5547,7 @@
               </w:rPr>
               <w:t>block_port</w:t>
             </w:r>
+            <w:proofErr w:type="spellEnd"/>
           </w:p>
         </w:tc>
         <w:tc>
@@ -4311,6 +5617,7 @@
             <w:pPr>
               <w:spacing w:before="40" w:after="40"/>
             </w:pPr>
+            <w:proofErr w:type="spellStart"/>
             <w:r>
               <w:rPr>
                 <w:rFonts w:ascii="Arial" w:hAnsi="Arial"/>
@@ -4319,6 +5626,7 @@
               </w:rPr>
               <w:t>disable_service</w:t>
             </w:r>
+            <w:proofErr w:type="spellEnd"/>
           </w:p>
         </w:tc>
         <w:tc>
@@ -4388,6 +5696,7 @@
             <w:pPr>
               <w:spacing w:before="40" w:after="40"/>
             </w:pPr>
+            <w:proofErr w:type="spellStart"/>
             <w:r>
               <w:rPr>
                 <w:rFonts w:ascii="Arial" w:hAnsi="Arial"/>
@@ -4396,6 +5705,7 @@
               </w:rPr>
               <w:t>open_new_port</w:t>
             </w:r>
+            <w:proofErr w:type="spellEnd"/>
           </w:p>
         </w:tc>
         <w:tc>
@@ -4465,6 +5775,7 @@
             <w:pPr>
               <w:spacing w:before="40" w:after="40"/>
             </w:pPr>
+            <w:proofErr w:type="spellStart"/>
             <w:r>
               <w:rPr>
                 <w:rFonts w:ascii="Arial" w:hAnsi="Arial"/>
@@ -4473,6 +5784,7 @@
               </w:rPr>
               <w:t>migrate_service</w:t>
             </w:r>
+            <w:proofErr w:type="spellEnd"/>
           </w:p>
         </w:tc>
         <w:tc>
@@ -4542,6 +5854,7 @@
           <w:sz w:val="28"/>
         </w:rPr>
       </w:pPr>
+      <w:proofErr w:type="gramStart"/>
       <w:r>
         <w:rPr>
           <w:rFonts w:ascii="Arial" w:hAnsi="Arial"/>
@@ -4549,20 +5862,75 @@
           <w:color w:val="2E75B6"/>
           <w:sz w:val="28"/>
         </w:rPr>
-        <w:t>5.2  ALTERNATIVE_PORTS</w:t>
+        <w:t>5.2  ALTERNATIVE</w:t>
+      </w:r>
+      <w:proofErr w:type="gramEnd"/>
+      <w:r>
+        <w:rPr>
+          <w:rFonts w:ascii="Arial" w:hAnsi="Arial"/>
+          <w:b/>
+          <w:color w:val="2E75B6"/>
+          <w:sz w:val="28"/>
+        </w:rPr>
+        <w:t>_PORTS</w:t>
       </w:r>
     </w:p>
     <w:p>
       <w:pPr>
         <w:spacing w:before="40" w:after="80"/>
+        <w:rPr>
+          <w:sz w:val="22"/>
+          <w:szCs w:val="22"/>
+        </w:rPr>
       </w:pPr>
       <w:r>
         <w:rPr>
           <w:rFonts w:ascii="Arial" w:hAnsi="Arial"/>
           <w:color w:val="000000"/>
           <w:sz w:val="22"/>
-        </w:rPr>
-        <w:t>When a forbidden port has an entry here, the problem layer automatically sets migrate_possibility for each service on that port, enabling migrate_service without additional user configuration.</w:t>
+          <w:szCs w:val="22"/>
+        </w:rPr>
+        <w:t xml:space="preserve">When a forbidden port has an entry here, the problem layer automatically sets </w:t>
+      </w:r>
+      <w:proofErr w:type="spellStart"/>
+      <w:r>
+        <w:rPr>
+          <w:rFonts w:ascii="Arial" w:hAnsi="Arial"/>
+          <w:color w:val="000000"/>
+          <w:sz w:val="22"/>
+          <w:szCs w:val="22"/>
+        </w:rPr>
+        <w:t>migrate_possibility</w:t>
+      </w:r>
+      <w:proofErr w:type="spellEnd"/>
+      <w:r>
+        <w:rPr>
+          <w:rFonts w:ascii="Arial" w:hAnsi="Arial"/>
+          <w:color w:val="000000"/>
+          <w:sz w:val="22"/>
+          <w:szCs w:val="22"/>
+        </w:rPr>
+        <w:t xml:space="preserve"> for each service on that port, enabling </w:t>
+      </w:r>
+      <w:proofErr w:type="spellStart"/>
+      <w:r>
+        <w:rPr>
+          <w:rFonts w:ascii="Arial" w:hAnsi="Arial"/>
+          <w:color w:val="000000"/>
+          <w:sz w:val="22"/>
+          <w:szCs w:val="22"/>
+        </w:rPr>
+        <w:t>migrate_service</w:t>
+      </w:r>
+      <w:proofErr w:type="spellEnd"/>
+      <w:r>
+        <w:rPr>
+          <w:rFonts w:ascii="Arial" w:hAnsi="Arial"/>
+          <w:color w:val="000000"/>
+          <w:sz w:val="22"/>
+          <w:szCs w:val="22"/>
+        </w:rPr>
+        <w:t xml:space="preserve"> without additional user configuration.</w:t>
       </w:r>
     </w:p>
     <w:tbl>
@@ -5044,6 +6412,7 @@
       <w:pPr>
         <w:spacing w:before="240" w:after="80"/>
       </w:pPr>
+      <w:proofErr w:type="gramStart"/>
       <w:r>
         <w:rPr>
           <w:rFonts w:ascii="Arial" w:hAnsi="Arial"/>
@@ -5051,25 +6420,62 @@
           <w:color w:val="2E75B6"/>
           <w:sz w:val="28"/>
         </w:rPr>
-        <w:t>5.3  SERVICE_PORTS</w:t>
+        <w:t>5.3  SERVICE</w:t>
+      </w:r>
+      <w:proofErr w:type="gramEnd"/>
+      <w:r>
+        <w:rPr>
+          <w:rFonts w:ascii="Arial" w:hAnsi="Arial"/>
+          <w:b/>
+          <w:color w:val="2E75B6"/>
+          <w:sz w:val="28"/>
+        </w:rPr>
+        <w:t>_PORTS</w:t>
       </w:r>
     </w:p>
     <w:p>
       <w:pPr>
         <w:spacing w:before="40" w:after="80"/>
+        <w:rPr>
+          <w:sz w:val="22"/>
+          <w:szCs w:val="22"/>
+        </w:rPr>
       </w:pPr>
       <w:r>
         <w:rPr>
           <w:rFonts w:ascii="Arial" w:hAnsi="Arial"/>
           <w:color w:val="000000"/>
           <w:sz w:val="22"/>
-        </w:rPr>
-        <w:t>A pool of ten generic ports [9000–9009] available for open_new_port when no alternative exists</w:t>
-      </w:r>
+          <w:szCs w:val="22"/>
+        </w:rPr>
+        <w:t xml:space="preserve">A pool of ten generic ports [9000–9009] available for </w:t>
+      </w:r>
+      <w:proofErr w:type="spellStart"/>
       <w:r>
         <w:rPr>
           <w:rFonts w:ascii="Arial" w:hAnsi="Arial"/>
           <w:color w:val="000000"/>
+          <w:sz w:val="22"/>
+          <w:szCs w:val="22"/>
+        </w:rPr>
+        <w:t>open_new_port</w:t>
+      </w:r>
+      <w:proofErr w:type="spellEnd"/>
+      <w:r>
+        <w:rPr>
+          <w:rFonts w:ascii="Arial" w:hAnsi="Arial"/>
+          <w:color w:val="000000"/>
+          <w:sz w:val="22"/>
+          <w:szCs w:val="22"/>
+        </w:rPr>
+        <w:t xml:space="preserve"> when no alternative exists</w:t>
+      </w:r>
+      <w:r>
+        <w:rPr>
+          <w:rFonts w:ascii="Arial" w:hAnsi="Arial"/>
+          <w:color w:val="000000"/>
+          <w:sz w:val="22"/>
+          <w:szCs w:val="22"/>
         </w:rPr>
         <w:t xml:space="preserve">; the </w:t>
       </w:r>
@@ -5078,8 +6484,29 @@
           <w:rFonts w:ascii="Arial" w:hAnsi="Arial"/>
           <w:color w:val="000000"/>
           <w:sz w:val="22"/>
-        </w:rPr>
-        <w:t>problem layer sets open_possibility for each of these on hosts that need it.</w:t>
+          <w:szCs w:val="22"/>
+        </w:rPr>
+        <w:t xml:space="preserve">problem layer sets </w:t>
+      </w:r>
+      <w:proofErr w:type="spellStart"/>
+      <w:r>
+        <w:rPr>
+          <w:rFonts w:ascii="Arial" w:hAnsi="Arial"/>
+          <w:color w:val="000000"/>
+          <w:sz w:val="22"/>
+          <w:szCs w:val="22"/>
+        </w:rPr>
+        <w:t>open_possibility</w:t>
+      </w:r>
+      <w:proofErr w:type="spellEnd"/>
+      <w:r>
+        <w:rPr>
+          <w:rFonts w:ascii="Arial" w:hAnsi="Arial"/>
+          <w:color w:val="000000"/>
+          <w:sz w:val="22"/>
+          <w:szCs w:val="22"/>
+        </w:rPr>
+        <w:t xml:space="preserve"> for each of these on hosts that need it.</w:t>
       </w:r>
     </w:p>
     <w:p>
@@ -5109,6 +6536,7 @@
       <w:pPr>
         <w:spacing w:before="240" w:after="80"/>
       </w:pPr>
+      <w:proofErr w:type="gramStart"/>
       <w:r>
         <w:rPr>
           <w:rFonts w:ascii="Arial" w:hAnsi="Arial"/>
@@ -5116,7 +6544,37 @@
           <w:color w:val="2E75B6"/>
           <w:sz w:val="28"/>
         </w:rPr>
-        <w:t>6.1  Benchmark Scenarios  (input/scenarios/)</w:t>
+        <w:t>6.1  Benchmark</w:t>
+      </w:r>
+      <w:proofErr w:type="gramEnd"/>
+      <w:r>
+        <w:rPr>
+          <w:rFonts w:ascii="Arial" w:hAnsi="Arial"/>
+          <w:b/>
+          <w:color w:val="2E75B6"/>
+          <w:sz w:val="28"/>
+        </w:rPr>
+        <w:t xml:space="preserve"> </w:t>
+      </w:r>
+      <w:proofErr w:type="gramStart"/>
+      <w:r>
+        <w:rPr>
+          <w:rFonts w:ascii="Arial" w:hAnsi="Arial"/>
+          <w:b/>
+          <w:color w:val="2E75B6"/>
+          <w:sz w:val="28"/>
+        </w:rPr>
+        <w:t>Scenarios  (</w:t>
+      </w:r>
+      <w:proofErr w:type="gramEnd"/>
+      <w:r>
+        <w:rPr>
+          <w:rFonts w:ascii="Arial" w:hAnsi="Arial"/>
+          <w:b/>
+          <w:color w:val="2E75B6"/>
+          <w:sz w:val="28"/>
+        </w:rPr>
+        <w:t>input/scenarios/)</w:t>
       </w:r>
     </w:p>
     <w:tbl>
@@ -5280,6 +6738,7 @@
             <w:pPr>
               <w:spacing w:before="40" w:after="40"/>
             </w:pPr>
+            <w:proofErr w:type="spellStart"/>
             <w:r>
               <w:rPr>
                 <w:rFonts w:ascii="Arial" w:hAnsi="Arial"/>
@@ -5288,6 +6747,7 @@
               </w:rPr>
               <w:t>all_actions_basic</w:t>
             </w:r>
+            <w:proofErr w:type="spellEnd"/>
           </w:p>
         </w:tc>
         <w:tc>
@@ -5385,6 +6845,7 @@
             <w:pPr>
               <w:spacing w:before="40" w:after="40"/>
             </w:pPr>
+            <w:proofErr w:type="spellStart"/>
             <w:r>
               <w:rPr>
                 <w:rFonts w:ascii="Arial" w:hAnsi="Arial"/>
@@ -5393,6 +6854,7 @@
               </w:rPr>
               <w:t>deps_all_actions</w:t>
             </w:r>
+            <w:proofErr w:type="spellEnd"/>
           </w:p>
         </w:tc>
         <w:tc>
@@ -5490,6 +6952,7 @@
             <w:pPr>
               <w:spacing w:before="40" w:after="40"/>
             </w:pPr>
+            <w:proofErr w:type="spellStart"/>
             <w:r>
               <w:rPr>
                 <w:rFonts w:ascii="Arial" w:hAnsi="Arial"/>
@@ -5498,6 +6961,7 @@
               </w:rPr>
               <w:t>enterprise_mixed</w:t>
             </w:r>
+            <w:proofErr w:type="spellEnd"/>
           </w:p>
         </w:tc>
         <w:tc>
@@ -5595,6 +7059,7 @@
             <w:pPr>
               <w:spacing w:before="40" w:after="40"/>
             </w:pPr>
+            <w:proofErr w:type="spellStart"/>
             <w:r>
               <w:rPr>
                 <w:rFonts w:ascii="Arial" w:hAnsi="Arial"/>
@@ -5603,6 +7068,7 @@
               </w:rPr>
               <w:t>security_incident</w:t>
             </w:r>
+            <w:proofErr w:type="spellEnd"/>
           </w:p>
         </w:tc>
         <w:tc>
@@ -5700,6 +7166,7 @@
             <w:pPr>
               <w:spacing w:before="40" w:after="40"/>
             </w:pPr>
+            <w:proofErr w:type="spellStart"/>
             <w:r>
               <w:rPr>
                 <w:rFonts w:ascii="Arial" w:hAnsi="Arial"/>
@@ -5708,6 +7175,7 @@
               </w:rPr>
               <w:t>healthcare_gdpr</w:t>
             </w:r>
+            <w:proofErr w:type="spellEnd"/>
           </w:p>
         </w:tc>
         <w:tc>
@@ -5805,6 +7273,7 @@
             <w:pPr>
               <w:spacing w:before="40" w:after="40"/>
             </w:pPr>
+            <w:proofErr w:type="spellStart"/>
             <w:r>
               <w:rPr>
                 <w:rFonts w:ascii="Arial" w:hAnsi="Arial"/>
@@ -5813,6 +7282,7 @@
               </w:rPr>
               <w:t>financial_pci</w:t>
             </w:r>
+            <w:proofErr w:type="spellEnd"/>
           </w:p>
         </w:tc>
         <w:tc>
@@ -5910,6 +7380,7 @@
             <w:pPr>
               <w:spacing w:before="40" w:after="40"/>
             </w:pPr>
+            <w:proofErr w:type="spellStart"/>
             <w:r>
               <w:rPr>
                 <w:rFonts w:ascii="Arial" w:hAnsi="Arial"/>
@@ -5918,6 +7389,7 @@
               </w:rPr>
               <w:t>stress_test</w:t>
             </w:r>
+            <w:proofErr w:type="spellEnd"/>
           </w:p>
         </w:tc>
         <w:tc>
@@ -6088,21 +7560,19 @@
     <w:p>
       <w:pPr>
         <w:spacing w:before="40" w:after="80"/>
+        <w:rPr>
+          <w:sz w:val="22"/>
+          <w:szCs w:val="22"/>
+        </w:rPr>
       </w:pPr>
       <w:r>
         <w:rPr>
           <w:rFonts w:ascii="Arial" w:hAnsi="Arial"/>
           <w:color w:val="000000"/>
           <w:sz w:val="22"/>
-        </w:rPr>
-        <w:t>Scenario 08 is deliberately unsolvable: a critical MySQL service runs on port 3306, which is forbidden by policy. The planner cannot close port 3306 without disabling the service, and cannot disable it because it is critical</w:t>
-      </w:r>
-      <w:r>
-        <w:rPr>
-          <w:rFonts w:ascii="Arial" w:hAnsi="Arial"/>
-          <w:color w:val="000000"/>
-        </w:rPr>
-        <w:t>.</w:t>
+          <w:szCs w:val="22"/>
+        </w:rPr>
+        <w:t>Scenario 08 is deliberately unsolvable: a critical MySQL service runs on port 3306, which is forbidden by policy. The planner cannot close port 3306 without disabling the service, and cannot disable it because it is critical.</w:t>
       </w:r>
     </w:p>
     <w:p/>
@@ -6110,6 +7580,7 @@
       <w:pPr>
         <w:spacing w:before="240" w:after="80"/>
       </w:pPr>
+      <w:proofErr w:type="gramStart"/>
       <w:r>
         <w:rPr>
           <w:rFonts w:ascii="Arial" w:hAnsi="Arial"/>
@@ -6117,7 +7588,57 @@
           <w:color w:val="2E75B6"/>
           <w:sz w:val="28"/>
         </w:rPr>
-        <w:t>6.2  Use Cases  (input/use_cases/)</w:t>
+        <w:t>6.2  Use</w:t>
+      </w:r>
+      <w:proofErr w:type="gramEnd"/>
+      <w:r>
+        <w:rPr>
+          <w:rFonts w:ascii="Arial" w:hAnsi="Arial"/>
+          <w:b/>
+          <w:color w:val="2E75B6"/>
+          <w:sz w:val="28"/>
+        </w:rPr>
+        <w:t xml:space="preserve"> </w:t>
+      </w:r>
+      <w:proofErr w:type="gramStart"/>
+      <w:r>
+        <w:rPr>
+          <w:rFonts w:ascii="Arial" w:hAnsi="Arial"/>
+          <w:b/>
+          <w:color w:val="2E75B6"/>
+          <w:sz w:val="28"/>
+        </w:rPr>
+        <w:t>Cases  (</w:t>
+      </w:r>
+      <w:proofErr w:type="gramEnd"/>
+      <w:r>
+        <w:rPr>
+          <w:rFonts w:ascii="Arial" w:hAnsi="Arial"/>
+          <w:b/>
+          <w:color w:val="2E75B6"/>
+          <w:sz w:val="28"/>
+        </w:rPr>
+        <w:t>input/</w:t>
+      </w:r>
+      <w:proofErr w:type="spellStart"/>
+      <w:r>
+        <w:rPr>
+          <w:rFonts w:ascii="Arial" w:hAnsi="Arial"/>
+          <w:b/>
+          <w:color w:val="2E75B6"/>
+          <w:sz w:val="28"/>
+        </w:rPr>
+        <w:t>use_cases</w:t>
+      </w:r>
+      <w:proofErr w:type="spellEnd"/>
+      <w:r>
+        <w:rPr>
+          <w:rFonts w:ascii="Arial" w:hAnsi="Arial"/>
+          <w:b/>
+          <w:color w:val="2E75B6"/>
+          <w:sz w:val="28"/>
+        </w:rPr>
+        <w:t>/)</w:t>
       </w:r>
     </w:p>
     <w:tbl>
@@ -6255,6 +7776,7 @@
             <w:pPr>
               <w:spacing w:before="40" w:after="40"/>
             </w:pPr>
+            <w:proofErr w:type="spellStart"/>
             <w:r>
               <w:rPr>
                 <w:rFonts w:ascii="Arial" w:hAnsi="Arial"/>
@@ -6263,6 +7785,7 @@
               </w:rPr>
               <w:t>devops_pipeline</w:t>
             </w:r>
+            <w:proofErr w:type="spellEnd"/>
           </w:p>
         </w:tc>
         <w:tc>
@@ -6335,6 +7858,7 @@
             <w:pPr>
               <w:spacing w:before="40" w:after="40"/>
             </w:pPr>
+            <w:proofErr w:type="spellStart"/>
             <w:r>
               <w:rPr>
                 <w:rFonts w:ascii="Arial" w:hAnsi="Arial"/>
@@ -6343,6 +7867,7 @@
               </w:rPr>
               <w:t>ecommerce_platform</w:t>
             </w:r>
+            <w:proofErr w:type="spellEnd"/>
           </w:p>
         </w:tc>
         <w:tc>
@@ -6415,6 +7940,7 @@
             <w:pPr>
               <w:spacing w:before="40" w:after="40"/>
             </w:pPr>
+            <w:proofErr w:type="spellStart"/>
             <w:r>
               <w:rPr>
                 <w:rFonts w:ascii="Arial" w:hAnsi="Arial"/>
@@ -6423,6 +7949,7 @@
               </w:rPr>
               <w:t>telecom_core</w:t>
             </w:r>
+            <w:proofErr w:type="spellEnd"/>
           </w:p>
         </w:tc>
         <w:tc>
@@ -6478,34 +8005,57 @@
     <w:p>
       <w:pPr>
         <w:spacing w:before="40" w:after="80"/>
+        <w:rPr>
+          <w:sz w:val="22"/>
+          <w:szCs w:val="22"/>
+        </w:rPr>
       </w:pPr>
       <w:r>
         <w:rPr>
           <w:rFonts w:ascii="Arial" w:hAnsi="Arial"/>
           <w:color w:val="000000"/>
-        </w:rPr>
-        <w:t xml:space="preserve">The file </w:t>
-      </w:r>
+          <w:sz w:val="22"/>
+          <w:szCs w:val="22"/>
+        </w:rPr>
+        <w:t xml:space="preserve">The file main.py orchestrates execution, result collection, and visualization (notebook </w:t>
+      </w:r>
+      <w:proofErr w:type="gramStart"/>
       <w:r>
         <w:rPr>
           <w:rFonts w:ascii="Arial" w:hAnsi="Arial"/>
           <w:color w:val="000000"/>
           <w:sz w:val="22"/>
-        </w:rPr>
-        <w:t>main.py orchestrates execution, result collection, and visualization</w:t>
-      </w:r>
+          <w:szCs w:val="22"/>
+        </w:rPr>
+        <w:t>version .</w:t>
+      </w:r>
+      <w:proofErr w:type="spellStart"/>
       <w:r>
         <w:rPr>
           <w:rFonts w:ascii="Arial" w:hAnsi="Arial"/>
           <w:color w:val="000000"/>
-        </w:rPr>
-        <w:t xml:space="preserve"> (notebook version .ipynb).</w:t>
+          <w:sz w:val="22"/>
+          <w:szCs w:val="22"/>
+        </w:rPr>
+        <w:t>ipynb</w:t>
+      </w:r>
+      <w:proofErr w:type="spellEnd"/>
+      <w:proofErr w:type="gramEnd"/>
+      <w:r>
+        <w:rPr>
+          <w:rFonts w:ascii="Arial" w:hAnsi="Arial"/>
+          <w:color w:val="000000"/>
+          <w:sz w:val="22"/>
+          <w:szCs w:val="22"/>
+        </w:rPr>
+        <w:t>).</w:t>
       </w:r>
     </w:p>
     <w:p>
       <w:pPr>
         <w:spacing w:before="240" w:after="80"/>
       </w:pPr>
+      <w:proofErr w:type="gramStart"/>
       <w:r>
         <w:rPr>
           <w:rFonts w:ascii="Arial" w:hAnsi="Arial"/>
@@ -6513,7 +8063,17 @@
           <w:color w:val="2E75B6"/>
           <w:sz w:val="28"/>
         </w:rPr>
-        <w:t>7.1  Execution Pipeline</w:t>
+        <w:t>7.1  Execution</w:t>
+      </w:r>
+      <w:proofErr w:type="gramEnd"/>
+      <w:r>
+        <w:rPr>
+          <w:rFonts w:ascii="Arial" w:hAnsi="Arial"/>
+          <w:b/>
+          <w:color w:val="2E75B6"/>
+          <w:sz w:val="28"/>
+        </w:rPr>
+        <w:t xml:space="preserve"> Pipeline</w:t>
       </w:r>
     </w:p>
     <w:p>
@@ -6521,13 +8081,36 @@
         <w:pStyle w:val="ListBullet"/>
         <w:spacing w:before="20" w:after="20"/>
         <w:ind w:left="432"/>
-      </w:pPr>
-      <w:r>
-        <w:rPr>
-          <w:rFonts w:ascii="Arial" w:hAnsi="Arial"/>
-          <w:sz w:val="22"/>
-        </w:rPr>
-        <w:t>Load all .json files from input/&lt;folder&gt;, sorted alphabetically.</w:t>
+        <w:rPr>
+          <w:sz w:val="22"/>
+          <w:szCs w:val="22"/>
+        </w:rPr>
+      </w:pPr>
+      <w:r>
+        <w:rPr>
+          <w:rFonts w:ascii="Arial" w:hAnsi="Arial"/>
+          <w:sz w:val="22"/>
+          <w:szCs w:val="22"/>
+        </w:rPr>
+        <w:t>Load all .</w:t>
+      </w:r>
+      <w:proofErr w:type="spellStart"/>
+      <w:r>
+        <w:rPr>
+          <w:rFonts w:ascii="Arial" w:hAnsi="Arial"/>
+          <w:sz w:val="22"/>
+          <w:szCs w:val="22"/>
+        </w:rPr>
+        <w:t>json</w:t>
+      </w:r>
+      <w:proofErr w:type="spellEnd"/>
+      <w:r>
+        <w:rPr>
+          <w:rFonts w:ascii="Arial" w:hAnsi="Arial"/>
+          <w:sz w:val="22"/>
+          <w:szCs w:val="22"/>
+        </w:rPr>
+        <w:t xml:space="preserve"> files from input/&lt;folder&gt;, sorted alphabetically.</w:t>
       </w:r>
     </w:p>
     <w:p>
@@ -6535,13 +8118,54 @@
         <w:pStyle w:val="ListBullet"/>
         <w:spacing w:before="20" w:after="20"/>
         <w:ind w:left="432"/>
-      </w:pPr>
-      <w:r>
-        <w:rPr>
-          <w:rFonts w:ascii="Arial" w:hAnsi="Arial"/>
-          <w:sz w:val="22"/>
-        </w:rPr>
-        <w:t>For each scenario: instantiate NetworkHardeningProblem, print statistics, call solve(), record metrics.</w:t>
+        <w:rPr>
+          <w:sz w:val="22"/>
+          <w:szCs w:val="22"/>
+        </w:rPr>
+      </w:pPr>
+      <w:r>
+        <w:rPr>
+          <w:rFonts w:ascii="Arial" w:hAnsi="Arial"/>
+          <w:sz w:val="22"/>
+          <w:szCs w:val="22"/>
+        </w:rPr>
+        <w:t xml:space="preserve">For each scenario: instantiate </w:t>
+      </w:r>
+      <w:proofErr w:type="spellStart"/>
+      <w:r>
+        <w:rPr>
+          <w:rFonts w:ascii="Arial" w:hAnsi="Arial"/>
+          <w:sz w:val="22"/>
+          <w:szCs w:val="22"/>
+        </w:rPr>
+        <w:t>NetworkHardeningProblem</w:t>
+      </w:r>
+      <w:proofErr w:type="spellEnd"/>
+      <w:r>
+        <w:rPr>
+          <w:rFonts w:ascii="Arial" w:hAnsi="Arial"/>
+          <w:sz w:val="22"/>
+          <w:szCs w:val="22"/>
+        </w:rPr>
+        <w:t xml:space="preserve">, print statistics, call </w:t>
+      </w:r>
+      <w:proofErr w:type="gramStart"/>
+      <w:r>
+        <w:rPr>
+          <w:rFonts w:ascii="Arial" w:hAnsi="Arial"/>
+          <w:sz w:val="22"/>
+          <w:szCs w:val="22"/>
+        </w:rPr>
+        <w:t>solve(</w:t>
+      </w:r>
+      <w:proofErr w:type="gramEnd"/>
+      <w:r>
+        <w:rPr>
+          <w:rFonts w:ascii="Arial" w:hAnsi="Arial"/>
+          <w:sz w:val="22"/>
+          <w:szCs w:val="22"/>
+        </w:rPr>
+        <w:t>), record metrics.</w:t>
       </w:r>
     </w:p>
     <w:p>
@@ -6549,11 +8173,16 @@
         <w:pStyle w:val="ListBullet"/>
         <w:spacing w:before="20" w:after="20"/>
         <w:ind w:left="432"/>
-      </w:pPr>
-      <w:r>
-        <w:rPr>
-          <w:rFonts w:ascii="Arial" w:hAnsi="Arial"/>
-          <w:sz w:val="22"/>
+        <w:rPr>
+          <w:sz w:val="22"/>
+          <w:szCs w:val="22"/>
+        </w:rPr>
+      </w:pPr>
+      <w:r>
+        <w:rPr>
+          <w:rFonts w:ascii="Arial" w:hAnsi="Arial"/>
+          <w:sz w:val="22"/>
+          <w:szCs w:val="22"/>
         </w:rPr>
         <w:t>Parse each action in the plan and accumulate counts by action type.</w:t>
       </w:r>
@@ -6563,11 +8192,16 @@
         <w:pStyle w:val="ListBullet"/>
         <w:spacing w:before="20" w:after="20"/>
         <w:ind w:left="432"/>
-      </w:pPr>
-      <w:r>
-        <w:rPr>
-          <w:rFonts w:ascii="Arial" w:hAnsi="Arial"/>
-          <w:sz w:val="22"/>
+        <w:rPr>
+          <w:sz w:val="22"/>
+          <w:szCs w:val="22"/>
+        </w:rPr>
+      </w:pPr>
+      <w:r>
+        <w:rPr>
+          <w:rFonts w:ascii="Arial" w:hAnsi="Arial"/>
+          <w:sz w:val="22"/>
+          <w:szCs w:val="22"/>
         </w:rPr>
         <w:t>Save the plan to output/&lt;folder&gt;/plans/plan_&lt;name&gt;.txt.</w:t>
       </w:r>
@@ -6577,11 +8211,16 @@
         <w:pStyle w:val="ListBullet"/>
         <w:spacing w:before="20" w:after="20"/>
         <w:ind w:left="432"/>
-      </w:pPr>
-      <w:r>
-        <w:rPr>
-          <w:rFonts w:ascii="Arial" w:hAnsi="Arial"/>
-          <w:sz w:val="22"/>
+        <w:rPr>
+          <w:sz w:val="22"/>
+          <w:szCs w:val="22"/>
+        </w:rPr>
+      </w:pPr>
+      <w:r>
+        <w:rPr>
+          <w:rFonts w:ascii="Arial" w:hAnsi="Arial"/>
+          <w:sz w:val="22"/>
+          <w:szCs w:val="22"/>
         </w:rPr>
         <w:t>After all scenarios: save summary.csv, print aggregate statistics, generate four charts.</w:t>
       </w:r>
@@ -6601,6 +8240,7 @@
       <w:pPr>
         <w:spacing w:before="240" w:after="80"/>
       </w:pPr>
+      <w:proofErr w:type="gramStart"/>
       <w:r>
         <w:rPr>
           <w:rFonts w:ascii="Arial" w:hAnsi="Arial"/>
@@ -6608,27 +8248,37 @@
           <w:color w:val="2E75B6"/>
           <w:sz w:val="28"/>
         </w:rPr>
-        <w:t>7.2  Output Charts</w:t>
+        <w:t>7.2  Output</w:t>
+      </w:r>
+      <w:proofErr w:type="gramEnd"/>
+      <w:r>
+        <w:rPr>
+          <w:rFonts w:ascii="Arial" w:hAnsi="Arial"/>
+          <w:b/>
+          <w:color w:val="2E75B6"/>
+          <w:sz w:val="28"/>
+        </w:rPr>
+        <w:t xml:space="preserve"> Charts</w:t>
       </w:r>
     </w:p>
     <w:tbl>
       <w:tblPr>
         <w:tblStyle w:val="TableGrid"/>
-        <w:tblW w:w="9587" w:type="dxa"/>
+        <w:tblW w:w="9602" w:type="dxa"/>
         <w:tblLook w:val="04A0" w:firstRow="1" w:lastRow="0" w:firstColumn="1" w:lastColumn="0" w:noHBand="0" w:noVBand="1"/>
       </w:tblPr>
       <w:tblGrid>
-        <w:gridCol w:w="2212"/>
-        <w:gridCol w:w="2655"/>
-        <w:gridCol w:w="4720"/>
+        <w:gridCol w:w="2215"/>
+        <w:gridCol w:w="2659"/>
+        <w:gridCol w:w="4728"/>
       </w:tblGrid>
       <w:tr>
         <w:trPr>
-          <w:trHeight w:val="385"/>
+          <w:trHeight w:val="448"/>
         </w:trPr>
         <w:tc>
           <w:tcPr>
-            <w:tcW w:w="2212" w:type="dxa"/>
+            <w:tcW w:w="2215" w:type="dxa"/>
             <w:tcBorders>
               <w:top w:val="single" w:sz="4" w:space="0" w:color="2E75B6"/>
               <w:left w:val="single" w:sz="4" w:space="0" w:color="2E75B6"/>
@@ -6653,7 +8303,7 @@
         </w:tc>
         <w:tc>
           <w:tcPr>
-            <w:tcW w:w="2655" w:type="dxa"/>
+            <w:tcW w:w="2659" w:type="dxa"/>
             <w:tcBorders>
               <w:top w:val="single" w:sz="4" w:space="0" w:color="2E75B6"/>
               <w:left w:val="single" w:sz="4" w:space="0" w:color="2E75B6"/>
@@ -6678,7 +8328,7 @@
         </w:tc>
         <w:tc>
           <w:tcPr>
-            <w:tcW w:w="4720" w:type="dxa"/>
+            <w:tcW w:w="4728" w:type="dxa"/>
             <w:tcBorders>
               <w:top w:val="single" w:sz="4" w:space="0" w:color="2E75B6"/>
               <w:left w:val="single" w:sz="4" w:space="0" w:color="2E75B6"/>
@@ -6704,11 +8354,11 @@
       </w:tr>
       <w:tr>
         <w:trPr>
-          <w:trHeight w:val="637"/>
+          <w:trHeight w:val="741"/>
         </w:trPr>
         <w:tc>
           <w:tcPr>
-            <w:tcW w:w="2212" w:type="dxa"/>
+            <w:tcW w:w="2215" w:type="dxa"/>
             <w:tcBorders>
               <w:top w:val="single" w:sz="2" w:space="0" w:color="CCCCCC"/>
               <w:left w:val="single" w:sz="2" w:space="0" w:color="CCCCCC"/>
@@ -6733,7 +8383,7 @@
         </w:tc>
         <w:tc>
           <w:tcPr>
-            <w:tcW w:w="2655" w:type="dxa"/>
+            <w:tcW w:w="2659" w:type="dxa"/>
             <w:tcBorders>
               <w:top w:val="single" w:sz="2" w:space="0" w:color="CCCCCC"/>
               <w:left w:val="single" w:sz="2" w:space="0" w:color="CCCCCC"/>
@@ -6758,7 +8408,7 @@
         </w:tc>
         <w:tc>
           <w:tcPr>
-            <w:tcW w:w="4720" w:type="dxa"/>
+            <w:tcW w:w="4728" w:type="dxa"/>
             <w:tcBorders>
               <w:top w:val="single" w:sz="2" w:space="0" w:color="CCCCCC"/>
               <w:left w:val="single" w:sz="2" w:space="0" w:color="CCCCCC"/>
@@ -6784,11 +8434,11 @@
       </w:tr>
       <w:tr>
         <w:trPr>
-          <w:trHeight w:val="637"/>
+          <w:trHeight w:val="741"/>
         </w:trPr>
         <w:tc>
           <w:tcPr>
-            <w:tcW w:w="2212" w:type="dxa"/>
+            <w:tcW w:w="2215" w:type="dxa"/>
             <w:tcBorders>
               <w:top w:val="single" w:sz="2" w:space="0" w:color="CCCCCC"/>
               <w:left w:val="single" w:sz="2" w:space="0" w:color="CCCCCC"/>
@@ -6813,7 +8463,7 @@
         </w:tc>
         <w:tc>
           <w:tcPr>
-            <w:tcW w:w="2655" w:type="dxa"/>
+            <w:tcW w:w="2659" w:type="dxa"/>
             <w:tcBorders>
               <w:top w:val="single" w:sz="2" w:space="0" w:color="CCCCCC"/>
               <w:left w:val="single" w:sz="2" w:space="0" w:color="CCCCCC"/>
@@ -6838,7 +8488,7 @@
         </w:tc>
         <w:tc>
           <w:tcPr>
-            <w:tcW w:w="4720" w:type="dxa"/>
+            <w:tcW w:w="4728" w:type="dxa"/>
             <w:tcBorders>
               <w:top w:val="single" w:sz="2" w:space="0" w:color="CCCCCC"/>
               <w:left w:val="single" w:sz="2" w:space="0" w:color="CCCCCC"/>
@@ -6864,11 +8514,11 @@
       </w:tr>
       <w:tr>
         <w:trPr>
-          <w:trHeight w:val="652"/>
+          <w:trHeight w:val="759"/>
         </w:trPr>
         <w:tc>
           <w:tcPr>
-            <w:tcW w:w="2212" w:type="dxa"/>
+            <w:tcW w:w="2215" w:type="dxa"/>
             <w:tcBorders>
               <w:top w:val="single" w:sz="2" w:space="0" w:color="CCCCCC"/>
               <w:left w:val="single" w:sz="2" w:space="0" w:color="CCCCCC"/>
@@ -6893,7 +8543,7 @@
         </w:tc>
         <w:tc>
           <w:tcPr>
-            <w:tcW w:w="2655" w:type="dxa"/>
+            <w:tcW w:w="2659" w:type="dxa"/>
             <w:tcBorders>
               <w:top w:val="single" w:sz="2" w:space="0" w:color="CCCCCC"/>
               <w:left w:val="single" w:sz="2" w:space="0" w:color="CCCCCC"/>
@@ -6918,7 +8568,7 @@
         </w:tc>
         <w:tc>
           <w:tcPr>
-            <w:tcW w:w="4720" w:type="dxa"/>
+            <w:tcW w:w="4728" w:type="dxa"/>
             <w:tcBorders>
               <w:top w:val="single" w:sz="2" w:space="0" w:color="CCCCCC"/>
               <w:left w:val="single" w:sz="2" w:space="0" w:color="CCCCCC"/>
@@ -6944,11 +8594,11 @@
       </w:tr>
       <w:tr>
         <w:trPr>
-          <w:trHeight w:val="370"/>
+          <w:trHeight w:val="430"/>
         </w:trPr>
         <w:tc>
           <w:tcPr>
-            <w:tcW w:w="2212" w:type="dxa"/>
+            <w:tcW w:w="2215" w:type="dxa"/>
             <w:tcBorders>
               <w:top w:val="single" w:sz="2" w:space="0" w:color="CCCCCC"/>
               <w:left w:val="single" w:sz="2" w:space="0" w:color="CCCCCC"/>
@@ -6973,7 +8623,7 @@
         </w:tc>
         <w:tc>
           <w:tcPr>
-            <w:tcW w:w="2655" w:type="dxa"/>
+            <w:tcW w:w="2659" w:type="dxa"/>
             <w:tcBorders>
               <w:top w:val="single" w:sz="2" w:space="0" w:color="CCCCCC"/>
               <w:left w:val="single" w:sz="2" w:space="0" w:color="CCCCCC"/>
@@ -6998,7 +8648,7 @@
         </w:tc>
         <w:tc>
           <w:tcPr>
-            <w:tcW w:w="4720" w:type="dxa"/>
+            <w:tcW w:w="4728" w:type="dxa"/>
             <w:tcBorders>
               <w:top w:val="single" w:sz="2" w:space="0" w:color="CCCCCC"/>
               <w:left w:val="single" w:sz="2" w:space="0" w:color="CCCCCC"/>
@@ -7050,12 +8700,17 @@
     <w:p>
       <w:pPr>
         <w:spacing w:before="40" w:after="80"/>
+        <w:rPr>
+          <w:sz w:val="22"/>
+          <w:szCs w:val="22"/>
+        </w:rPr>
       </w:pPr>
       <w:r>
         <w:rPr>
           <w:rFonts w:ascii="Arial" w:hAnsi="Arial"/>
           <w:color w:val="000000"/>
           <w:sz w:val="22"/>
+          <w:szCs w:val="22"/>
         </w:rPr>
         <w:t>The following results were obtained by running the full scenario suite</w:t>
       </w:r>
@@ -7063,6 +8718,8 @@
         <w:rPr>
           <w:rFonts w:ascii="Arial" w:hAnsi="Arial"/>
           <w:color w:val="000000"/>
+          <w:sz w:val="22"/>
+          <w:szCs w:val="22"/>
         </w:rPr>
         <w:t xml:space="preserve">, and </w:t>
       </w:r>
@@ -7071,6 +8728,7 @@
           <w:rFonts w:ascii="Arial" w:hAnsi="Arial"/>
           <w:color w:val="000000"/>
           <w:sz w:val="22"/>
+          <w:szCs w:val="22"/>
         </w:rPr>
         <w:t xml:space="preserve">times are wall-clock seconds on a standard laptop. </w:t>
       </w:r>
@@ -7079,6 +8737,7 @@
       <w:pPr>
         <w:spacing w:before="240" w:after="80"/>
       </w:pPr>
+      <w:proofErr w:type="gramStart"/>
       <w:r>
         <w:rPr>
           <w:rFonts w:ascii="Arial" w:hAnsi="Arial"/>
@@ -7086,7 +8745,17 @@
           <w:color w:val="2E75B6"/>
           <w:sz w:val="28"/>
         </w:rPr>
-        <w:t xml:space="preserve">8.1  Benchmark </w:t>
+        <w:t>8.1  Benchmark</w:t>
+      </w:r>
+      <w:proofErr w:type="gramEnd"/>
+      <w:r>
+        <w:rPr>
+          <w:rFonts w:ascii="Arial" w:hAnsi="Arial"/>
+          <w:b/>
+          <w:color w:val="2E75B6"/>
+          <w:sz w:val="28"/>
+        </w:rPr>
+        <w:t xml:space="preserve"> </w:t>
       </w:r>
     </w:p>
     <w:tbl>
@@ -8874,6 +10543,7 @@
       <w:pPr>
         <w:spacing w:before="240" w:after="80"/>
       </w:pPr>
+      <w:proofErr w:type="gramStart"/>
       <w:r>
         <w:rPr>
           <w:rFonts w:ascii="Arial" w:hAnsi="Arial"/>
@@ -8899,40 +10569,134 @@
           <w:color w:val="2E75B6"/>
           <w:sz w:val="28"/>
         </w:rPr>
-        <w:t xml:space="preserve">  Action Type Distribution</w:t>
+        <w:t xml:space="preserve">  Action</w:t>
+      </w:r>
+      <w:proofErr w:type="gramEnd"/>
+      <w:r>
+        <w:rPr>
+          <w:rFonts w:ascii="Arial" w:hAnsi="Arial"/>
+          <w:b/>
+          <w:color w:val="2E75B6"/>
+          <w:sz w:val="28"/>
+        </w:rPr>
+        <w:t xml:space="preserve"> Type Distribution</w:t>
       </w:r>
     </w:p>
     <w:p>
       <w:pPr>
         <w:spacing w:before="40" w:after="80"/>
+        <w:rPr>
+          <w:sz w:val="22"/>
+          <w:szCs w:val="22"/>
+        </w:rPr>
       </w:pPr>
       <w:r>
         <w:rPr>
           <w:rFonts w:ascii="Arial" w:hAnsi="Arial"/>
           <w:color w:val="000000"/>
           <w:sz w:val="22"/>
-        </w:rPr>
-        <w:t>The planner predominantly chose low-cost actions (patch_service, block_for_maintenance) over expensive ones (migrate_service, open_new_port). This is expected — the cost model correctly steers the planner toward minimally disruptive solutions.</w:t>
+          <w:szCs w:val="22"/>
+        </w:rPr>
+        <w:t>The planner predominantly chose low-cost actions (</w:t>
+      </w:r>
+      <w:proofErr w:type="spellStart"/>
+      <w:r>
+        <w:rPr>
+          <w:rFonts w:ascii="Arial" w:hAnsi="Arial"/>
+          <w:color w:val="000000"/>
+          <w:sz w:val="22"/>
+          <w:szCs w:val="22"/>
+        </w:rPr>
+        <w:t>patch_service</w:t>
+      </w:r>
+      <w:proofErr w:type="spellEnd"/>
+      <w:r>
+        <w:rPr>
+          <w:rFonts w:ascii="Arial" w:hAnsi="Arial"/>
+          <w:color w:val="000000"/>
+          <w:sz w:val="22"/>
+          <w:szCs w:val="22"/>
+        </w:rPr>
+        <w:t xml:space="preserve">, </w:t>
+      </w:r>
+      <w:proofErr w:type="spellStart"/>
+      <w:r>
+        <w:rPr>
+          <w:rFonts w:ascii="Arial" w:hAnsi="Arial"/>
+          <w:color w:val="000000"/>
+          <w:sz w:val="22"/>
+          <w:szCs w:val="22"/>
+        </w:rPr>
+        <w:t>block_for_maintenance</w:t>
+      </w:r>
+      <w:proofErr w:type="spellEnd"/>
+      <w:r>
+        <w:rPr>
+          <w:rFonts w:ascii="Arial" w:hAnsi="Arial"/>
+          <w:color w:val="000000"/>
+          <w:sz w:val="22"/>
+          <w:szCs w:val="22"/>
+        </w:rPr>
+        <w:t>) over expensive ones (</w:t>
+      </w:r>
+      <w:proofErr w:type="spellStart"/>
+      <w:r>
+        <w:rPr>
+          <w:rFonts w:ascii="Arial" w:hAnsi="Arial"/>
+          <w:color w:val="000000"/>
+          <w:sz w:val="22"/>
+          <w:szCs w:val="22"/>
+        </w:rPr>
+        <w:t>migrate_service</w:t>
+      </w:r>
+      <w:proofErr w:type="spellEnd"/>
+      <w:r>
+        <w:rPr>
+          <w:rFonts w:ascii="Arial" w:hAnsi="Arial"/>
+          <w:color w:val="000000"/>
+          <w:sz w:val="22"/>
+          <w:szCs w:val="22"/>
+        </w:rPr>
+        <w:t xml:space="preserve">, </w:t>
+      </w:r>
+      <w:proofErr w:type="spellStart"/>
+      <w:r>
+        <w:rPr>
+          <w:rFonts w:ascii="Arial" w:hAnsi="Arial"/>
+          <w:color w:val="000000"/>
+          <w:sz w:val="22"/>
+          <w:szCs w:val="22"/>
+        </w:rPr>
+        <w:t>open_new_port</w:t>
+      </w:r>
+      <w:proofErr w:type="spellEnd"/>
+      <w:r>
+        <w:rPr>
+          <w:rFonts w:ascii="Arial" w:hAnsi="Arial"/>
+          <w:color w:val="000000"/>
+          <w:sz w:val="22"/>
+          <w:szCs w:val="22"/>
+        </w:rPr>
+        <w:t>). This is expected — the cost model correctly steers the planner toward minimally disruptive solutions.</w:t>
       </w:r>
     </w:p>
     <w:tbl>
       <w:tblPr>
         <w:tblStyle w:val="TableGrid"/>
-        <w:tblW w:w="9695" w:type="dxa"/>
+        <w:tblW w:w="9515" w:type="dxa"/>
         <w:tblLook w:val="04A0" w:firstRow="1" w:lastRow="0" w:firstColumn="1" w:lastColumn="0" w:noHBand="0" w:noVBand="1"/>
       </w:tblPr>
       <w:tblGrid>
-        <w:gridCol w:w="2685"/>
-        <w:gridCol w:w="1790"/>
-        <w:gridCol w:w="5220"/>
+        <w:gridCol w:w="5709"/>
+        <w:gridCol w:w="3806"/>
       </w:tblGrid>
       <w:tr>
         <w:trPr>
-          <w:trHeight w:val="380"/>
+          <w:trHeight w:val="384"/>
         </w:trPr>
         <w:tc>
           <w:tcPr>
-            <w:tcW w:w="2685" w:type="dxa"/>
+            <w:tcW w:w="5709" w:type="dxa"/>
             <w:tcBorders>
               <w:top w:val="single" w:sz="4" w:space="0" w:color="2E75B6"/>
               <w:left w:val="single" w:sz="4" w:space="0" w:color="2E75B6"/>
@@ -8957,7 +10721,7 @@
         </w:tc>
         <w:tc>
           <w:tcPr>
-            <w:tcW w:w="1790" w:type="dxa"/>
+            <w:tcW w:w="3806" w:type="dxa"/>
             <w:tcBorders>
               <w:top w:val="single" w:sz="4" w:space="0" w:color="2E75B6"/>
               <w:left w:val="single" w:sz="4" w:space="0" w:color="2E75B6"/>
@@ -8980,39 +10744,14 @@
             </w:r>
           </w:p>
         </w:tc>
-        <w:tc>
-          <w:tcPr>
-            <w:tcW w:w="5220" w:type="dxa"/>
-            <w:tcBorders>
-              <w:top w:val="single" w:sz="4" w:space="0" w:color="2E75B6"/>
-              <w:left w:val="single" w:sz="4" w:space="0" w:color="2E75B6"/>
-              <w:bottom w:val="single" w:sz="4" w:space="0" w:color="2E75B6"/>
-              <w:right w:val="single" w:sz="4" w:space="0" w:color="2E75B6"/>
-            </w:tcBorders>
-            <w:shd w:val="clear" w:color="auto" w:fill="1B3A6B"/>
-          </w:tcPr>
-          <w:p>
-            <w:pPr>
-              <w:spacing w:before="40" w:after="40"/>
-            </w:pPr>
-            <w:r>
-              <w:rPr>
-                <w:rFonts w:ascii="Arial" w:hAnsi="Arial"/>
-                <w:b/>
-                <w:color w:val="FFFFFF"/>
-              </w:rPr>
-              <w:t>Notes</w:t>
-            </w:r>
-          </w:p>
-        </w:tc>
       </w:tr>
       <w:tr>
         <w:trPr>
-          <w:trHeight w:val="351"/>
+          <w:trHeight w:val="354"/>
         </w:trPr>
         <w:tc>
           <w:tcPr>
-            <w:tcW w:w="2685" w:type="dxa"/>
+            <w:tcW w:w="5709" w:type="dxa"/>
             <w:tcBorders>
               <w:top w:val="single" w:sz="2" w:space="0" w:color="CCCCCC"/>
               <w:left w:val="single" w:sz="2" w:space="0" w:color="CCCCCC"/>
@@ -9025,19 +10764,29 @@
             <w:pPr>
               <w:spacing w:before="40" w:after="40"/>
             </w:pPr>
-            <w:r>
-              <w:rPr>
-                <w:rFonts w:ascii="Arial" w:hAnsi="Arial"/>
-                <w:color w:val="000000"/>
-                <w:sz w:val="19"/>
-              </w:rPr>
-              <w:t>patch_service (3)</w:t>
-            </w:r>
-          </w:p>
-        </w:tc>
-        <w:tc>
-          <w:tcPr>
-            <w:tcW w:w="1790" w:type="dxa"/>
+            <w:proofErr w:type="spellStart"/>
+            <w:r>
+              <w:rPr>
+                <w:rFonts w:ascii="Arial" w:hAnsi="Arial"/>
+                <w:color w:val="000000"/>
+                <w:sz w:val="19"/>
+              </w:rPr>
+              <w:t>patch_service</w:t>
+            </w:r>
+            <w:proofErr w:type="spellEnd"/>
+            <w:r>
+              <w:rPr>
+                <w:rFonts w:ascii="Arial" w:hAnsi="Arial"/>
+                <w:color w:val="000000"/>
+                <w:sz w:val="19"/>
+              </w:rPr>
+              <w:t xml:space="preserve"> (3)</w:t>
+            </w:r>
+          </w:p>
+        </w:tc>
+        <w:tc>
+          <w:tcPr>
+            <w:tcW w:w="3806" w:type="dxa"/>
             <w:tcBorders>
               <w:top w:val="single" w:sz="2" w:space="0" w:color="CCCCCC"/>
               <w:left w:val="single" w:sz="2" w:space="0" w:color="CCCCCC"/>
@@ -9060,39 +10809,49 @@
             </w:r>
           </w:p>
         </w:tc>
-        <w:tc>
-          <w:tcPr>
-            <w:tcW w:w="5220" w:type="dxa"/>
+      </w:tr>
+      <w:tr>
+        <w:trPr>
+          <w:trHeight w:val="384"/>
+        </w:trPr>
+        <w:tc>
+          <w:tcPr>
+            <w:tcW w:w="5709" w:type="dxa"/>
             <w:tcBorders>
               <w:top w:val="single" w:sz="2" w:space="0" w:color="CCCCCC"/>
               <w:left w:val="single" w:sz="2" w:space="0" w:color="CCCCCC"/>
               <w:bottom w:val="single" w:sz="2" w:space="0" w:color="CCCCCC"/>
               <w:right w:val="single" w:sz="2" w:space="0" w:color="CCCCCC"/>
             </w:tcBorders>
-            <w:shd w:val="clear" w:color="auto" w:fill="F2F2F2"/>
-          </w:tcPr>
-          <w:p>
-            <w:pPr>
-              <w:spacing w:before="40" w:after="40"/>
-            </w:pPr>
-            <w:r>
-              <w:rPr>
-                <w:rFonts w:ascii="Arial" w:hAnsi="Arial"/>
-                <w:color w:val="000000"/>
-                <w:sz w:val="19"/>
-              </w:rPr>
-              <w:t>Preferred: lowest cost, no downtime</w:t>
-            </w:r>
-          </w:p>
-        </w:tc>
-      </w:tr>
-      <w:tr>
-        <w:trPr>
-          <w:trHeight w:val="380"/>
-        </w:trPr>
-        <w:tc>
-          <w:tcPr>
-            <w:tcW w:w="2685" w:type="dxa"/>
+            <w:shd w:val="clear" w:color="auto" w:fill="FFFFFF"/>
+          </w:tcPr>
+          <w:p>
+            <w:pPr>
+              <w:spacing w:before="40" w:after="40"/>
+            </w:pPr>
+            <w:proofErr w:type="spellStart"/>
+            <w:r>
+              <w:rPr>
+                <w:rFonts w:ascii="Arial" w:hAnsi="Arial"/>
+                <w:color w:val="000000"/>
+                <w:sz w:val="19"/>
+              </w:rPr>
+              <w:t>block_for_maintenance</w:t>
+            </w:r>
+            <w:proofErr w:type="spellEnd"/>
+            <w:r>
+              <w:rPr>
+                <w:rFonts w:ascii="Arial" w:hAnsi="Arial"/>
+                <w:color w:val="000000"/>
+                <w:sz w:val="19"/>
+              </w:rPr>
+              <w:t xml:space="preserve"> (4)</w:t>
+            </w:r>
+          </w:p>
+        </w:tc>
+        <w:tc>
+          <w:tcPr>
+            <w:tcW w:w="3806" w:type="dxa"/>
             <w:tcBorders>
               <w:top w:val="single" w:sz="2" w:space="0" w:color="CCCCCC"/>
               <w:left w:val="single" w:sz="2" w:space="0" w:color="CCCCCC"/>
@@ -9111,118 +10870,148 @@
                 <w:color w:val="000000"/>
                 <w:sz w:val="19"/>
               </w:rPr>
-              <w:t>block_for_maintenance (4)</w:t>
-            </w:r>
-          </w:p>
-        </w:tc>
-        <w:tc>
-          <w:tcPr>
-            <w:tcW w:w="1790" w:type="dxa"/>
+              <w:t>Rare</w:t>
+            </w:r>
+          </w:p>
+        </w:tc>
+      </w:tr>
+      <w:tr>
+        <w:trPr>
+          <w:trHeight w:val="370"/>
+        </w:trPr>
+        <w:tc>
+          <w:tcPr>
+            <w:tcW w:w="5709" w:type="dxa"/>
             <w:tcBorders>
               <w:top w:val="single" w:sz="2" w:space="0" w:color="CCCCCC"/>
               <w:left w:val="single" w:sz="2" w:space="0" w:color="CCCCCC"/>
               <w:bottom w:val="single" w:sz="2" w:space="0" w:color="CCCCCC"/>
               <w:right w:val="single" w:sz="2" w:space="0" w:color="CCCCCC"/>
             </w:tcBorders>
-            <w:shd w:val="clear" w:color="auto" w:fill="FFFFFF"/>
-          </w:tcPr>
-          <w:p>
-            <w:pPr>
-              <w:spacing w:before="40" w:after="40"/>
-            </w:pPr>
-            <w:r>
-              <w:rPr>
-                <w:rFonts w:ascii="Arial" w:hAnsi="Arial"/>
-                <w:color w:val="000000"/>
-                <w:sz w:val="19"/>
-              </w:rPr>
-              <w:t>Frequent</w:t>
-            </w:r>
-          </w:p>
-        </w:tc>
-        <w:tc>
-          <w:tcPr>
-            <w:tcW w:w="5220" w:type="dxa"/>
+            <w:shd w:val="clear" w:color="auto" w:fill="F2F2F2"/>
+          </w:tcPr>
+          <w:p>
+            <w:pPr>
+              <w:spacing w:before="40" w:after="40"/>
+            </w:pPr>
+            <w:proofErr w:type="spellStart"/>
+            <w:r>
+              <w:rPr>
+                <w:rFonts w:ascii="Arial" w:hAnsi="Arial"/>
+                <w:color w:val="000000"/>
+                <w:sz w:val="19"/>
+              </w:rPr>
+              <w:t>restore_service</w:t>
+            </w:r>
+            <w:proofErr w:type="spellEnd"/>
+            <w:r>
+              <w:rPr>
+                <w:rFonts w:ascii="Arial" w:hAnsi="Arial"/>
+                <w:color w:val="000000"/>
+                <w:sz w:val="19"/>
+              </w:rPr>
+              <w:t xml:space="preserve"> (4)</w:t>
+            </w:r>
+          </w:p>
+        </w:tc>
+        <w:tc>
+          <w:tcPr>
+            <w:tcW w:w="3806" w:type="dxa"/>
             <w:tcBorders>
               <w:top w:val="single" w:sz="2" w:space="0" w:color="CCCCCC"/>
               <w:left w:val="single" w:sz="2" w:space="0" w:color="CCCCCC"/>
               <w:bottom w:val="single" w:sz="2" w:space="0" w:color="CCCCCC"/>
               <w:right w:val="single" w:sz="2" w:space="0" w:color="CCCCCC"/>
             </w:tcBorders>
-            <w:shd w:val="clear" w:color="auto" w:fill="FFFFFF"/>
-          </w:tcPr>
-          <w:p>
-            <w:pPr>
-              <w:spacing w:before="40" w:after="40"/>
-            </w:pPr>
-            <w:r>
-              <w:rPr>
-                <w:rFonts w:ascii="Arial" w:hAnsi="Arial"/>
-                <w:color w:val="000000"/>
-                <w:sz w:val="19"/>
-              </w:rPr>
-              <w:t>Paired with patch/restore sequences</w:t>
+            <w:shd w:val="clear" w:color="auto" w:fill="F2F2F2"/>
+          </w:tcPr>
+          <w:p>
+            <w:pPr>
+              <w:spacing w:before="40" w:after="40"/>
+            </w:pPr>
+            <w:r>
+              <w:rPr>
+                <w:rFonts w:ascii="Arial" w:hAnsi="Arial"/>
+                <w:color w:val="000000"/>
+                <w:sz w:val="19"/>
+              </w:rPr>
+              <w:t>Rare</w:t>
             </w:r>
           </w:p>
         </w:tc>
       </w:tr>
       <w:tr>
         <w:trPr>
-          <w:trHeight w:val="366"/>
+          <w:trHeight w:val="370"/>
         </w:trPr>
         <w:tc>
           <w:tcPr>
-            <w:tcW w:w="2685" w:type="dxa"/>
+            <w:tcW w:w="5709" w:type="dxa"/>
             <w:tcBorders>
               <w:top w:val="single" w:sz="2" w:space="0" w:color="CCCCCC"/>
               <w:left w:val="single" w:sz="2" w:space="0" w:color="CCCCCC"/>
               <w:bottom w:val="single" w:sz="2" w:space="0" w:color="CCCCCC"/>
               <w:right w:val="single" w:sz="2" w:space="0" w:color="CCCCCC"/>
             </w:tcBorders>
-            <w:shd w:val="clear" w:color="auto" w:fill="F2F2F2"/>
-          </w:tcPr>
-          <w:p>
-            <w:pPr>
-              <w:spacing w:before="40" w:after="40"/>
-            </w:pPr>
-            <w:r>
-              <w:rPr>
-                <w:rFonts w:ascii="Arial" w:hAnsi="Arial"/>
-                <w:color w:val="000000"/>
-                <w:sz w:val="19"/>
-              </w:rPr>
-              <w:t>restore_service (4)</w:t>
-            </w:r>
-          </w:p>
-        </w:tc>
-        <w:tc>
-          <w:tcPr>
-            <w:tcW w:w="1790" w:type="dxa"/>
+            <w:shd w:val="clear" w:color="auto" w:fill="FFFFFF"/>
+          </w:tcPr>
+          <w:p>
+            <w:pPr>
+              <w:spacing w:before="40" w:after="40"/>
+            </w:pPr>
+            <w:proofErr w:type="spellStart"/>
+            <w:r>
+              <w:rPr>
+                <w:rFonts w:ascii="Arial" w:hAnsi="Arial"/>
+                <w:color w:val="000000"/>
+                <w:sz w:val="19"/>
+              </w:rPr>
+              <w:t>block_port</w:t>
+            </w:r>
+            <w:proofErr w:type="spellEnd"/>
+            <w:r>
+              <w:rPr>
+                <w:rFonts w:ascii="Arial" w:hAnsi="Arial"/>
+                <w:color w:val="000000"/>
+                <w:sz w:val="19"/>
+              </w:rPr>
+              <w:t xml:space="preserve"> (5)</w:t>
+            </w:r>
+          </w:p>
+        </w:tc>
+        <w:tc>
+          <w:tcPr>
+            <w:tcW w:w="3806" w:type="dxa"/>
             <w:tcBorders>
               <w:top w:val="single" w:sz="2" w:space="0" w:color="CCCCCC"/>
               <w:left w:val="single" w:sz="2" w:space="0" w:color="CCCCCC"/>
               <w:bottom w:val="single" w:sz="2" w:space="0" w:color="CCCCCC"/>
               <w:right w:val="single" w:sz="2" w:space="0" w:color="CCCCCC"/>
             </w:tcBorders>
-            <w:shd w:val="clear" w:color="auto" w:fill="F2F2F2"/>
-          </w:tcPr>
-          <w:p>
-            <w:pPr>
-              <w:spacing w:before="40" w:after="40"/>
-            </w:pPr>
-            <w:r>
-              <w:rPr>
-                <w:rFonts w:ascii="Arial" w:hAnsi="Arial"/>
-                <w:color w:val="000000"/>
-                <w:sz w:val="19"/>
-              </w:rPr>
-              <w:t>Rare</w:t>
-            </w:r>
-          </w:p>
-        </w:tc>
-        <w:tc>
-          <w:tcPr>
-            <w:tcW w:w="5220" w:type="dxa"/>
+            <w:shd w:val="clear" w:color="auto" w:fill="FFFFFF"/>
+          </w:tcPr>
+          <w:p>
+            <w:pPr>
+              <w:spacing w:before="40" w:after="40"/>
+            </w:pPr>
+            <w:r>
+              <w:rPr>
+                <w:rFonts w:ascii="Arial" w:hAnsi="Arial"/>
+                <w:color w:val="000000"/>
+                <w:sz w:val="19"/>
+              </w:rPr>
+              <w:t>Most frequent</w:t>
+            </w:r>
+          </w:p>
+        </w:tc>
+      </w:tr>
+      <w:tr>
+        <w:trPr>
+          <w:trHeight w:val="384"/>
+        </w:trPr>
+        <w:tc>
+          <w:tcPr>
+            <w:tcW w:w="5709" w:type="dxa"/>
             <w:tcBorders>
               <w:top w:val="single" w:sz="2" w:space="0" w:color="CCCCCC"/>
               <w:left w:val="single" w:sz="2" w:space="0" w:color="CCCCCC"/>
@@ -9235,49 +11024,59 @@
             <w:pPr>
               <w:spacing w:before="40" w:after="40"/>
             </w:pPr>
-            <w:r>
-              <w:rPr>
-                <w:rFonts w:ascii="Arial" w:hAnsi="Arial"/>
-                <w:color w:val="000000"/>
-                <w:sz w:val="19"/>
-              </w:rPr>
-              <w:t>Mirrors block_for_maintenance occurrences</w:t>
-            </w:r>
-          </w:p>
-        </w:tc>
-      </w:tr>
-      <w:tr>
-        <w:trPr>
-          <w:trHeight w:val="366"/>
-        </w:trPr>
-        <w:tc>
-          <w:tcPr>
-            <w:tcW w:w="2685" w:type="dxa"/>
+            <w:proofErr w:type="spellStart"/>
+            <w:r>
+              <w:rPr>
+                <w:rFonts w:ascii="Arial" w:hAnsi="Arial"/>
+                <w:color w:val="000000"/>
+                <w:sz w:val="19"/>
+              </w:rPr>
+              <w:t>disable_service</w:t>
+            </w:r>
+            <w:proofErr w:type="spellEnd"/>
+            <w:r>
+              <w:rPr>
+                <w:rFonts w:ascii="Arial" w:hAnsi="Arial"/>
+                <w:color w:val="000000"/>
+                <w:sz w:val="19"/>
+              </w:rPr>
+              <w:t xml:space="preserve"> (10)</w:t>
+            </w:r>
+          </w:p>
+        </w:tc>
+        <w:tc>
+          <w:tcPr>
+            <w:tcW w:w="3806" w:type="dxa"/>
             <w:tcBorders>
               <w:top w:val="single" w:sz="2" w:space="0" w:color="CCCCCC"/>
               <w:left w:val="single" w:sz="2" w:space="0" w:color="CCCCCC"/>
               <w:bottom w:val="single" w:sz="2" w:space="0" w:color="CCCCCC"/>
               <w:right w:val="single" w:sz="2" w:space="0" w:color="CCCCCC"/>
             </w:tcBorders>
-            <w:shd w:val="clear" w:color="auto" w:fill="FFFFFF"/>
-          </w:tcPr>
-          <w:p>
-            <w:pPr>
-              <w:spacing w:before="40" w:after="40"/>
-            </w:pPr>
-            <w:r>
-              <w:rPr>
-                <w:rFonts w:ascii="Arial" w:hAnsi="Arial"/>
-                <w:color w:val="000000"/>
-                <w:sz w:val="19"/>
-              </w:rPr>
-              <w:t>block_port (5)</w:t>
-            </w:r>
-          </w:p>
-        </w:tc>
-        <w:tc>
-          <w:tcPr>
-            <w:tcW w:w="1790" w:type="dxa"/>
+            <w:shd w:val="clear" w:color="auto" w:fill="F2F2F2"/>
+          </w:tcPr>
+          <w:p>
+            <w:pPr>
+              <w:spacing w:before="40" w:after="40"/>
+            </w:pPr>
+            <w:r>
+              <w:rPr>
+                <w:rFonts w:ascii="Arial" w:hAnsi="Arial"/>
+                <w:color w:val="000000"/>
+                <w:sz w:val="19"/>
+              </w:rPr>
+              <w:t>Frequent</w:t>
+            </w:r>
+          </w:p>
+        </w:tc>
+      </w:tr>
+      <w:tr>
+        <w:trPr>
+          <w:trHeight w:val="370"/>
+        </w:trPr>
+        <w:tc>
+          <w:tcPr>
+            <w:tcW w:w="5709" w:type="dxa"/>
             <w:tcBorders>
               <w:top w:val="single" w:sz="2" w:space="0" w:color="CCCCCC"/>
               <w:left w:val="single" w:sz="2" w:space="0" w:color="CCCCCC"/>
@@ -9290,19 +11089,29 @@
             <w:pPr>
               <w:spacing w:before="40" w:after="40"/>
             </w:pPr>
-            <w:r>
-              <w:rPr>
-                <w:rFonts w:ascii="Arial" w:hAnsi="Arial"/>
-                <w:color w:val="000000"/>
-                <w:sz w:val="19"/>
-              </w:rPr>
-              <w:t>Most frequent</w:t>
-            </w:r>
-          </w:p>
-        </w:tc>
-        <w:tc>
-          <w:tcPr>
-            <w:tcW w:w="5220" w:type="dxa"/>
+            <w:proofErr w:type="spellStart"/>
+            <w:r>
+              <w:rPr>
+                <w:rFonts w:ascii="Arial" w:hAnsi="Arial"/>
+                <w:color w:val="000000"/>
+                <w:sz w:val="19"/>
+              </w:rPr>
+              <w:t>open_new_port</w:t>
+            </w:r>
+            <w:proofErr w:type="spellEnd"/>
+            <w:r>
+              <w:rPr>
+                <w:rFonts w:ascii="Arial" w:hAnsi="Arial"/>
+                <w:color w:val="000000"/>
+                <w:sz w:val="19"/>
+              </w:rPr>
+              <w:t xml:space="preserve"> (14)</w:t>
+            </w:r>
+          </w:p>
+        </w:tc>
+        <w:tc>
+          <w:tcPr>
+            <w:tcW w:w="3806" w:type="dxa"/>
             <w:tcBorders>
               <w:top w:val="single" w:sz="2" w:space="0" w:color="CCCCCC"/>
               <w:left w:val="single" w:sz="2" w:space="0" w:color="CCCCCC"/>
@@ -9321,18 +11130,18 @@
                 <w:color w:val="000000"/>
                 <w:sz w:val="19"/>
               </w:rPr>
-              <w:t>When no recovery path exists for a port</w:t>
+              <w:t>Frequent</w:t>
             </w:r>
           </w:p>
         </w:tc>
       </w:tr>
       <w:tr>
         <w:trPr>
-          <w:trHeight w:val="380"/>
+          <w:trHeight w:val="384"/>
         </w:trPr>
         <w:tc>
           <w:tcPr>
-            <w:tcW w:w="2685" w:type="dxa"/>
+            <w:tcW w:w="5709" w:type="dxa"/>
             <w:tcBorders>
               <w:top w:val="single" w:sz="2" w:space="0" w:color="CCCCCC"/>
               <w:left w:val="single" w:sz="2" w:space="0" w:color="CCCCCC"/>
@@ -9345,19 +11154,29 @@
             <w:pPr>
               <w:spacing w:before="40" w:after="40"/>
             </w:pPr>
-            <w:r>
-              <w:rPr>
-                <w:rFonts w:ascii="Arial" w:hAnsi="Arial"/>
-                <w:color w:val="000000"/>
-                <w:sz w:val="19"/>
-              </w:rPr>
-              <w:t>disable_service (10)</w:t>
-            </w:r>
-          </w:p>
-        </w:tc>
-        <w:tc>
-          <w:tcPr>
-            <w:tcW w:w="1790" w:type="dxa"/>
+            <w:proofErr w:type="spellStart"/>
+            <w:r>
+              <w:rPr>
+                <w:rFonts w:ascii="Arial" w:hAnsi="Arial"/>
+                <w:color w:val="000000"/>
+                <w:sz w:val="19"/>
+              </w:rPr>
+              <w:t>migrate_service</w:t>
+            </w:r>
+            <w:proofErr w:type="spellEnd"/>
+            <w:r>
+              <w:rPr>
+                <w:rFonts w:ascii="Arial" w:hAnsi="Arial"/>
+                <w:color w:val="000000"/>
+                <w:sz w:val="19"/>
+              </w:rPr>
+              <w:t xml:space="preserve"> (16)</w:t>
+            </w:r>
+          </w:p>
+        </w:tc>
+        <w:tc>
+          <w:tcPr>
+            <w:tcW w:w="3806" w:type="dxa"/>
             <w:tcBorders>
               <w:top w:val="single" w:sz="2" w:space="0" w:color="CCCCCC"/>
               <w:left w:val="single" w:sz="2" w:space="0" w:color="CCCCCC"/>
@@ -9376,527 +11195,13 @@
                 <w:color w:val="000000"/>
                 <w:sz w:val="19"/>
               </w:rPr>
-              <w:t>Most frequent</w:t>
-            </w:r>
-          </w:p>
-        </w:tc>
-        <w:tc>
-          <w:tcPr>
-            <w:tcW w:w="5220" w:type="dxa"/>
-            <w:tcBorders>
-              <w:top w:val="single" w:sz="2" w:space="0" w:color="CCCCCC"/>
-              <w:left w:val="single" w:sz="2" w:space="0" w:color="CCCCCC"/>
-              <w:bottom w:val="single" w:sz="2" w:space="0" w:color="CCCCCC"/>
-              <w:right w:val="single" w:sz="2" w:space="0" w:color="CCCCCC"/>
-            </w:tcBorders>
-            <w:shd w:val="clear" w:color="auto" w:fill="F2F2F2"/>
-          </w:tcPr>
-          <w:p>
-            <w:pPr>
-              <w:spacing w:before="40" w:after="40"/>
-            </w:pPr>
-            <w:r>
-              <w:rPr>
-                <w:rFonts w:ascii="Arial" w:hAnsi="Arial"/>
-                <w:color w:val="000000"/>
-                <w:sz w:val="19"/>
-              </w:rPr>
-              <w:t>Only non-critical, already-isolated services</w:t>
-            </w:r>
-          </w:p>
-        </w:tc>
-      </w:tr>
-      <w:tr>
-        <w:trPr>
-          <w:trHeight w:val="366"/>
-        </w:trPr>
-        <w:tc>
-          <w:tcPr>
-            <w:tcW w:w="2685" w:type="dxa"/>
-            <w:tcBorders>
-              <w:top w:val="single" w:sz="2" w:space="0" w:color="CCCCCC"/>
-              <w:left w:val="single" w:sz="2" w:space="0" w:color="CCCCCC"/>
-              <w:bottom w:val="single" w:sz="2" w:space="0" w:color="CCCCCC"/>
-              <w:right w:val="single" w:sz="2" w:space="0" w:color="CCCCCC"/>
-            </w:tcBorders>
-            <w:shd w:val="clear" w:color="auto" w:fill="FFFFFF"/>
-          </w:tcPr>
-          <w:p>
-            <w:pPr>
-              <w:spacing w:before="40" w:after="40"/>
-            </w:pPr>
-            <w:r>
-              <w:rPr>
-                <w:rFonts w:ascii="Arial" w:hAnsi="Arial"/>
-                <w:color w:val="000000"/>
-                <w:sz w:val="19"/>
-              </w:rPr>
-              <w:t>open_new_port (14)</w:t>
-            </w:r>
-          </w:p>
-        </w:tc>
-        <w:tc>
-          <w:tcPr>
-            <w:tcW w:w="1790" w:type="dxa"/>
-            <w:tcBorders>
-              <w:top w:val="single" w:sz="2" w:space="0" w:color="CCCCCC"/>
-              <w:left w:val="single" w:sz="2" w:space="0" w:color="CCCCCC"/>
-              <w:bottom w:val="single" w:sz="2" w:space="0" w:color="CCCCCC"/>
-              <w:right w:val="single" w:sz="2" w:space="0" w:color="CCCCCC"/>
-            </w:tcBorders>
-            <w:shd w:val="clear" w:color="auto" w:fill="FFFFFF"/>
-          </w:tcPr>
-          <w:p>
-            <w:pPr>
-              <w:spacing w:before="40" w:after="40"/>
-            </w:pPr>
-            <w:r>
-              <w:rPr>
-                <w:rFonts w:ascii="Arial" w:hAnsi="Arial"/>
-                <w:color w:val="000000"/>
-                <w:sz w:val="19"/>
-              </w:rPr>
               <w:t>Frequent</w:t>
-            </w:r>
-          </w:p>
-        </w:tc>
-        <w:tc>
-          <w:tcPr>
-            <w:tcW w:w="5220" w:type="dxa"/>
-            <w:tcBorders>
-              <w:top w:val="single" w:sz="2" w:space="0" w:color="CCCCCC"/>
-              <w:left w:val="single" w:sz="2" w:space="0" w:color="CCCCCC"/>
-              <w:bottom w:val="single" w:sz="2" w:space="0" w:color="CCCCCC"/>
-              <w:right w:val="single" w:sz="2" w:space="0" w:color="CCCCCC"/>
-            </w:tcBorders>
-            <w:shd w:val="clear" w:color="auto" w:fill="FFFFFF"/>
-          </w:tcPr>
-          <w:p>
-            <w:pPr>
-              <w:spacing w:before="40" w:after="40"/>
-            </w:pPr>
-            <w:r>
-              <w:rPr>
-                <w:rFonts w:ascii="Arial" w:hAnsi="Arial"/>
-                <w:color w:val="000000"/>
-                <w:sz w:val="19"/>
-              </w:rPr>
-              <w:t>Only when no alternative port pre-configured</w:t>
-            </w:r>
-          </w:p>
-        </w:tc>
-      </w:tr>
-      <w:tr>
-        <w:trPr>
-          <w:trHeight w:val="380"/>
-        </w:trPr>
-        <w:tc>
-          <w:tcPr>
-            <w:tcW w:w="2685" w:type="dxa"/>
-            <w:tcBorders>
-              <w:top w:val="single" w:sz="2" w:space="0" w:color="CCCCCC"/>
-              <w:left w:val="single" w:sz="2" w:space="0" w:color="CCCCCC"/>
-              <w:bottom w:val="single" w:sz="2" w:space="0" w:color="CCCCCC"/>
-              <w:right w:val="single" w:sz="2" w:space="0" w:color="CCCCCC"/>
-            </w:tcBorders>
-            <w:shd w:val="clear" w:color="auto" w:fill="F2F2F2"/>
-          </w:tcPr>
-          <w:p>
-            <w:pPr>
-              <w:spacing w:before="40" w:after="40"/>
-            </w:pPr>
-            <w:r>
-              <w:rPr>
-                <w:rFonts w:ascii="Arial" w:hAnsi="Arial"/>
-                <w:color w:val="000000"/>
-                <w:sz w:val="19"/>
-              </w:rPr>
-              <w:t>migrate_service (16)</w:t>
-            </w:r>
-          </w:p>
-        </w:tc>
-        <w:tc>
-          <w:tcPr>
-            <w:tcW w:w="1790" w:type="dxa"/>
-            <w:tcBorders>
-              <w:top w:val="single" w:sz="2" w:space="0" w:color="CCCCCC"/>
-              <w:left w:val="single" w:sz="2" w:space="0" w:color="CCCCCC"/>
-              <w:bottom w:val="single" w:sz="2" w:space="0" w:color="CCCCCC"/>
-              <w:right w:val="single" w:sz="2" w:space="0" w:color="CCCCCC"/>
-            </w:tcBorders>
-            <w:shd w:val="clear" w:color="auto" w:fill="F2F2F2"/>
-          </w:tcPr>
-          <w:p>
-            <w:pPr>
-              <w:spacing w:before="40" w:after="40"/>
-            </w:pPr>
-            <w:r>
-              <w:rPr>
-                <w:rFonts w:ascii="Arial" w:hAnsi="Arial"/>
-                <w:color w:val="000000"/>
-                <w:sz w:val="19"/>
-              </w:rPr>
-              <w:t>Moderate</w:t>
-            </w:r>
-          </w:p>
-        </w:tc>
-        <w:tc>
-          <w:tcPr>
-            <w:tcW w:w="5220" w:type="dxa"/>
-            <w:tcBorders>
-              <w:top w:val="single" w:sz="2" w:space="0" w:color="CCCCCC"/>
-              <w:left w:val="single" w:sz="2" w:space="0" w:color="CCCCCC"/>
-              <w:bottom w:val="single" w:sz="2" w:space="0" w:color="CCCCCC"/>
-              <w:right w:val="single" w:sz="2" w:space="0" w:color="CCCCCC"/>
-            </w:tcBorders>
-            <w:shd w:val="clear" w:color="auto" w:fill="F2F2F2"/>
-          </w:tcPr>
-          <w:p>
-            <w:pPr>
-              <w:spacing w:before="40" w:after="40"/>
-            </w:pPr>
-            <w:r>
-              <w:rPr>
-                <w:rFonts w:ascii="Arial" w:hAnsi="Arial"/>
-                <w:color w:val="000000"/>
-                <w:sz w:val="19"/>
-              </w:rPr>
-              <w:t>Only when pre-validated alternative available</w:t>
             </w:r>
           </w:p>
         </w:tc>
       </w:tr>
     </w:tbl>
     <w:p/>
-    <w:p>
-      <w:pPr>
-        <w:pBdr>
-          <w:bottom w:val="single" w:sz="8" w:space="4" w:color="2E75B6"/>
-        </w:pBdr>
-        <w:spacing w:before="360" w:after="160"/>
-        <w:rPr>
-          <w:rFonts w:ascii="Arial" w:hAnsi="Arial"/>
-          <w:b/>
-          <w:color w:val="2E75B6"/>
-          <w:sz w:val="28"/>
-        </w:rPr>
-      </w:pPr>
-    </w:p>
-    <w:p>
-      <w:pPr>
-        <w:pBdr>
-          <w:bottom w:val="single" w:sz="8" w:space="4" w:color="2E75B6"/>
-        </w:pBdr>
-        <w:spacing w:before="360" w:after="160"/>
-      </w:pPr>
-      <w:r>
-        <w:rPr>
-          <w:rFonts w:ascii="Arial" w:hAnsi="Arial"/>
-          <w:b/>
-          <w:color w:val="1B3A6B"/>
-          <w:sz w:val="36"/>
-        </w:rPr>
-        <w:lastRenderedPageBreak/>
-        <w:t>9. Key Design Decisions</w:t>
-      </w:r>
-    </w:p>
-    <w:p>
-      <w:pPr>
-        <w:spacing w:before="240" w:after="80"/>
-      </w:pPr>
-      <w:r>
-        <w:rPr>
-          <w:rFonts w:ascii="Arial" w:hAnsi="Arial"/>
-          <w:b/>
-          <w:color w:val="2E75B6"/>
-          <w:sz w:val="28"/>
-        </w:rPr>
-        <w:t>9.</w:t>
-      </w:r>
-      <w:r>
-        <w:rPr>
-          <w:rFonts w:ascii="Arial" w:hAnsi="Arial"/>
-          <w:b/>
-          <w:color w:val="2E75B6"/>
-          <w:sz w:val="28"/>
-        </w:rPr>
-        <w:t>1</w:t>
-      </w:r>
-      <w:r>
-        <w:rPr>
-          <w:rFonts w:ascii="Arial" w:hAnsi="Arial"/>
-          <w:b/>
-          <w:color w:val="2E75B6"/>
-          <w:sz w:val="28"/>
-        </w:rPr>
-        <w:t xml:space="preserve">  Global Policy Fluents</w:t>
-      </w:r>
-    </w:p>
-    <w:p>
-      <w:pPr>
-        <w:spacing w:before="40" w:after="80"/>
-        <w:rPr>
-          <w:rFonts w:ascii="Arial" w:hAnsi="Arial"/>
-          <w:color w:val="000000"/>
-        </w:rPr>
-      </w:pPr>
-      <w:r>
-        <w:rPr>
-          <w:rFonts w:ascii="Arial" w:hAnsi="Arial"/>
-          <w:color w:val="000000"/>
-          <w:sz w:val="22"/>
-        </w:rPr>
-        <w:t xml:space="preserve">port_forbidden and service_forbidden are </w:t>
-      </w:r>
-      <w:r>
-        <w:rPr>
-          <w:rFonts w:ascii="Arial" w:hAnsi="Arial"/>
-          <w:color w:val="000000"/>
-        </w:rPr>
-        <w:t xml:space="preserve">defined as </w:t>
-      </w:r>
-      <w:r>
-        <w:rPr>
-          <w:rFonts w:ascii="Arial" w:hAnsi="Arial"/>
-          <w:color w:val="000000"/>
-          <w:sz w:val="22"/>
-        </w:rPr>
-        <w:t>global, not per-host</w:t>
-      </w:r>
-      <w:r>
-        <w:rPr>
-          <w:rFonts w:ascii="Arial" w:hAnsi="Arial"/>
-          <w:color w:val="000000"/>
-        </w:rPr>
-        <w:t xml:space="preserve"> to </w:t>
-      </w:r>
-      <w:r>
-        <w:rPr>
-          <w:rFonts w:ascii="Arial" w:hAnsi="Arial"/>
-          <w:color w:val="000000"/>
-          <w:sz w:val="22"/>
-        </w:rPr>
-        <w:t>correctly model real security policy — a forbidden protocol is forbidden everywhere — and reduce the number of initial state facts.</w:t>
-      </w:r>
-    </w:p>
-    <w:p>
-      <w:pPr>
-        <w:spacing w:before="40" w:after="80"/>
-      </w:pPr>
-    </w:p>
-    <w:p>
-      <w:pPr>
-        <w:spacing w:before="240" w:after="80"/>
-      </w:pPr>
-      <w:r>
-        <w:rPr>
-          <w:rFonts w:ascii="Arial" w:hAnsi="Arial"/>
-          <w:b/>
-          <w:color w:val="2E75B6"/>
-          <w:sz w:val="28"/>
-        </w:rPr>
-        <w:t>9.</w:t>
-      </w:r>
-      <w:r>
-        <w:rPr>
-          <w:rFonts w:ascii="Arial" w:hAnsi="Arial"/>
-          <w:b/>
-          <w:color w:val="2E75B6"/>
-          <w:sz w:val="28"/>
-        </w:rPr>
-        <w:t>2</w:t>
-      </w:r>
-      <w:r>
-        <w:rPr>
-          <w:rFonts w:ascii="Arial" w:hAnsi="Arial"/>
-          <w:b/>
-          <w:color w:val="2E75B6"/>
-          <w:sz w:val="28"/>
-        </w:rPr>
-        <w:t xml:space="preserve">  History Fluent for Restore</w:t>
-      </w:r>
-    </w:p>
-    <w:p>
-      <w:pPr>
-        <w:spacing w:before="40" w:after="80"/>
-        <w:rPr>
-          <w:rFonts w:ascii="Arial" w:hAnsi="Arial"/>
-          <w:color w:val="000000"/>
-        </w:rPr>
-      </w:pPr>
-      <w:r>
-        <w:rPr>
-          <w:rFonts w:ascii="Arial" w:hAnsi="Arial"/>
-          <w:color w:val="000000"/>
-          <w:sz w:val="22"/>
-        </w:rPr>
-        <w:t>service_used_port is a memory mechanism for restore_service</w:t>
-      </w:r>
-      <w:r>
-        <w:rPr>
-          <w:rFonts w:ascii="Arial" w:hAnsi="Arial"/>
-          <w:color w:val="000000"/>
-        </w:rPr>
-        <w:t xml:space="preserve">, used to </w:t>
-      </w:r>
-      <w:r>
-        <w:rPr>
-          <w:rFonts w:ascii="Arial" w:hAnsi="Arial"/>
-          <w:color w:val="000000"/>
-          <w:sz w:val="22"/>
-        </w:rPr>
-        <w:t>enable sequential action patterns that require state history which the planner cannot otherwise access.</w:t>
-      </w:r>
-    </w:p>
-    <w:p>
-      <w:pPr>
-        <w:spacing w:before="40" w:after="80"/>
-      </w:pPr>
-    </w:p>
-    <w:p>
-      <w:pPr>
-        <w:spacing w:before="240" w:after="80"/>
-      </w:pPr>
-      <w:r>
-        <w:rPr>
-          <w:rFonts w:ascii="Arial" w:hAnsi="Arial"/>
-          <w:b/>
-          <w:color w:val="2E75B6"/>
-          <w:sz w:val="28"/>
-        </w:rPr>
-        <w:t>9.</w:t>
-      </w:r>
-      <w:r>
-        <w:rPr>
-          <w:rFonts w:ascii="Arial" w:hAnsi="Arial"/>
-          <w:b/>
-          <w:color w:val="2E75B6"/>
-          <w:sz w:val="28"/>
-        </w:rPr>
-        <w:t>3</w:t>
-      </w:r>
-      <w:r>
-        <w:rPr>
-          <w:rFonts w:ascii="Arial" w:hAnsi="Arial"/>
-          <w:b/>
-          <w:color w:val="2E75B6"/>
-          <w:sz w:val="28"/>
-        </w:rPr>
-        <w:t xml:space="preserve">  JSON Input Format</w:t>
-      </w:r>
-    </w:p>
-    <w:p>
-      <w:pPr>
-        <w:spacing w:before="40" w:after="80"/>
-        <w:rPr>
-          <w:rFonts w:ascii="Arial" w:hAnsi="Arial"/>
-          <w:color w:val="000000"/>
-        </w:rPr>
-      </w:pPr>
-      <w:r>
-        <w:rPr>
-          <w:rFonts w:ascii="Arial" w:hAnsi="Arial"/>
-          <w:color w:val="000000"/>
-          <w:sz w:val="22"/>
-        </w:rPr>
-        <w:t>JSON was chosen for human readability, ease of authoring, and tooling compatibility</w:t>
-      </w:r>
-      <w:r>
-        <w:rPr>
-          <w:rFonts w:ascii="Arial" w:hAnsi="Arial"/>
-          <w:color w:val="000000"/>
-        </w:rPr>
-        <w:t xml:space="preserve"> to</w:t>
-      </w:r>
-      <w:r>
-        <w:rPr>
-          <w:rFonts w:ascii="Arial" w:hAnsi="Arial"/>
-          <w:color w:val="000000"/>
-          <w:sz w:val="22"/>
-        </w:rPr>
-        <w:t xml:space="preserve"> describe any network topology within the domain's expressiveness without requiring users understand</w:t>
-      </w:r>
-      <w:r>
-        <w:rPr>
-          <w:rFonts w:ascii="Arial" w:hAnsi="Arial"/>
-          <w:color w:val="000000"/>
-        </w:rPr>
-        <w:t>ing</w:t>
-      </w:r>
-      <w:r>
-        <w:rPr>
-          <w:rFonts w:ascii="Arial" w:hAnsi="Arial"/>
-          <w:color w:val="000000"/>
-          <w:sz w:val="22"/>
-        </w:rPr>
-        <w:t xml:space="preserve"> PDDL syntax.</w:t>
-      </w:r>
-    </w:p>
-    <w:p>
-      <w:pPr>
-        <w:spacing w:before="40" w:after="80"/>
-      </w:pPr>
-    </w:p>
-    <w:p>
-      <w:pPr>
-        <w:spacing w:before="240" w:after="80"/>
-      </w:pPr>
-      <w:r>
-        <w:rPr>
-          <w:rFonts w:ascii="Arial" w:hAnsi="Arial"/>
-          <w:b/>
-          <w:color w:val="2E75B6"/>
-          <w:sz w:val="28"/>
-        </w:rPr>
-        <w:t>9.</w:t>
-      </w:r>
-      <w:r>
-        <w:rPr>
-          <w:rFonts w:ascii="Arial" w:hAnsi="Arial"/>
-          <w:b/>
-          <w:color w:val="2E75B6"/>
-          <w:sz w:val="28"/>
-        </w:rPr>
-        <w:t>4</w:t>
-      </w:r>
-      <w:r>
-        <w:rPr>
-          <w:rFonts w:ascii="Arial" w:hAnsi="Arial"/>
-          <w:b/>
-          <w:color w:val="2E75B6"/>
-          <w:sz w:val="28"/>
-        </w:rPr>
-        <w:t xml:space="preserve">  Domain / Problem Separation</w:t>
-      </w:r>
-    </w:p>
-    <w:p>
-      <w:pPr>
-        <w:spacing w:before="40" w:after="80"/>
-      </w:pPr>
-      <w:r>
-        <w:rPr>
-          <w:rFonts w:ascii="Arial" w:hAnsi="Arial"/>
-          <w:color w:val="000000"/>
-          <w:sz w:val="22"/>
-        </w:rPr>
-        <w:t>domain.py defines types, fluents, and actions independently of any specific scenario</w:t>
-      </w:r>
-      <w:r>
-        <w:rPr>
-          <w:rFonts w:ascii="Arial" w:hAnsi="Arial"/>
-          <w:color w:val="000000"/>
-        </w:rPr>
-        <w:t>, while</w:t>
-      </w:r>
-      <w:r>
-        <w:rPr>
-          <w:rFonts w:ascii="Arial" w:hAnsi="Arial"/>
-          <w:color w:val="000000"/>
-          <w:sz w:val="22"/>
-        </w:rPr>
-        <w:t xml:space="preserve"> problem.py instantiates them. </w:t>
-      </w:r>
-    </w:p>
     <w:p/>
     <w:sectPr>
       <w:footerReference w:type="default" r:id="rId8"/>
@@ -11387,6 +12692,7 @@
   <w:style w:type="character" w:default="1" w:styleId="DefaultParagraphFont">
     <w:name w:val="Default Paragraph Font"/>
     <w:uiPriority w:val="1"/>
+    <w:semiHidden/>
     <w:unhideWhenUsed/>
   </w:style>
   <w:style w:type="table" w:default="1" w:styleId="TableNormal">
